--- a/Group8_COMP4200_FinalReport.docx
+++ b/Group8_COMP4200_FinalReport.docx
@@ -373,8 +373,11 @@
       <w:sdtPr>
         <w:rPr>
           <w:rFonts w:ascii="Times New Roman" w:hAnsi="Times New Roman" w:cs="Times New Roman"/>
-          <w:sz w:val="24"/>
-          <w:szCs w:val="24"/>
+          <w:b/>
+          <w:bCs/>
+          <w:sz w:val="24"/>
+          <w:szCs w:val="24"/>
+          <w:u w:val="single"/>
         </w:rPr>
         <w:id w:val="-843626480"/>
         <w:docPartObj>
@@ -385,11 +388,10 @@
       <w:sdtEndPr>
         <w:rPr>
           <w:rFonts w:eastAsiaTheme="minorHAnsi"/>
-          <w:b/>
-          <w:bCs/>
           <w:noProof/>
           <w:color w:val="auto"/>
           <w:kern w:val="2"/>
+          <w:u w:val="none"/>
           <w:lang w:val="en-CA"/>
           <w14:ligatures w14:val="standardContextual"/>
         </w:rPr>
@@ -400,15 +402,21 @@
             <w:pStyle w:val="TOCHeading"/>
             <w:rPr>
               <w:rFonts w:ascii="Times New Roman" w:hAnsi="Times New Roman" w:cs="Times New Roman"/>
+              <w:b/>
+              <w:bCs/>
               <w:sz w:val="24"/>
               <w:szCs w:val="24"/>
+              <w:u w:val="single"/>
             </w:rPr>
           </w:pPr>
           <w:r>
             <w:rPr>
               <w:rFonts w:ascii="Times New Roman" w:hAnsi="Times New Roman" w:cs="Times New Roman"/>
+              <w:b/>
+              <w:bCs/>
               <w:sz w:val="24"/>
               <w:szCs w:val="24"/>
+              <w:u w:val="single"/>
             </w:rPr>
             <w:t>Table of Contents</w:t>
           </w:r>
@@ -420,10 +428,11 @@
               <w:tab w:val="right" w:leader="dot" w:pos="9350"/>
             </w:tabs>
             <w:rPr>
-              <w:rFonts w:ascii="Times New Roman" w:hAnsi="Times New Roman" w:cs="Times New Roman"/>
+              <w:rFonts w:eastAsiaTheme="minorEastAsia"/>
               <w:noProof/>
               <w:sz w:val="24"/>
               <w:szCs w:val="24"/>
+              <w:lang w:eastAsia="en-CA"/>
             </w:rPr>
           </w:pPr>
           <w:r>
@@ -450,83 +459,62 @@
             </w:rPr>
             <w:fldChar w:fldCharType="separate"/>
           </w:r>
-          <w:hyperlink w:anchor="_Toc225686022" w:history="1">
+          <w:hyperlink w:anchor="_Toc225694452" w:history="1">
             <w:r>
               <w:rPr>
                 <w:rStyle w:val="Hyperlink"/>
                 <w:rFonts w:ascii="Times New Roman" w:hAnsi="Times New Roman" w:cs="Times New Roman"/>
-                <w:noProof/>
-                <w:sz w:val="24"/>
-                <w:szCs w:val="24"/>
+                <w:b/>
+                <w:bCs/>
+                <w:noProof/>
               </w:rPr>
               <w:t>Technical Details</w:t>
             </w:r>
             <w:r>
               <w:rPr>
-                <w:rFonts w:ascii="Times New Roman" w:hAnsi="Times New Roman" w:cs="Times New Roman"/>
-                <w:noProof/>
-                <w:webHidden/>
-                <w:sz w:val="24"/>
-                <w:szCs w:val="24"/>
+                <w:noProof/>
+                <w:webHidden/>
               </w:rPr>
               <w:tab/>
             </w:r>
             <w:r>
               <w:rPr>
-                <w:rFonts w:ascii="Times New Roman" w:hAnsi="Times New Roman" w:cs="Times New Roman"/>
-                <w:noProof/>
-                <w:webHidden/>
-                <w:sz w:val="24"/>
-                <w:szCs w:val="24"/>
+                <w:noProof/>
+                <w:webHidden/>
               </w:rPr>
               <w:fldChar w:fldCharType="begin"/>
             </w:r>
             <w:r>
               <w:rPr>
-                <w:rFonts w:ascii="Times New Roman" w:hAnsi="Times New Roman" w:cs="Times New Roman"/>
-                <w:noProof/>
-                <w:webHidden/>
-                <w:sz w:val="24"/>
-                <w:szCs w:val="24"/>
-              </w:rPr>
-              <w:instrText xml:space="preserve"> PAGEREF _Toc225686022 \h </w:instrText>
-            </w:r>
-            <w:r>
-              <w:rPr>
-                <w:rFonts w:ascii="Times New Roman" w:hAnsi="Times New Roman" w:cs="Times New Roman"/>
-                <w:noProof/>
-                <w:webHidden/>
-                <w:sz w:val="24"/>
-                <w:szCs w:val="24"/>
-              </w:rPr>
-            </w:r>
-            <w:r>
-              <w:rPr>
-                <w:rFonts w:ascii="Times New Roman" w:hAnsi="Times New Roman" w:cs="Times New Roman"/>
-                <w:noProof/>
-                <w:webHidden/>
-                <w:sz w:val="24"/>
-                <w:szCs w:val="24"/>
+                <w:noProof/>
+                <w:webHidden/>
+              </w:rPr>
+              <w:instrText xml:space="preserve"> PAGEREF _Toc225694452 \h </w:instrText>
+            </w:r>
+            <w:r>
+              <w:rPr>
+                <w:noProof/>
+                <w:webHidden/>
+              </w:rPr>
+            </w:r>
+            <w:r>
+              <w:rPr>
+                <w:noProof/>
+                <w:webHidden/>
               </w:rPr>
               <w:fldChar w:fldCharType="separate"/>
             </w:r>
             <w:r>
               <w:rPr>
-                <w:rFonts w:ascii="Times New Roman" w:hAnsi="Times New Roman" w:cs="Times New Roman"/>
-                <w:noProof/>
-                <w:webHidden/>
-                <w:sz w:val="24"/>
-                <w:szCs w:val="24"/>
+                <w:noProof/>
+                <w:webHidden/>
               </w:rPr>
               <w:t>3</w:t>
             </w:r>
             <w:r>
               <w:rPr>
-                <w:rFonts w:ascii="Times New Roman" w:hAnsi="Times New Roman" w:cs="Times New Roman"/>
-                <w:noProof/>
-                <w:webHidden/>
-                <w:sz w:val="24"/>
-                <w:szCs w:val="24"/>
+                <w:noProof/>
+                <w:webHidden/>
               </w:rPr>
               <w:fldChar w:fldCharType="end"/>
             </w:r>
@@ -539,89 +527,414 @@
               <w:tab w:val="right" w:leader="dot" w:pos="9350"/>
             </w:tabs>
             <w:rPr>
-              <w:rFonts w:ascii="Times New Roman" w:hAnsi="Times New Roman" w:cs="Times New Roman"/>
+              <w:rFonts w:eastAsiaTheme="minorEastAsia"/>
               <w:noProof/>
               <w:sz w:val="24"/>
               <w:szCs w:val="24"/>
+              <w:lang w:eastAsia="en-CA"/>
             </w:rPr>
           </w:pPr>
-          <w:hyperlink w:anchor="_Toc225686023" w:history="1">
+          <w:hyperlink w:anchor="_Toc225694453" w:history="1">
             <w:r>
               <w:rPr>
                 <w:rStyle w:val="Hyperlink"/>
                 <w:rFonts w:ascii="Times New Roman" w:hAnsi="Times New Roman" w:cs="Times New Roman"/>
-                <w:noProof/>
-                <w:sz w:val="24"/>
-                <w:szCs w:val="24"/>
+                <w:b/>
+                <w:bCs/>
+                <w:noProof/>
               </w:rPr>
               <w:t>User Manual</w:t>
             </w:r>
             <w:r>
               <w:rPr>
+                <w:noProof/>
+                <w:webHidden/>
+              </w:rPr>
+              <w:tab/>
+            </w:r>
+            <w:r>
+              <w:rPr>
+                <w:noProof/>
+                <w:webHidden/>
+              </w:rPr>
+              <w:fldChar w:fldCharType="begin"/>
+            </w:r>
+            <w:r>
+              <w:rPr>
+                <w:noProof/>
+                <w:webHidden/>
+              </w:rPr>
+              <w:instrText xml:space="preserve"> PAGEREF _Toc225694453 \h </w:instrText>
+            </w:r>
+            <w:r>
+              <w:rPr>
+                <w:noProof/>
+                <w:webHidden/>
+              </w:rPr>
+            </w:r>
+            <w:r>
+              <w:rPr>
+                <w:noProof/>
+                <w:webHidden/>
+              </w:rPr>
+              <w:fldChar w:fldCharType="separate"/>
+            </w:r>
+            <w:r>
+              <w:rPr>
+                <w:noProof/>
+                <w:webHidden/>
+              </w:rPr>
+              <w:t>3</w:t>
+            </w:r>
+            <w:r>
+              <w:rPr>
+                <w:noProof/>
+                <w:webHidden/>
+              </w:rPr>
+              <w:fldChar w:fldCharType="end"/>
+            </w:r>
+          </w:hyperlink>
+        </w:p>
+        <w:p>
+          <w:pPr>
+            <w:pStyle w:val="TOC2"/>
+            <w:tabs>
+              <w:tab w:val="right" w:leader="dot" w:pos="9350"/>
+            </w:tabs>
+            <w:rPr>
+              <w:noProof/>
+            </w:rPr>
+          </w:pPr>
+          <w:hyperlink w:anchor="_Toc225694454" w:history="1">
+            <w:r>
+              <w:rPr>
+                <w:rStyle w:val="Hyperlink"/>
                 <w:rFonts w:ascii="Times New Roman" w:hAnsi="Times New Roman" w:cs="Times New Roman"/>
                 <w:noProof/>
-                <w:webHidden/>
-                <w:sz w:val="24"/>
-                <w:szCs w:val="24"/>
+              </w:rPr>
+              <w:t>Installation Instructions</w:t>
+            </w:r>
+            <w:r>
+              <w:rPr>
+                <w:noProof/>
+                <w:webHidden/>
               </w:rPr>
               <w:tab/>
             </w:r>
             <w:r>
               <w:rPr>
+                <w:noProof/>
+                <w:webHidden/>
+              </w:rPr>
+              <w:fldChar w:fldCharType="begin"/>
+            </w:r>
+            <w:r>
+              <w:rPr>
+                <w:noProof/>
+                <w:webHidden/>
+              </w:rPr>
+              <w:instrText xml:space="preserve"> PAGEREF _Toc225694454 \h </w:instrText>
+            </w:r>
+            <w:r>
+              <w:rPr>
+                <w:noProof/>
+                <w:webHidden/>
+              </w:rPr>
+            </w:r>
+            <w:r>
+              <w:rPr>
+                <w:noProof/>
+                <w:webHidden/>
+              </w:rPr>
+              <w:fldChar w:fldCharType="separate"/>
+            </w:r>
+            <w:r>
+              <w:rPr>
+                <w:noProof/>
+                <w:webHidden/>
+              </w:rPr>
+              <w:t>3</w:t>
+            </w:r>
+            <w:r>
+              <w:rPr>
+                <w:noProof/>
+                <w:webHidden/>
+              </w:rPr>
+              <w:fldChar w:fldCharType="end"/>
+            </w:r>
+          </w:hyperlink>
+        </w:p>
+        <w:p>
+          <w:pPr>
+            <w:pStyle w:val="TOC2"/>
+            <w:tabs>
+              <w:tab w:val="right" w:leader="dot" w:pos="9350"/>
+            </w:tabs>
+            <w:rPr>
+              <w:noProof/>
+            </w:rPr>
+          </w:pPr>
+          <w:hyperlink w:anchor="_Toc225694455" w:history="1">
+            <w:r>
+              <w:rPr>
+                <w:rStyle w:val="Hyperlink"/>
                 <w:rFonts w:ascii="Times New Roman" w:hAnsi="Times New Roman" w:cs="Times New Roman"/>
                 <w:noProof/>
-                <w:webHidden/>
-                <w:sz w:val="24"/>
-                <w:szCs w:val="24"/>
+              </w:rPr>
+              <w:t>Login Screen</w:t>
+            </w:r>
+            <w:r>
+              <w:rPr>
+                <w:noProof/>
+                <w:webHidden/>
+              </w:rPr>
+              <w:tab/>
+            </w:r>
+            <w:r>
+              <w:rPr>
+                <w:noProof/>
+                <w:webHidden/>
               </w:rPr>
               <w:fldChar w:fldCharType="begin"/>
             </w:r>
             <w:r>
               <w:rPr>
+                <w:noProof/>
+                <w:webHidden/>
+              </w:rPr>
+              <w:instrText xml:space="preserve"> PAGEREF _Toc225694455 \h </w:instrText>
+            </w:r>
+            <w:r>
+              <w:rPr>
+                <w:noProof/>
+                <w:webHidden/>
+              </w:rPr>
+            </w:r>
+            <w:r>
+              <w:rPr>
+                <w:noProof/>
+                <w:webHidden/>
+              </w:rPr>
+              <w:fldChar w:fldCharType="separate"/>
+            </w:r>
+            <w:r>
+              <w:rPr>
+                <w:noProof/>
+                <w:webHidden/>
+              </w:rPr>
+              <w:t>3</w:t>
+            </w:r>
+            <w:r>
+              <w:rPr>
+                <w:noProof/>
+                <w:webHidden/>
+              </w:rPr>
+              <w:fldChar w:fldCharType="end"/>
+            </w:r>
+          </w:hyperlink>
+        </w:p>
+        <w:p>
+          <w:pPr>
+            <w:pStyle w:val="TOC2"/>
+            <w:tabs>
+              <w:tab w:val="right" w:leader="dot" w:pos="9350"/>
+            </w:tabs>
+            <w:rPr>
+              <w:noProof/>
+            </w:rPr>
+          </w:pPr>
+          <w:hyperlink w:anchor="_Toc225694456" w:history="1">
+            <w:r>
+              <w:rPr>
+                <w:rStyle w:val="Hyperlink"/>
                 <w:rFonts w:ascii="Times New Roman" w:hAnsi="Times New Roman" w:cs="Times New Roman"/>
                 <w:noProof/>
-                <w:webHidden/>
-                <w:sz w:val="24"/>
-                <w:szCs w:val="24"/>
-              </w:rPr>
-              <w:instrText xml:space="preserve"> PAGEREF _Toc225686023 \h </w:instrText>
-            </w:r>
-            <w:r>
-              <w:rPr>
+              </w:rPr>
+              <w:t>Home Page</w:t>
+            </w:r>
+            <w:r>
+              <w:rPr>
+                <w:noProof/>
+                <w:webHidden/>
+              </w:rPr>
+              <w:tab/>
+            </w:r>
+            <w:r>
+              <w:rPr>
+                <w:noProof/>
+                <w:webHidden/>
+              </w:rPr>
+              <w:fldChar w:fldCharType="begin"/>
+            </w:r>
+            <w:r>
+              <w:rPr>
+                <w:noProof/>
+                <w:webHidden/>
+              </w:rPr>
+              <w:instrText xml:space="preserve"> PAGEREF _Toc225694456 \h </w:instrText>
+            </w:r>
+            <w:r>
+              <w:rPr>
+                <w:noProof/>
+                <w:webHidden/>
+              </w:rPr>
+            </w:r>
+            <w:r>
+              <w:rPr>
+                <w:noProof/>
+                <w:webHidden/>
+              </w:rPr>
+              <w:fldChar w:fldCharType="separate"/>
+            </w:r>
+            <w:r>
+              <w:rPr>
+                <w:noProof/>
+                <w:webHidden/>
+              </w:rPr>
+              <w:t>3</w:t>
+            </w:r>
+            <w:r>
+              <w:rPr>
+                <w:noProof/>
+                <w:webHidden/>
+              </w:rPr>
+              <w:fldChar w:fldCharType="end"/>
+            </w:r>
+          </w:hyperlink>
+        </w:p>
+        <w:p>
+          <w:pPr>
+            <w:pStyle w:val="TOC2"/>
+            <w:tabs>
+              <w:tab w:val="right" w:leader="dot" w:pos="9350"/>
+            </w:tabs>
+            <w:rPr>
+              <w:noProof/>
+            </w:rPr>
+          </w:pPr>
+          <w:hyperlink w:anchor="_Toc225694457" w:history="1">
+            <w:r>
+              <w:rPr>
+                <w:rStyle w:val="Hyperlink"/>
                 <w:rFonts w:ascii="Times New Roman" w:hAnsi="Times New Roman" w:cs="Times New Roman"/>
                 <w:noProof/>
-                <w:webHidden/>
-                <w:sz w:val="24"/>
-                <w:szCs w:val="24"/>
-              </w:rPr>
-            </w:r>
-            <w:r>
-              <w:rPr>
+              </w:rPr>
+              <w:t>Activity/Edit Page</w:t>
+            </w:r>
+            <w:r>
+              <w:rPr>
+                <w:noProof/>
+                <w:webHidden/>
+              </w:rPr>
+              <w:tab/>
+            </w:r>
+            <w:r>
+              <w:rPr>
+                <w:noProof/>
+                <w:webHidden/>
+              </w:rPr>
+              <w:fldChar w:fldCharType="begin"/>
+            </w:r>
+            <w:r>
+              <w:rPr>
+                <w:noProof/>
+                <w:webHidden/>
+              </w:rPr>
+              <w:instrText xml:space="preserve"> PAGEREF _Toc225694457 \h </w:instrText>
+            </w:r>
+            <w:r>
+              <w:rPr>
+                <w:noProof/>
+                <w:webHidden/>
+              </w:rPr>
+            </w:r>
+            <w:r>
+              <w:rPr>
+                <w:noProof/>
+                <w:webHidden/>
+              </w:rPr>
+              <w:fldChar w:fldCharType="separate"/>
+            </w:r>
+            <w:r>
+              <w:rPr>
+                <w:noProof/>
+                <w:webHidden/>
+              </w:rPr>
+              <w:t>3</w:t>
+            </w:r>
+            <w:r>
+              <w:rPr>
+                <w:noProof/>
+                <w:webHidden/>
+              </w:rPr>
+              <w:fldChar w:fldCharType="end"/>
+            </w:r>
+          </w:hyperlink>
+        </w:p>
+        <w:p>
+          <w:pPr>
+            <w:pStyle w:val="TOC2"/>
+            <w:tabs>
+              <w:tab w:val="right" w:leader="dot" w:pos="9350"/>
+            </w:tabs>
+            <w:rPr>
+              <w:noProof/>
+            </w:rPr>
+          </w:pPr>
+          <w:hyperlink w:anchor="_Toc225694458" w:history="1">
+            <w:r>
+              <w:rPr>
+                <w:rStyle w:val="Hyperlink"/>
                 <w:rFonts w:ascii="Times New Roman" w:hAnsi="Times New Roman" w:cs="Times New Roman"/>
                 <w:noProof/>
-                <w:webHidden/>
-                <w:sz w:val="24"/>
-                <w:szCs w:val="24"/>
+              </w:rPr>
+              <w:t>Task Detail Page</w:t>
+            </w:r>
+            <w:r>
+              <w:rPr>
+                <w:noProof/>
+                <w:webHidden/>
+              </w:rPr>
+              <w:tab/>
+            </w:r>
+            <w:r>
+              <w:rPr>
+                <w:noProof/>
+                <w:webHidden/>
+              </w:rPr>
+              <w:fldChar w:fldCharType="begin"/>
+            </w:r>
+            <w:r>
+              <w:rPr>
+                <w:noProof/>
+                <w:webHidden/>
+              </w:rPr>
+              <w:instrText xml:space="preserve"> PAGEREF _Toc225694458 \h </w:instrText>
+            </w:r>
+            <w:r>
+              <w:rPr>
+                <w:noProof/>
+                <w:webHidden/>
+              </w:rPr>
+            </w:r>
+            <w:r>
+              <w:rPr>
+                <w:noProof/>
+                <w:webHidden/>
               </w:rPr>
               <w:fldChar w:fldCharType="separate"/>
             </w:r>
             <w:r>
               <w:rPr>
-                <w:rFonts w:ascii="Times New Roman" w:hAnsi="Times New Roman" w:cs="Times New Roman"/>
-                <w:noProof/>
-                <w:webHidden/>
-                <w:sz w:val="24"/>
-                <w:szCs w:val="24"/>
+                <w:noProof/>
+                <w:webHidden/>
               </w:rPr>
               <w:t>3</w:t>
             </w:r>
             <w:r>
               <w:rPr>
-                <w:rFonts w:ascii="Times New Roman" w:hAnsi="Times New Roman" w:cs="Times New Roman"/>
-                <w:noProof/>
-                <w:webHidden/>
-                <w:sz w:val="24"/>
-                <w:szCs w:val="24"/>
+                <w:noProof/>
+                <w:webHidden/>
               </w:rPr>
               <w:fldChar w:fldCharType="end"/>
             </w:r>
@@ -634,89 +947,69 @@
               <w:tab w:val="right" w:leader="dot" w:pos="9350"/>
             </w:tabs>
             <w:rPr>
-              <w:rFonts w:ascii="Times New Roman" w:hAnsi="Times New Roman" w:cs="Times New Roman"/>
+              <w:rFonts w:eastAsiaTheme="minorEastAsia"/>
               <w:noProof/>
               <w:sz w:val="24"/>
               <w:szCs w:val="24"/>
+              <w:lang w:eastAsia="en-CA"/>
             </w:rPr>
           </w:pPr>
-          <w:hyperlink w:anchor="_Toc225686024" w:history="1">
+          <w:hyperlink w:anchor="_Toc225694459" w:history="1">
             <w:r>
               <w:rPr>
                 <w:rStyle w:val="Hyperlink"/>
                 <w:rFonts w:ascii="Times New Roman" w:hAnsi="Times New Roman" w:cs="Times New Roman"/>
-                <w:noProof/>
-                <w:sz w:val="24"/>
-                <w:szCs w:val="24"/>
+                <w:b/>
+                <w:bCs/>
+                <w:noProof/>
               </w:rPr>
               <w:t>GitHub Link</w:t>
             </w:r>
             <w:r>
               <w:rPr>
-                <w:rFonts w:ascii="Times New Roman" w:hAnsi="Times New Roman" w:cs="Times New Roman"/>
-                <w:noProof/>
-                <w:webHidden/>
-                <w:sz w:val="24"/>
-                <w:szCs w:val="24"/>
+                <w:noProof/>
+                <w:webHidden/>
               </w:rPr>
               <w:tab/>
             </w:r>
             <w:r>
               <w:rPr>
-                <w:rFonts w:ascii="Times New Roman" w:hAnsi="Times New Roman" w:cs="Times New Roman"/>
-                <w:noProof/>
-                <w:webHidden/>
-                <w:sz w:val="24"/>
-                <w:szCs w:val="24"/>
+                <w:noProof/>
+                <w:webHidden/>
               </w:rPr>
               <w:fldChar w:fldCharType="begin"/>
             </w:r>
             <w:r>
               <w:rPr>
-                <w:rFonts w:ascii="Times New Roman" w:hAnsi="Times New Roman" w:cs="Times New Roman"/>
-                <w:noProof/>
-                <w:webHidden/>
-                <w:sz w:val="24"/>
-                <w:szCs w:val="24"/>
-              </w:rPr>
-              <w:instrText xml:space="preserve"> PAGEREF _Toc225686024 \h </w:instrText>
-            </w:r>
-            <w:r>
-              <w:rPr>
-                <w:rFonts w:ascii="Times New Roman" w:hAnsi="Times New Roman" w:cs="Times New Roman"/>
-                <w:noProof/>
-                <w:webHidden/>
-                <w:sz w:val="24"/>
-                <w:szCs w:val="24"/>
-              </w:rPr>
-            </w:r>
-            <w:r>
-              <w:rPr>
-                <w:rFonts w:ascii="Times New Roman" w:hAnsi="Times New Roman" w:cs="Times New Roman"/>
-                <w:noProof/>
-                <w:webHidden/>
-                <w:sz w:val="24"/>
-                <w:szCs w:val="24"/>
+                <w:noProof/>
+                <w:webHidden/>
+              </w:rPr>
+              <w:instrText xml:space="preserve"> PAGEREF _Toc225694459 \h </w:instrText>
+            </w:r>
+            <w:r>
+              <w:rPr>
+                <w:noProof/>
+                <w:webHidden/>
+              </w:rPr>
+            </w:r>
+            <w:r>
+              <w:rPr>
+                <w:noProof/>
+                <w:webHidden/>
               </w:rPr>
               <w:fldChar w:fldCharType="separate"/>
             </w:r>
             <w:r>
               <w:rPr>
-                <w:rFonts w:ascii="Times New Roman" w:hAnsi="Times New Roman" w:cs="Times New Roman"/>
-                <w:noProof/>
-                <w:webHidden/>
-                <w:sz w:val="24"/>
-                <w:szCs w:val="24"/>
+                <w:noProof/>
+                <w:webHidden/>
               </w:rPr>
               <w:t>3</w:t>
             </w:r>
             <w:r>
               <w:rPr>
-                <w:rFonts w:ascii="Times New Roman" w:hAnsi="Times New Roman" w:cs="Times New Roman"/>
-                <w:noProof/>
-                <w:webHidden/>
-                <w:sz w:val="24"/>
-                <w:szCs w:val="24"/>
+                <w:noProof/>
+                <w:webHidden/>
               </w:rPr>
               <w:fldChar w:fldCharType="end"/>
             </w:r>
@@ -729,89 +1022,69 @@
               <w:tab w:val="right" w:leader="dot" w:pos="9350"/>
             </w:tabs>
             <w:rPr>
-              <w:rFonts w:ascii="Times New Roman" w:hAnsi="Times New Roman" w:cs="Times New Roman"/>
+              <w:rFonts w:eastAsiaTheme="minorEastAsia"/>
               <w:noProof/>
               <w:sz w:val="24"/>
               <w:szCs w:val="24"/>
+              <w:lang w:eastAsia="en-CA"/>
             </w:rPr>
           </w:pPr>
-          <w:hyperlink w:anchor="_Toc225686025" w:history="1">
+          <w:hyperlink w:anchor="_Toc225694460" w:history="1">
             <w:r>
               <w:rPr>
                 <w:rStyle w:val="Hyperlink"/>
                 <w:rFonts w:ascii="Times New Roman" w:hAnsi="Times New Roman" w:cs="Times New Roman"/>
-                <w:noProof/>
-                <w:sz w:val="24"/>
-                <w:szCs w:val="24"/>
+                <w:b/>
+                <w:bCs/>
+                <w:noProof/>
               </w:rPr>
               <w:t>Contributions</w:t>
             </w:r>
             <w:r>
               <w:rPr>
-                <w:rFonts w:ascii="Times New Roman" w:hAnsi="Times New Roman" w:cs="Times New Roman"/>
-                <w:noProof/>
-                <w:webHidden/>
-                <w:sz w:val="24"/>
-                <w:szCs w:val="24"/>
+                <w:noProof/>
+                <w:webHidden/>
               </w:rPr>
               <w:tab/>
             </w:r>
             <w:r>
               <w:rPr>
-                <w:rFonts w:ascii="Times New Roman" w:hAnsi="Times New Roman" w:cs="Times New Roman"/>
-                <w:noProof/>
-                <w:webHidden/>
-                <w:sz w:val="24"/>
-                <w:szCs w:val="24"/>
+                <w:noProof/>
+                <w:webHidden/>
               </w:rPr>
               <w:fldChar w:fldCharType="begin"/>
             </w:r>
             <w:r>
               <w:rPr>
-                <w:rFonts w:ascii="Times New Roman" w:hAnsi="Times New Roman" w:cs="Times New Roman"/>
-                <w:noProof/>
-                <w:webHidden/>
-                <w:sz w:val="24"/>
-                <w:szCs w:val="24"/>
-              </w:rPr>
-              <w:instrText xml:space="preserve"> PAGEREF _Toc225686025 \h </w:instrText>
-            </w:r>
-            <w:r>
-              <w:rPr>
-                <w:rFonts w:ascii="Times New Roman" w:hAnsi="Times New Roman" w:cs="Times New Roman"/>
-                <w:noProof/>
-                <w:webHidden/>
-                <w:sz w:val="24"/>
-                <w:szCs w:val="24"/>
-              </w:rPr>
-            </w:r>
-            <w:r>
-              <w:rPr>
-                <w:rFonts w:ascii="Times New Roman" w:hAnsi="Times New Roman" w:cs="Times New Roman"/>
-                <w:noProof/>
-                <w:webHidden/>
-                <w:sz w:val="24"/>
-                <w:szCs w:val="24"/>
+                <w:noProof/>
+                <w:webHidden/>
+              </w:rPr>
+              <w:instrText xml:space="preserve"> PAGEREF _Toc225694460 \h </w:instrText>
+            </w:r>
+            <w:r>
+              <w:rPr>
+                <w:noProof/>
+                <w:webHidden/>
+              </w:rPr>
+            </w:r>
+            <w:r>
+              <w:rPr>
+                <w:noProof/>
+                <w:webHidden/>
               </w:rPr>
               <w:fldChar w:fldCharType="separate"/>
             </w:r>
             <w:r>
               <w:rPr>
-                <w:rFonts w:ascii="Times New Roman" w:hAnsi="Times New Roman" w:cs="Times New Roman"/>
-                <w:noProof/>
-                <w:webHidden/>
-                <w:sz w:val="24"/>
-                <w:szCs w:val="24"/>
+                <w:noProof/>
+                <w:webHidden/>
               </w:rPr>
               <w:t>3</w:t>
             </w:r>
             <w:r>
               <w:rPr>
-                <w:rFonts w:ascii="Times New Roman" w:hAnsi="Times New Roman" w:cs="Times New Roman"/>
-                <w:noProof/>
-                <w:webHidden/>
-                <w:sz w:val="24"/>
-                <w:szCs w:val="24"/>
+                <w:noProof/>
+                <w:webHidden/>
               </w:rPr>
               <w:fldChar w:fldCharType="end"/>
             </w:r>
@@ -1014,69 +1287,25 @@
     </w:p>
     <w:p>
       <w:pPr>
-        <w:jc w:val="both"/>
-        <w:rPr>
-          <w:rFonts w:ascii="Times New Roman" w:hAnsi="Times New Roman" w:cs="Times New Roman"/>
-          <w:sz w:val="24"/>
-          <w:szCs w:val="24"/>
-        </w:rPr>
-      </w:pPr>
-    </w:p>
-    <w:p>
-      <w:pPr>
-        <w:jc w:val="both"/>
-        <w:rPr>
-          <w:rFonts w:ascii="Times New Roman" w:hAnsi="Times New Roman" w:cs="Times New Roman"/>
-          <w:sz w:val="24"/>
-          <w:szCs w:val="24"/>
-        </w:rPr>
-      </w:pPr>
-    </w:p>
-    <w:p>
-      <w:pPr>
-        <w:jc w:val="both"/>
-        <w:rPr>
-          <w:rFonts w:ascii="Times New Roman" w:hAnsi="Times New Roman" w:cs="Times New Roman"/>
-          <w:sz w:val="24"/>
-          <w:szCs w:val="24"/>
-        </w:rPr>
-      </w:pPr>
-    </w:p>
-    <w:p>
-      <w:pPr>
-        <w:jc w:val="both"/>
-        <w:rPr>
-          <w:rFonts w:ascii="Times New Roman" w:hAnsi="Times New Roman" w:cs="Times New Roman"/>
-          <w:sz w:val="24"/>
-          <w:szCs w:val="24"/>
-        </w:rPr>
-      </w:pPr>
-    </w:p>
-    <w:p>
-      <w:pPr>
-        <w:jc w:val="both"/>
-        <w:rPr>
-          <w:rFonts w:ascii="Times New Roman" w:hAnsi="Times New Roman" w:cs="Times New Roman"/>
-          <w:sz w:val="24"/>
-          <w:szCs w:val="24"/>
-        </w:rPr>
-      </w:pPr>
-    </w:p>
-    <w:p>
-      <w:pPr>
         <w:pStyle w:val="Heading1"/>
         <w:rPr>
           <w:rFonts w:ascii="Times New Roman" w:hAnsi="Times New Roman" w:cs="Times New Roman"/>
-          <w:sz w:val="24"/>
-          <w:szCs w:val="24"/>
-        </w:rPr>
-      </w:pPr>
-      <w:bookmarkStart w:id="0" w:name="_Toc225686022"/>
-      <w:r>
-        <w:rPr>
-          <w:rFonts w:ascii="Times New Roman" w:hAnsi="Times New Roman" w:cs="Times New Roman"/>
-          <w:sz w:val="24"/>
-          <w:szCs w:val="24"/>
+          <w:b/>
+          <w:bCs/>
+          <w:sz w:val="24"/>
+          <w:szCs w:val="24"/>
+          <w:u w:val="single"/>
+        </w:rPr>
+      </w:pPr>
+      <w:bookmarkStart w:id="0" w:name="_Toc225694452"/>
+      <w:r>
+        <w:rPr>
+          <w:rFonts w:ascii="Times New Roman" w:hAnsi="Times New Roman" w:cs="Times New Roman"/>
+          <w:b/>
+          <w:bCs/>
+          <w:sz w:val="24"/>
+          <w:szCs w:val="24"/>
+          <w:u w:val="single"/>
         </w:rPr>
         <w:lastRenderedPageBreak/>
         <w:t>Technical Details</w:t>
@@ -1088,16 +1317,22 @@
         <w:pStyle w:val="Heading1"/>
         <w:rPr>
           <w:rFonts w:ascii="Times New Roman" w:hAnsi="Times New Roman" w:cs="Times New Roman"/>
-          <w:sz w:val="24"/>
-          <w:szCs w:val="24"/>
-        </w:rPr>
-      </w:pPr>
-      <w:bookmarkStart w:id="1" w:name="_Toc225686023"/>
-      <w:r>
-        <w:rPr>
-          <w:rFonts w:ascii="Times New Roman" w:hAnsi="Times New Roman" w:cs="Times New Roman"/>
-          <w:sz w:val="24"/>
-          <w:szCs w:val="24"/>
+          <w:b/>
+          <w:bCs/>
+          <w:sz w:val="24"/>
+          <w:szCs w:val="24"/>
+          <w:u w:val="single"/>
+        </w:rPr>
+      </w:pPr>
+      <w:bookmarkStart w:id="1" w:name="_Toc225694453"/>
+      <w:r>
+        <w:rPr>
+          <w:rFonts w:ascii="Times New Roman" w:hAnsi="Times New Roman" w:cs="Times New Roman"/>
+          <w:b/>
+          <w:bCs/>
+          <w:sz w:val="24"/>
+          <w:szCs w:val="24"/>
+          <w:u w:val="single"/>
         </w:rPr>
         <w:t>User Manual</w:t>
       </w:r>
@@ -1105,23 +1340,1174 @@
     </w:p>
     <w:p>
       <w:pPr>
+        <w:rPr>
+          <w:rFonts w:ascii="Times New Roman" w:hAnsi="Times New Roman" w:cs="Times New Roman"/>
+          <w:sz w:val="24"/>
+          <w:szCs w:val="24"/>
+        </w:rPr>
+      </w:pPr>
+      <w:r>
+        <w:rPr>
+          <w:rFonts w:ascii="Times New Roman" w:hAnsi="Times New Roman" w:cs="Times New Roman"/>
+          <w:sz w:val="24"/>
+          <w:szCs w:val="24"/>
+        </w:rPr>
+        <w:t>S</w:t>
+      </w:r>
+      <w:r>
+        <w:rPr>
+          <w:rFonts w:ascii="Times New Roman" w:hAnsi="Times New Roman" w:cs="Times New Roman"/>
+          <w:sz w:val="24"/>
+          <w:szCs w:val="24"/>
+        </w:rPr>
+        <w:t>ESH</w:t>
+      </w:r>
+      <w:r>
+        <w:rPr>
+          <w:rFonts w:ascii="Times New Roman" w:hAnsi="Times New Roman" w:cs="Times New Roman"/>
+          <w:sz w:val="24"/>
+          <w:szCs w:val="24"/>
+        </w:rPr>
+        <w:t xml:space="preserve"> is a </w:t>
+      </w:r>
+      <w:r>
+        <w:rPr>
+          <w:rFonts w:ascii="Times New Roman" w:hAnsi="Times New Roman" w:cs="Times New Roman"/>
+          <w:sz w:val="24"/>
+          <w:szCs w:val="24"/>
+        </w:rPr>
+        <w:t>mobile student planner application designed to help students organize their academics. Students can add tasks, track deadlines and monitor their schedules in one centralized, easy</w:t>
+      </w:r>
+      <w:r>
+        <w:rPr>
+          <w:rFonts w:ascii="Times New Roman" w:hAnsi="Times New Roman" w:cs="Times New Roman"/>
+          <w:sz w:val="24"/>
+          <w:szCs w:val="24"/>
+        </w:rPr>
+        <w:t>-</w:t>
+      </w:r>
+      <w:r>
+        <w:rPr>
+          <w:rFonts w:ascii="Times New Roman" w:hAnsi="Times New Roman" w:cs="Times New Roman"/>
+          <w:sz w:val="24"/>
+          <w:szCs w:val="24"/>
+        </w:rPr>
+        <w:t>to</w:t>
+      </w:r>
+      <w:r>
+        <w:rPr>
+          <w:rFonts w:ascii="Times New Roman" w:hAnsi="Times New Roman" w:cs="Times New Roman"/>
+          <w:sz w:val="24"/>
+          <w:szCs w:val="24"/>
+        </w:rPr>
+        <w:t>-</w:t>
+      </w:r>
+      <w:r>
+        <w:rPr>
+          <w:rFonts w:ascii="Times New Roman" w:hAnsi="Times New Roman" w:cs="Times New Roman"/>
+          <w:sz w:val="24"/>
+          <w:szCs w:val="24"/>
+        </w:rPr>
+        <w:t>use application. SESH allows users to create, edit, organize and track tasks with fields to track due dates, priority levels and completion status.</w:t>
+      </w:r>
+    </w:p>
+    <w:p>
+      <w:pPr>
+        <w:pStyle w:val="Heading2"/>
+        <w:rPr>
+          <w:rFonts w:ascii="Times New Roman" w:hAnsi="Times New Roman" w:cs="Times New Roman"/>
+          <w:color w:val="0269A2"/>
+          <w:sz w:val="24"/>
+          <w:szCs w:val="24"/>
+          <w:u w:val="single"/>
+        </w:rPr>
+      </w:pPr>
+      <w:bookmarkStart w:id="2" w:name="_Toc225694454"/>
+      <w:r>
+        <w:rPr>
+          <w:rFonts w:ascii="Times New Roman" w:hAnsi="Times New Roman" w:cs="Times New Roman"/>
+          <w:color w:val="0269A2"/>
+          <w:sz w:val="24"/>
+          <w:szCs w:val="24"/>
+          <w:u w:val="single"/>
+        </w:rPr>
+        <w:t>Installation Instructions</w:t>
+      </w:r>
+      <w:bookmarkEnd w:id="2"/>
+    </w:p>
+    <w:p>
+      <w:pPr>
+        <w:pStyle w:val="ListParagraph"/>
+        <w:numPr>
+          <w:ilvl w:val="0"/>
+          <w:numId w:val="2"/>
+        </w:numPr>
+        <w:rPr>
+          <w:sz w:val="24"/>
+          <w:szCs w:val="24"/>
+        </w:rPr>
+      </w:pPr>
+      <w:r>
+        <w:rPr>
+          <w:sz w:val="24"/>
+          <w:szCs w:val="24"/>
+        </w:rPr>
+        <w:t>Clone or download the project from GitHub.</w:t>
+      </w:r>
+    </w:p>
+    <w:p>
+      <w:pPr>
+        <w:pStyle w:val="ListParagraph"/>
+        <w:numPr>
+          <w:ilvl w:val="0"/>
+          <w:numId w:val="2"/>
+        </w:numPr>
+        <w:rPr>
+          <w:sz w:val="24"/>
+          <w:szCs w:val="24"/>
+        </w:rPr>
+      </w:pPr>
+      <w:r>
+        <w:rPr>
+          <w:sz w:val="24"/>
+          <w:szCs w:val="24"/>
+        </w:rPr>
+        <w:t>Download or open Android Studio</w:t>
+      </w:r>
+    </w:p>
+    <w:p>
+      <w:pPr>
+        <w:pStyle w:val="ListParagraph"/>
+        <w:numPr>
+          <w:ilvl w:val="0"/>
+          <w:numId w:val="2"/>
+        </w:numPr>
+        <w:rPr>
+          <w:sz w:val="24"/>
+          <w:szCs w:val="24"/>
+        </w:rPr>
+      </w:pPr>
+      <w:r>
+        <w:rPr>
+          <w:sz w:val="24"/>
+          <w:szCs w:val="24"/>
+        </w:rPr>
+        <w:t>Open the project in the IDE and allow Gradle to sync and install dependencies</w:t>
+      </w:r>
+    </w:p>
+    <w:p>
+      <w:pPr>
+        <w:pStyle w:val="ListParagraph"/>
+        <w:numPr>
+          <w:ilvl w:val="0"/>
+          <w:numId w:val="2"/>
+        </w:numPr>
+        <w:rPr>
+          <w:sz w:val="24"/>
+          <w:szCs w:val="24"/>
+        </w:rPr>
+      </w:pPr>
+      <w:r>
+        <w:rPr>
+          <w:sz w:val="24"/>
+          <w:szCs w:val="24"/>
+        </w:rPr>
+        <w:t>Connect an android device or start an emulator</w:t>
+      </w:r>
+    </w:p>
+    <w:p>
+      <w:pPr>
+        <w:pStyle w:val="ListParagraph"/>
+        <w:numPr>
+          <w:ilvl w:val="0"/>
+          <w:numId w:val="2"/>
+        </w:numPr>
+        <w:rPr>
+          <w:sz w:val="24"/>
+          <w:szCs w:val="24"/>
+        </w:rPr>
+      </w:pPr>
+      <w:r>
+        <w:rPr>
+          <w:sz w:val="24"/>
+          <w:szCs w:val="24"/>
+        </w:rPr>
+        <w:t>Build and run to install and launch the SESH.</w:t>
+      </w:r>
+    </w:p>
+    <w:p>
+      <w:pPr>
+        <w:pStyle w:val="Heading2"/>
+        <w:rPr>
+          <w:rFonts w:ascii="Times New Roman" w:hAnsi="Times New Roman" w:cs="Times New Roman"/>
+          <w:color w:val="0269A2"/>
+          <w:sz w:val="28"/>
+          <w:szCs w:val="28"/>
+          <w:u w:val="single"/>
+        </w:rPr>
+      </w:pPr>
+      <w:bookmarkStart w:id="3" w:name="_Toc225694455"/>
+      <w:r>
+        <w:rPr>
+          <w:rFonts w:ascii="Times New Roman" w:hAnsi="Times New Roman" w:cs="Times New Roman"/>
+          <w:color w:val="0269A2"/>
+          <w:sz w:val="24"/>
+          <w:szCs w:val="24"/>
+          <w:u w:val="single"/>
+        </w:rPr>
+        <w:t>Login Screen</w:t>
+      </w:r>
+      <w:bookmarkEnd w:id="3"/>
+    </w:p>
+    <w:p>
+      <w:pPr>
+        <w:rPr>
+          <w:sz w:val="24"/>
+          <w:szCs w:val="24"/>
+        </w:rPr>
+      </w:pPr>
+      <w:r>
+        <w:rPr>
+          <w:noProof/>
+          <w:sz w:val="24"/>
+          <w:szCs w:val="24"/>
+        </w:rPr>
+        <w:drawing>
+          <wp:anchor distT="0" distB="0" distL="114300" distR="114300" simplePos="0" relativeHeight="251658240" behindDoc="0" locked="0" layoutInCell="1" allowOverlap="1" wp14:anchorId="648247E2" wp14:editId="51F51984">
+            <wp:simplePos x="0" y="0"/>
+            <wp:positionH relativeFrom="margin">
+              <wp:align>left</wp:align>
+            </wp:positionH>
+            <wp:positionV relativeFrom="paragraph">
+              <wp:posOffset>10160</wp:posOffset>
+            </wp:positionV>
+            <wp:extent cx="1120140" cy="2484755"/>
+            <wp:effectExtent l="0" t="0" r="3810" b="0"/>
+            <wp:wrapThrough wrapText="bothSides">
+              <wp:wrapPolygon edited="0">
+                <wp:start x="0" y="0"/>
+                <wp:lineTo x="0" y="21363"/>
+                <wp:lineTo x="21306" y="21363"/>
+                <wp:lineTo x="21306" y="0"/>
+                <wp:lineTo x="0" y="0"/>
+              </wp:wrapPolygon>
+            </wp:wrapThrough>
+            <wp:docPr id="950605781" name="Picture 1"/>
+            <wp:cNvGraphicFramePr>
+              <a:graphicFrameLocks xmlns:a="http://schemas.openxmlformats.org/drawingml/2006/main" noChangeAspect="1"/>
+            </wp:cNvGraphicFramePr>
+            <a:graphic xmlns:a="http://schemas.openxmlformats.org/drawingml/2006/main">
+              <a:graphicData uri="http://schemas.openxmlformats.org/drawingml/2006/picture">
+                <pic:pic xmlns:pic="http://schemas.openxmlformats.org/drawingml/2006/picture">
+                  <pic:nvPicPr>
+                    <pic:cNvPr id="0" name="Picture 1"/>
+                    <pic:cNvPicPr>
+                      <a:picLocks noChangeAspect="1" noChangeArrowheads="1"/>
+                    </pic:cNvPicPr>
+                  </pic:nvPicPr>
+                  <pic:blipFill>
+                    <a:blip r:embed="rId6" cstate="print">
+                      <a:extLst>
+                        <a:ext uri="{28A0092B-C50C-407E-A947-70E740481C1C}">
+                          <a14:useLocalDpi xmlns:a14="http://schemas.microsoft.com/office/drawing/2010/main" val="0"/>
+                        </a:ext>
+                      </a:extLst>
+                    </a:blip>
+                    <a:srcRect/>
+                    <a:stretch>
+                      <a:fillRect/>
+                    </a:stretch>
+                  </pic:blipFill>
+                  <pic:spPr bwMode="auto">
+                    <a:xfrm>
+                      <a:off x="0" y="0"/>
+                      <a:ext cx="1131700" cy="2510948"/>
+                    </a:xfrm>
+                    <a:prstGeom prst="rect">
+                      <a:avLst/>
+                    </a:prstGeom>
+                    <a:noFill/>
+                    <a:ln>
+                      <a:noFill/>
+                    </a:ln>
+                  </pic:spPr>
+                </pic:pic>
+              </a:graphicData>
+            </a:graphic>
+            <wp14:sizeRelH relativeFrom="margin">
+              <wp14:pctWidth>0</wp14:pctWidth>
+            </wp14:sizeRelH>
+            <wp14:sizeRelV relativeFrom="margin">
+              <wp14:pctHeight>0</wp14:pctHeight>
+            </wp14:sizeRelV>
+          </wp:anchor>
+        </w:drawing>
+      </w:r>
+      <w:r>
+        <w:rPr>
+          <w:sz w:val="24"/>
+          <w:szCs w:val="24"/>
+        </w:rPr>
+        <w:t>This is the entry point of the application. To get started, enter a valid email address and a password that meets the following requirements:</w:t>
+      </w:r>
+    </w:p>
+    <w:p>
+      <w:pPr>
+        <w:pStyle w:val="ListParagraph"/>
+        <w:numPr>
+          <w:ilvl w:val="0"/>
+          <w:numId w:val="1"/>
+        </w:numPr>
+        <w:rPr>
+          <w:sz w:val="24"/>
+          <w:szCs w:val="24"/>
+        </w:rPr>
+      </w:pPr>
+      <w:r>
+        <w:rPr>
+          <w:sz w:val="24"/>
+          <w:szCs w:val="24"/>
+        </w:rPr>
+        <w:t>Minimum six characters</w:t>
+      </w:r>
+    </w:p>
+    <w:p>
+      <w:pPr>
+        <w:pStyle w:val="ListParagraph"/>
+        <w:numPr>
+          <w:ilvl w:val="0"/>
+          <w:numId w:val="1"/>
+        </w:numPr>
+        <w:rPr>
+          <w:sz w:val="24"/>
+          <w:szCs w:val="24"/>
+        </w:rPr>
+      </w:pPr>
+      <w:r>
+        <w:rPr>
+          <w:sz w:val="24"/>
+          <w:szCs w:val="24"/>
+        </w:rPr>
+        <w:t>At least one uppercase letter</w:t>
+      </w:r>
+    </w:p>
+    <w:p>
+      <w:pPr>
+        <w:pStyle w:val="ListParagraph"/>
+        <w:numPr>
+          <w:ilvl w:val="0"/>
+          <w:numId w:val="1"/>
+        </w:numPr>
+        <w:rPr>
+          <w:sz w:val="24"/>
+          <w:szCs w:val="24"/>
+        </w:rPr>
+      </w:pPr>
+      <w:r>
+        <w:rPr>
+          <w:sz w:val="24"/>
+          <w:szCs w:val="24"/>
+        </w:rPr>
+        <w:t>At least one number</w:t>
+      </w:r>
+    </w:p>
+    <w:p>
+      <w:pPr>
+        <w:pStyle w:val="ListParagraph"/>
+        <w:numPr>
+          <w:ilvl w:val="0"/>
+          <w:numId w:val="1"/>
+        </w:numPr>
+        <w:rPr>
+          <w:sz w:val="24"/>
+          <w:szCs w:val="24"/>
+        </w:rPr>
+      </w:pPr>
+      <w:r>
+        <w:rPr>
+          <w:sz w:val="24"/>
+          <w:szCs w:val="24"/>
+        </w:rPr>
+        <w:t>At least one special character</w:t>
+      </w:r>
+    </w:p>
+    <w:p>
+      <w:pPr>
+        <w:pStyle w:val="ListParagraph"/>
+        <w:rPr>
+          <w:sz w:val="24"/>
+          <w:szCs w:val="24"/>
+        </w:rPr>
+      </w:pPr>
+      <w:r>
+        <w:rPr>
+          <w:sz w:val="24"/>
+          <w:szCs w:val="24"/>
+        </w:rPr>
+        <w:t xml:space="preserve">To check your password, you can toggle to Show/Hide the value of the textbox as needed. </w:t>
+      </w:r>
+    </w:p>
+    <w:p>
+      <w:pPr>
+        <w:pStyle w:val="ListParagraph"/>
+        <w:rPr>
+          <w:sz w:val="24"/>
+          <w:szCs w:val="24"/>
+        </w:rPr>
+      </w:pPr>
+    </w:p>
+    <w:p>
+      <w:pPr>
+        <w:pStyle w:val="ListParagraph"/>
+        <w:rPr>
+          <w:sz w:val="24"/>
+          <w:szCs w:val="24"/>
+        </w:rPr>
+      </w:pPr>
+      <w:r>
+        <w:rPr>
+          <w:sz w:val="24"/>
+          <w:szCs w:val="24"/>
+        </w:rPr>
+        <w:t>If the users’ credentials are valid, they are redirected to the Home Page with a personalized welcome message!</w:t>
+      </w:r>
+    </w:p>
+    <w:p>
+      <w:pPr>
+        <w:pStyle w:val="ListParagraph"/>
+        <w:rPr>
+          <w:sz w:val="24"/>
+          <w:szCs w:val="24"/>
+        </w:rPr>
+      </w:pPr>
+    </w:p>
+    <w:p>
+      <w:pPr>
+        <w:pStyle w:val="ListParagraph"/>
+        <w:rPr>
+          <w:sz w:val="24"/>
+          <w:szCs w:val="24"/>
+        </w:rPr>
+      </w:pPr>
+    </w:p>
+    <w:p>
+      <w:pPr>
+        <w:pStyle w:val="Heading2"/>
+        <w:rPr>
+          <w:rFonts w:ascii="Times New Roman" w:hAnsi="Times New Roman" w:cs="Times New Roman"/>
+          <w:color w:val="0269A2"/>
+          <w:sz w:val="24"/>
+          <w:szCs w:val="24"/>
+          <w:u w:val="single"/>
+        </w:rPr>
+      </w:pPr>
+      <w:bookmarkStart w:id="4" w:name="_Toc225694456"/>
+      <w:r>
+        <w:rPr>
+          <w:rFonts w:ascii="Times New Roman" w:hAnsi="Times New Roman" w:cs="Times New Roman"/>
+          <w:color w:val="0269A2"/>
+          <w:sz w:val="24"/>
+          <w:szCs w:val="24"/>
+          <w:u w:val="single"/>
+        </w:rPr>
+        <w:t>Home Page</w:t>
+      </w:r>
+      <w:bookmarkEnd w:id="4"/>
+    </w:p>
+    <w:p>
+      <w:pPr>
+        <w:rPr>
+          <w:sz w:val="24"/>
+          <w:szCs w:val="24"/>
+        </w:rPr>
+      </w:pPr>
+      <w:r>
+        <w:rPr>
+          <w:noProof/>
+          <w:sz w:val="24"/>
+          <w:szCs w:val="24"/>
+        </w:rPr>
+        <w:drawing>
+          <wp:anchor distT="0" distB="0" distL="114300" distR="114300" simplePos="0" relativeHeight="251659264" behindDoc="0" locked="0" layoutInCell="1" allowOverlap="1" wp14:anchorId="1AD3AE8D" wp14:editId="6E131EB7">
+            <wp:simplePos x="0" y="0"/>
+            <wp:positionH relativeFrom="margin">
+              <wp:align>left</wp:align>
+            </wp:positionH>
+            <wp:positionV relativeFrom="paragraph">
+              <wp:posOffset>8890</wp:posOffset>
+            </wp:positionV>
+            <wp:extent cx="1184910" cy="2118360"/>
+            <wp:effectExtent l="0" t="0" r="0" b="0"/>
+            <wp:wrapThrough wrapText="bothSides">
+              <wp:wrapPolygon edited="0">
+                <wp:start x="0" y="0"/>
+                <wp:lineTo x="0" y="21367"/>
+                <wp:lineTo x="21183" y="21367"/>
+                <wp:lineTo x="21183" y="0"/>
+                <wp:lineTo x="0" y="0"/>
+              </wp:wrapPolygon>
+            </wp:wrapThrough>
+            <wp:docPr id="763246313" name="Picture 2"/>
+            <wp:cNvGraphicFramePr>
+              <a:graphicFrameLocks xmlns:a="http://schemas.openxmlformats.org/drawingml/2006/main" noChangeAspect="1"/>
+            </wp:cNvGraphicFramePr>
+            <a:graphic xmlns:a="http://schemas.openxmlformats.org/drawingml/2006/main">
+              <a:graphicData uri="http://schemas.openxmlformats.org/drawingml/2006/picture">
+                <pic:pic xmlns:pic="http://schemas.openxmlformats.org/drawingml/2006/picture">
+                  <pic:nvPicPr>
+                    <pic:cNvPr id="0" name="Picture 3"/>
+                    <pic:cNvPicPr>
+                      <a:picLocks noChangeAspect="1" noChangeArrowheads="1"/>
+                    </pic:cNvPicPr>
+                  </pic:nvPicPr>
+                  <pic:blipFill>
+                    <a:blip r:embed="rId7" cstate="print">
+                      <a:extLst>
+                        <a:ext uri="{28A0092B-C50C-407E-A947-70E740481C1C}">
+                          <a14:useLocalDpi xmlns:a14="http://schemas.microsoft.com/office/drawing/2010/main" val="0"/>
+                        </a:ext>
+                      </a:extLst>
+                    </a:blip>
+                    <a:srcRect/>
+                    <a:stretch>
+                      <a:fillRect/>
+                    </a:stretch>
+                  </pic:blipFill>
+                  <pic:spPr bwMode="auto">
+                    <a:xfrm>
+                      <a:off x="0" y="0"/>
+                      <a:ext cx="1210823" cy="2164199"/>
+                    </a:xfrm>
+                    <a:prstGeom prst="rect">
+                      <a:avLst/>
+                    </a:prstGeom>
+                    <a:noFill/>
+                    <a:ln>
+                      <a:noFill/>
+                    </a:ln>
+                  </pic:spPr>
+                </pic:pic>
+              </a:graphicData>
+            </a:graphic>
+            <wp14:sizeRelH relativeFrom="margin">
+              <wp14:pctWidth>0</wp14:pctWidth>
+            </wp14:sizeRelH>
+            <wp14:sizeRelV relativeFrom="margin">
+              <wp14:pctHeight>0</wp14:pctHeight>
+            </wp14:sizeRelV>
+          </wp:anchor>
+        </w:drawing>
+      </w:r>
+      <w:r>
+        <w:rPr>
+          <w:sz w:val="24"/>
+          <w:szCs w:val="24"/>
+        </w:rPr>
+        <w:t xml:space="preserve">This is the dashboard </w:t>
+      </w:r>
+      <w:r>
+        <w:rPr>
+          <w:sz w:val="24"/>
+          <w:szCs w:val="24"/>
+        </w:rPr>
+        <w:t>and central hub for viewing and managing your tasks. For easy access to the most important information, SESH has the following widgets:</w:t>
+      </w:r>
+    </w:p>
+    <w:p>
+      <w:pPr>
+        <w:rPr>
+          <w:sz w:val="24"/>
+          <w:szCs w:val="24"/>
+        </w:rPr>
+      </w:pPr>
+      <w:r>
+        <w:rPr>
+          <w:i/>
+          <w:iCs/>
+          <w:sz w:val="24"/>
+          <w:szCs w:val="24"/>
+        </w:rPr>
+        <w:t>Task Overview:</w:t>
+      </w:r>
+      <w:r>
+        <w:rPr>
+          <w:sz w:val="24"/>
+          <w:szCs w:val="24"/>
+        </w:rPr>
+        <w:t xml:space="preserve"> Displays total number of tasks, completed tasks and overdue tasks.</w:t>
+      </w:r>
+    </w:p>
+    <w:p>
+      <w:pPr>
+        <w:rPr>
+          <w:sz w:val="24"/>
+          <w:szCs w:val="24"/>
+        </w:rPr>
+      </w:pPr>
+      <w:r>
+        <w:rPr>
+          <w:i/>
+          <w:iCs/>
+          <w:sz w:val="24"/>
+          <w:szCs w:val="24"/>
+        </w:rPr>
+        <w:t xml:space="preserve">Add New Task: </w:t>
+      </w:r>
+      <w:r>
+        <w:rPr>
+          <w:sz w:val="24"/>
+          <w:szCs w:val="24"/>
+        </w:rPr>
+        <w:t>Allows the user to quickly input all their new tasks and redirects them to the Activity Page</w:t>
+      </w:r>
+    </w:p>
+    <w:p>
+      <w:pPr>
+        <w:rPr>
+          <w:sz w:val="24"/>
+          <w:szCs w:val="24"/>
+        </w:rPr>
+      </w:pPr>
+      <w:r>
+        <w:rPr>
+          <w:i/>
+          <w:iCs/>
+          <w:sz w:val="24"/>
+          <w:szCs w:val="24"/>
+        </w:rPr>
+        <w:t>Upcoming Tasks:</w:t>
+      </w:r>
+      <w:r>
+        <w:rPr>
+          <w:sz w:val="24"/>
+          <w:szCs w:val="24"/>
+        </w:rPr>
+        <w:t xml:space="preserve"> Displays the title, due date, priority and status of the </w:t>
+      </w:r>
+      <w:r>
+        <w:rPr>
+          <w:sz w:val="24"/>
+          <w:szCs w:val="24"/>
+        </w:rPr>
+        <w:t>users’</w:t>
+      </w:r>
+      <w:r>
+        <w:rPr>
+          <w:sz w:val="24"/>
+          <w:szCs w:val="24"/>
+        </w:rPr>
+        <w:t xml:space="preserve"> tasks.</w:t>
+      </w:r>
+    </w:p>
+    <w:p>
+      <w:pPr>
+        <w:pStyle w:val="Heading2"/>
+        <w:rPr>
+          <w:rFonts w:ascii="Times New Roman" w:hAnsi="Times New Roman" w:cs="Times New Roman"/>
+          <w:color w:val="0269A2"/>
+          <w:sz w:val="24"/>
+          <w:szCs w:val="24"/>
+          <w:u w:val="single"/>
+        </w:rPr>
+      </w:pPr>
+      <w:bookmarkStart w:id="5" w:name="_Toc225694457"/>
+      <w:r>
+        <w:rPr>
+          <w:rFonts w:ascii="Times New Roman" w:hAnsi="Times New Roman" w:cs="Times New Roman"/>
+          <w:color w:val="0269A2"/>
+          <w:sz w:val="24"/>
+          <w:szCs w:val="24"/>
+          <w:u w:val="single"/>
+        </w:rPr>
+        <w:lastRenderedPageBreak/>
+        <w:t>Add/Edit Task</w:t>
+      </w:r>
+      <w:r>
+        <w:rPr>
+          <w:rFonts w:ascii="Times New Roman" w:hAnsi="Times New Roman" w:cs="Times New Roman"/>
+          <w:color w:val="0269A2"/>
+          <w:sz w:val="24"/>
+          <w:szCs w:val="24"/>
+          <w:u w:val="single"/>
+        </w:rPr>
+        <w:t xml:space="preserve"> Page</w:t>
+      </w:r>
+      <w:bookmarkEnd w:id="5"/>
+    </w:p>
+    <w:p>
+      <w:pPr>
+        <w:rPr>
+          <w:sz w:val="24"/>
+          <w:szCs w:val="24"/>
+        </w:rPr>
+      </w:pPr>
+      <w:r>
+        <w:rPr>
+          <w:noProof/>
+          <w:sz w:val="24"/>
+          <w:szCs w:val="24"/>
+        </w:rPr>
+        <w:drawing>
+          <wp:anchor distT="0" distB="0" distL="114300" distR="114300" simplePos="0" relativeHeight="251660288" behindDoc="0" locked="0" layoutInCell="1" allowOverlap="1" wp14:anchorId="384E8B3E" wp14:editId="211A68E5">
+            <wp:simplePos x="0" y="0"/>
+            <wp:positionH relativeFrom="margin">
+              <wp:align>left</wp:align>
+            </wp:positionH>
+            <wp:positionV relativeFrom="paragraph">
+              <wp:posOffset>9102</wp:posOffset>
+            </wp:positionV>
+            <wp:extent cx="1226820" cy="2395855"/>
+            <wp:effectExtent l="0" t="0" r="0" b="4445"/>
+            <wp:wrapThrough wrapText="bothSides">
+              <wp:wrapPolygon edited="0">
+                <wp:start x="0" y="0"/>
+                <wp:lineTo x="0" y="21468"/>
+                <wp:lineTo x="21130" y="21468"/>
+                <wp:lineTo x="21130" y="0"/>
+                <wp:lineTo x="0" y="0"/>
+              </wp:wrapPolygon>
+            </wp:wrapThrough>
+            <wp:docPr id="1433680914" name="Picture 3"/>
+            <wp:cNvGraphicFramePr>
+              <a:graphicFrameLocks xmlns:a="http://schemas.openxmlformats.org/drawingml/2006/main" noChangeAspect="1"/>
+            </wp:cNvGraphicFramePr>
+            <a:graphic xmlns:a="http://schemas.openxmlformats.org/drawingml/2006/main">
+              <a:graphicData uri="http://schemas.openxmlformats.org/drawingml/2006/picture">
+                <pic:pic xmlns:pic="http://schemas.openxmlformats.org/drawingml/2006/picture">
+                  <pic:nvPicPr>
+                    <pic:cNvPr id="0" name="Picture 5"/>
+                    <pic:cNvPicPr>
+                      <a:picLocks noChangeAspect="1" noChangeArrowheads="1"/>
+                    </pic:cNvPicPr>
+                  </pic:nvPicPr>
+                  <pic:blipFill>
+                    <a:blip r:embed="rId8" cstate="print">
+                      <a:extLst>
+                        <a:ext uri="{28A0092B-C50C-407E-A947-70E740481C1C}">
+                          <a14:useLocalDpi xmlns:a14="http://schemas.microsoft.com/office/drawing/2010/main" val="0"/>
+                        </a:ext>
+                      </a:extLst>
+                    </a:blip>
+                    <a:srcRect/>
+                    <a:stretch>
+                      <a:fillRect/>
+                    </a:stretch>
+                  </pic:blipFill>
+                  <pic:spPr bwMode="auto">
+                    <a:xfrm>
+                      <a:off x="0" y="0"/>
+                      <a:ext cx="1235294" cy="2412556"/>
+                    </a:xfrm>
+                    <a:prstGeom prst="rect">
+                      <a:avLst/>
+                    </a:prstGeom>
+                    <a:noFill/>
+                    <a:ln>
+                      <a:noFill/>
+                    </a:ln>
+                  </pic:spPr>
+                </pic:pic>
+              </a:graphicData>
+            </a:graphic>
+            <wp14:sizeRelH relativeFrom="margin">
+              <wp14:pctWidth>0</wp14:pctWidth>
+            </wp14:sizeRelH>
+            <wp14:sizeRelV relativeFrom="margin">
+              <wp14:pctHeight>0</wp14:pctHeight>
+            </wp14:sizeRelV>
+          </wp:anchor>
+        </w:drawing>
+      </w:r>
+      <w:r>
+        <w:rPr>
+          <w:sz w:val="24"/>
+          <w:szCs w:val="24"/>
+        </w:rPr>
+        <w:t xml:space="preserve">This </w:t>
+      </w:r>
+      <w:r>
+        <w:rPr>
+          <w:sz w:val="24"/>
+          <w:szCs w:val="24"/>
+        </w:rPr>
+        <w:t>a</w:t>
+      </w:r>
+      <w:r>
+        <w:rPr>
+          <w:sz w:val="24"/>
+          <w:szCs w:val="24"/>
+        </w:rPr>
+        <w:t xml:space="preserve">ctivity </w:t>
+      </w:r>
+      <w:r>
+        <w:rPr>
+          <w:sz w:val="24"/>
+          <w:szCs w:val="24"/>
+        </w:rPr>
+        <w:t>p</w:t>
+      </w:r>
+      <w:r>
+        <w:rPr>
+          <w:sz w:val="24"/>
+          <w:szCs w:val="24"/>
+        </w:rPr>
+        <w:t xml:space="preserve">age allows users to create or modify tasks. </w:t>
+      </w:r>
+      <w:r>
+        <w:rPr>
+          <w:sz w:val="24"/>
+          <w:szCs w:val="24"/>
+        </w:rPr>
+        <w:t xml:space="preserve">For task creation, enter the tasks title, course/subject, due date, priority </w:t>
+      </w:r>
+      <w:r>
+        <w:rPr>
+          <w:sz w:val="24"/>
+          <w:szCs w:val="24"/>
+        </w:rPr>
+        <w:tab/>
+        <w:t xml:space="preserve">and notes. </w:t>
+      </w:r>
+      <w:r>
+        <w:rPr>
+          <w:sz w:val="24"/>
+          <w:szCs w:val="24"/>
+        </w:rPr>
+        <w:t xml:space="preserve"> </w:t>
+      </w:r>
+      <w:r>
+        <w:rPr>
+          <w:sz w:val="24"/>
+          <w:szCs w:val="24"/>
+        </w:rPr>
+        <w:t>For task modifications, edit the desired fields.</w:t>
+      </w:r>
+    </w:p>
+    <w:p>
+      <w:pPr>
+        <w:rPr>
+          <w:sz w:val="24"/>
+          <w:szCs w:val="24"/>
+        </w:rPr>
+      </w:pPr>
+      <w:r>
+        <w:rPr>
+          <w:sz w:val="24"/>
+          <w:szCs w:val="24"/>
+        </w:rPr>
+        <w:t>To confirm</w:t>
+      </w:r>
+      <w:r>
+        <w:rPr>
+          <w:sz w:val="24"/>
+          <w:szCs w:val="24"/>
+        </w:rPr>
+        <w:t xml:space="preserve"> the action</w:t>
+      </w:r>
+      <w:r>
+        <w:rPr>
+          <w:sz w:val="24"/>
+          <w:szCs w:val="24"/>
+        </w:rPr>
+        <w:t>, the user can click “Save Task” to store the information or “Cancel” to discard changes. The user is then redirected to the Home Page.</w:t>
+      </w:r>
+    </w:p>
+    <w:p/>
+    <w:p/>
+    <w:p/>
+    <w:p/>
+    <w:p/>
+    <w:p>
+      <w:pPr>
+        <w:pStyle w:val="Heading2"/>
+        <w:rPr>
+          <w:rFonts w:ascii="Times New Roman" w:hAnsi="Times New Roman" w:cs="Times New Roman"/>
+          <w:color w:val="0269A2"/>
+          <w:sz w:val="24"/>
+          <w:szCs w:val="24"/>
+          <w:u w:val="single"/>
+        </w:rPr>
+      </w:pPr>
+      <w:bookmarkStart w:id="6" w:name="_Toc225694458"/>
+      <w:r>
+        <w:rPr>
+          <w:rFonts w:ascii="Times New Roman" w:hAnsi="Times New Roman" w:cs="Times New Roman"/>
+          <w:color w:val="0269A2"/>
+          <w:sz w:val="24"/>
+          <w:szCs w:val="24"/>
+          <w:u w:val="single"/>
+        </w:rPr>
+        <w:t>Task Detail Page</w:t>
+      </w:r>
+      <w:bookmarkEnd w:id="6"/>
+    </w:p>
+    <w:p>
+      <w:pPr>
+        <w:rPr>
+          <w:sz w:val="24"/>
+          <w:szCs w:val="24"/>
+        </w:rPr>
+      </w:pPr>
+      <w:r>
+        <w:drawing>
+          <wp:anchor distT="0" distB="0" distL="114300" distR="114300" simplePos="0" relativeHeight="251661312" behindDoc="0" locked="0" layoutInCell="1" allowOverlap="1" wp14:anchorId="14B3AA90" wp14:editId="0B003C4C">
+            <wp:simplePos x="0" y="0"/>
+            <wp:positionH relativeFrom="margin">
+              <wp:posOffset>15240</wp:posOffset>
+            </wp:positionH>
+            <wp:positionV relativeFrom="paragraph">
+              <wp:posOffset>13335</wp:posOffset>
+            </wp:positionV>
+            <wp:extent cx="1120140" cy="1999615"/>
+            <wp:effectExtent l="0" t="0" r="3810" b="635"/>
+            <wp:wrapThrough wrapText="bothSides">
+              <wp:wrapPolygon edited="0">
+                <wp:start x="0" y="0"/>
+                <wp:lineTo x="0" y="21401"/>
+                <wp:lineTo x="21306" y="21401"/>
+                <wp:lineTo x="21306" y="0"/>
+                <wp:lineTo x="0" y="0"/>
+              </wp:wrapPolygon>
+            </wp:wrapThrough>
+            <wp:docPr id="1283266052" name="Picture 4"/>
+            <wp:cNvGraphicFramePr>
+              <a:graphicFrameLocks xmlns:a="http://schemas.openxmlformats.org/drawingml/2006/main" noChangeAspect="1"/>
+            </wp:cNvGraphicFramePr>
+            <a:graphic xmlns:a="http://schemas.openxmlformats.org/drawingml/2006/main">
+              <a:graphicData uri="http://schemas.openxmlformats.org/drawingml/2006/picture">
+                <pic:pic xmlns:pic="http://schemas.openxmlformats.org/drawingml/2006/picture">
+                  <pic:nvPicPr>
+                    <pic:cNvPr id="0" name="Picture 7"/>
+                    <pic:cNvPicPr>
+                      <a:picLocks noChangeAspect="1" noChangeArrowheads="1"/>
+                    </pic:cNvPicPr>
+                  </pic:nvPicPr>
+                  <pic:blipFill>
+                    <a:blip r:embed="rId9" cstate="print">
+                      <a:extLst>
+                        <a:ext uri="{28A0092B-C50C-407E-A947-70E740481C1C}">
+                          <a14:useLocalDpi xmlns:a14="http://schemas.microsoft.com/office/drawing/2010/main" val="0"/>
+                        </a:ext>
+                      </a:extLst>
+                    </a:blip>
+                    <a:srcRect/>
+                    <a:stretch>
+                      <a:fillRect/>
+                    </a:stretch>
+                  </pic:blipFill>
+                  <pic:spPr bwMode="auto">
+                    <a:xfrm>
+                      <a:off x="0" y="0"/>
+                      <a:ext cx="1120140" cy="1999615"/>
+                    </a:xfrm>
+                    <a:prstGeom prst="rect">
+                      <a:avLst/>
+                    </a:prstGeom>
+                    <a:noFill/>
+                    <a:ln>
+                      <a:noFill/>
+                    </a:ln>
+                  </pic:spPr>
+                </pic:pic>
+              </a:graphicData>
+            </a:graphic>
+            <wp14:sizeRelH relativeFrom="margin">
+              <wp14:pctWidth>0</wp14:pctWidth>
+            </wp14:sizeRelH>
+            <wp14:sizeRelV relativeFrom="margin">
+              <wp14:pctHeight>0</wp14:pctHeight>
+            </wp14:sizeRelV>
+          </wp:anchor>
+        </w:drawing>
+      </w:r>
+      <w:r>
+        <w:rPr>
+          <w:sz w:val="24"/>
+          <w:szCs w:val="24"/>
+        </w:rPr>
+        <w:t>T</w:t>
+      </w:r>
+      <w:r>
+        <w:rPr>
+          <w:sz w:val="24"/>
+          <w:szCs w:val="24"/>
+        </w:rPr>
+        <w:t>he Task Detail Page displays complete information for a selected task and allows the user to review, update or manage that task.</w:t>
+      </w:r>
+    </w:p>
+    <w:p>
+      <w:pPr>
+        <w:pStyle w:val="ListParagraph"/>
+        <w:numPr>
+          <w:ilvl w:val="0"/>
+          <w:numId w:val="1"/>
+        </w:numPr>
+        <w:rPr>
+          <w:sz w:val="24"/>
+          <w:szCs w:val="24"/>
+        </w:rPr>
+      </w:pPr>
+      <w:r>
+        <w:rPr>
+          <w:sz w:val="24"/>
+          <w:szCs w:val="24"/>
+        </w:rPr>
+        <w:t xml:space="preserve">Displays all stored task information including task title, </w:t>
+      </w:r>
+      <w:r>
+        <w:rPr>
+          <w:sz w:val="24"/>
+          <w:szCs w:val="24"/>
+        </w:rPr>
+        <w:tab/>
+      </w:r>
+      <w:r>
+        <w:rPr>
+          <w:sz w:val="24"/>
+          <w:szCs w:val="24"/>
+        </w:rPr>
+        <w:tab/>
+      </w:r>
+      <w:r>
+        <w:rPr>
+          <w:sz w:val="24"/>
+          <w:szCs w:val="24"/>
+        </w:rPr>
+        <w:tab/>
+      </w:r>
+      <w:r>
+        <w:rPr>
+          <w:sz w:val="24"/>
+          <w:szCs w:val="24"/>
+        </w:rPr>
+        <w:tab/>
+        <w:t xml:space="preserve">subject/course, due date, priority level, notes and completion </w:t>
+      </w:r>
+      <w:r>
+        <w:rPr>
+          <w:sz w:val="24"/>
+          <w:szCs w:val="24"/>
+        </w:rPr>
+        <w:tab/>
+      </w:r>
+      <w:r>
+        <w:rPr>
+          <w:sz w:val="24"/>
+          <w:szCs w:val="24"/>
+        </w:rPr>
+        <w:tab/>
+      </w:r>
+      <w:r>
+        <w:rPr>
+          <w:sz w:val="24"/>
+          <w:szCs w:val="24"/>
+        </w:rPr>
+        <w:tab/>
+        <w:t>status.</w:t>
+      </w:r>
+    </w:p>
+    <w:p>
+      <w:pPr>
+        <w:pStyle w:val="ListParagraph"/>
+        <w:numPr>
+          <w:ilvl w:val="0"/>
+          <w:numId w:val="1"/>
+        </w:numPr>
+        <w:rPr>
+          <w:sz w:val="24"/>
+          <w:szCs w:val="24"/>
+        </w:rPr>
+      </w:pPr>
+      <w:r>
+        <w:rPr>
+          <w:sz w:val="24"/>
+          <w:szCs w:val="24"/>
+        </w:rPr>
+        <w:t>Provides options for task management such as “Edit Task”,</w:t>
+      </w:r>
+      <w:r>
+        <w:rPr>
+          <w:sz w:val="24"/>
+          <w:szCs w:val="24"/>
+        </w:rPr>
+        <w:t xml:space="preserve"> </w:t>
+      </w:r>
+      <w:r>
+        <w:rPr>
+          <w:sz w:val="24"/>
+          <w:szCs w:val="24"/>
+        </w:rPr>
+        <w:t xml:space="preserve">“Mark </w:t>
+      </w:r>
+      <w:r>
+        <w:rPr>
+          <w:sz w:val="24"/>
+          <w:szCs w:val="24"/>
+        </w:rPr>
+        <w:tab/>
+      </w:r>
+      <w:r>
+        <w:rPr>
+          <w:sz w:val="24"/>
+          <w:szCs w:val="24"/>
+        </w:rPr>
+        <w:tab/>
+      </w:r>
+      <w:r>
+        <w:rPr>
+          <w:sz w:val="24"/>
+          <w:szCs w:val="24"/>
+        </w:rPr>
+        <w:tab/>
+      </w:r>
+      <w:r>
+        <w:rPr>
+          <w:sz w:val="24"/>
+          <w:szCs w:val="24"/>
+        </w:rPr>
+        <w:t>as Completed” and “Delete Task”.</w:t>
+      </w:r>
+    </w:p>
+    <w:p>
+      <w:pPr>
+        <w:rPr>
+          <w:sz w:val="24"/>
+          <w:szCs w:val="24"/>
+        </w:rPr>
+      </w:pPr>
+      <w:r>
+        <w:rPr>
+          <w:sz w:val="24"/>
+          <w:szCs w:val="24"/>
+        </w:rPr>
+        <w:t>Any updates made are saved and immediately reflected in the Home Page overview section that the user is redirected to.</w:t>
+      </w:r>
+    </w:p>
+    <w:p>
+      <w:pPr>
         <w:pStyle w:val="Heading1"/>
         <w:rPr>
           <w:rFonts w:ascii="Times New Roman" w:hAnsi="Times New Roman" w:cs="Times New Roman"/>
-          <w:sz w:val="24"/>
-          <w:szCs w:val="24"/>
-        </w:rPr>
-      </w:pPr>
-      <w:bookmarkStart w:id="2" w:name="_Toc225686024"/>
-      <w:r>
-        <w:rPr>
-          <w:rFonts w:ascii="Times New Roman" w:hAnsi="Times New Roman" w:cs="Times New Roman"/>
-          <w:sz w:val="24"/>
-          <w:szCs w:val="24"/>
+          <w:b/>
+          <w:bCs/>
+          <w:sz w:val="24"/>
+          <w:szCs w:val="24"/>
+          <w:u w:val="single"/>
+        </w:rPr>
+      </w:pPr>
+      <w:bookmarkStart w:id="7" w:name="_Toc225694459"/>
+      <w:r>
+        <w:rPr>
+          <w:rFonts w:ascii="Times New Roman" w:hAnsi="Times New Roman" w:cs="Times New Roman"/>
+          <w:b/>
+          <w:bCs/>
+          <w:sz w:val="24"/>
+          <w:szCs w:val="24"/>
+          <w:u w:val="single"/>
         </w:rPr>
         <w:t>GitHub Link</w:t>
       </w:r>
-      <w:bookmarkEnd w:id="2"/>
+      <w:bookmarkEnd w:id="7"/>
     </w:p>
     <w:p>
       <w:pPr>
@@ -1145,20 +2531,26 @@
         <w:pStyle w:val="Heading1"/>
         <w:rPr>
           <w:rFonts w:ascii="Times New Roman" w:hAnsi="Times New Roman" w:cs="Times New Roman"/>
-          <w:sz w:val="24"/>
-          <w:szCs w:val="24"/>
-        </w:rPr>
-      </w:pPr>
-      <w:bookmarkStart w:id="3" w:name="_Toc225686025"/>
-      <w:r>
-        <w:rPr>
-          <w:rFonts w:ascii="Times New Roman" w:hAnsi="Times New Roman" w:cs="Times New Roman"/>
-          <w:sz w:val="24"/>
-          <w:szCs w:val="24"/>
+          <w:b/>
+          <w:bCs/>
+          <w:sz w:val="24"/>
+          <w:szCs w:val="24"/>
+          <w:u w:val="single"/>
+        </w:rPr>
+      </w:pPr>
+      <w:bookmarkStart w:id="8" w:name="_Toc225694460"/>
+      <w:r>
+        <w:rPr>
+          <w:rFonts w:ascii="Times New Roman" w:hAnsi="Times New Roman" w:cs="Times New Roman"/>
+          <w:b/>
+          <w:bCs/>
+          <w:sz w:val="24"/>
+          <w:szCs w:val="24"/>
+          <w:u w:val="single"/>
         </w:rPr>
         <w:t>Contributions</w:t>
       </w:r>
-      <w:bookmarkEnd w:id="3"/>
+      <w:bookmarkEnd w:id="8"/>
     </w:p>
     <w:p>
       <w:pPr>
@@ -1374,7 +2766,74 @@
         <w:tc>
           <w:tcPr>
             <w:tcW w:w="2337" w:type="dxa"/>
-            <w:shd w:val="clear" w:color="auto" w:fill="F6C5AC" w:themeFill="accent2" w:themeFillTint="66"/>
+            <w:shd w:val="clear" w:color="auto" w:fill="CC66FF"/>
+          </w:tcPr>
+          <w:p>
+            <w:pPr>
+              <w:rPr>
+                <w:rFonts w:ascii="Times New Roman" w:hAnsi="Times New Roman" w:cs="Times New Roman"/>
+                <w:sz w:val="24"/>
+                <w:szCs w:val="24"/>
+              </w:rPr>
+            </w:pPr>
+            <w:r>
+              <w:rPr>
+                <w:rFonts w:ascii="Times New Roman" w:hAnsi="Times New Roman" w:cs="Times New Roman"/>
+                <w:sz w:val="24"/>
+                <w:szCs w:val="24"/>
+              </w:rPr>
+              <w:t xml:space="preserve">Coordinating </w:t>
+            </w:r>
+          </w:p>
+        </w:tc>
+        <w:tc>
+          <w:tcPr>
+            <w:tcW w:w="2337" w:type="dxa"/>
+          </w:tcPr>
+          <w:p>
+            <w:pPr>
+              <w:rPr>
+                <w:rFonts w:ascii="Times New Roman" w:hAnsi="Times New Roman" w:cs="Times New Roman"/>
+                <w:sz w:val="24"/>
+                <w:szCs w:val="24"/>
+              </w:rPr>
+            </w:pPr>
+          </w:p>
+        </w:tc>
+        <w:tc>
+          <w:tcPr>
+            <w:tcW w:w="2338" w:type="dxa"/>
+          </w:tcPr>
+          <w:p>
+            <w:pPr>
+              <w:rPr>
+                <w:rFonts w:ascii="Times New Roman" w:hAnsi="Times New Roman" w:cs="Times New Roman"/>
+                <w:sz w:val="24"/>
+                <w:szCs w:val="24"/>
+              </w:rPr>
+            </w:pPr>
+          </w:p>
+        </w:tc>
+        <w:tc>
+          <w:tcPr>
+            <w:tcW w:w="2338" w:type="dxa"/>
+          </w:tcPr>
+          <w:p>
+            <w:pPr>
+              <w:rPr>
+                <w:rFonts w:ascii="Times New Roman" w:hAnsi="Times New Roman" w:cs="Times New Roman"/>
+                <w:sz w:val="24"/>
+                <w:szCs w:val="24"/>
+              </w:rPr>
+            </w:pPr>
+          </w:p>
+        </w:tc>
+      </w:tr>
+      <w:tr>
+        <w:tc>
+          <w:tcPr>
+            <w:tcW w:w="2337" w:type="dxa"/>
+            <w:shd w:val="clear" w:color="auto" w:fill="7FC9FF" w:themeFill="accent2" w:themeFillTint="66"/>
           </w:tcPr>
           <w:p>
             <w:pPr>
@@ -1683,7 +3142,7 @@
       <w:r>
         <w:rPr>
           <w:rFonts w:ascii="Times New Roman" w:hAnsi="Times New Roman" w:cs="Times New Roman"/>
-          <w:color w:val="F1A983" w:themeColor="accent2" w:themeTint="99"/>
+          <w:color w:val="40AEFF" w:themeColor="accent2" w:themeTint="99"/>
           <w:sz w:val="24"/>
           <w:szCs w:val="24"/>
         </w:rPr>
@@ -1698,6 +3157,218 @@
     </w:sectPr>
   </w:body>
 </w:document>
+</file>
+
+<file path=word/numbering.xml><?xml version="1.0" encoding="utf-8"?>
+<w:numbering xmlns:wpc="http://schemas.microsoft.com/office/word/2010/wordprocessingCanvas" xmlns:cx="http://schemas.microsoft.com/office/drawing/2014/chartex" xmlns:cx1="http://schemas.microsoft.com/office/drawing/2015/9/8/chartex" xmlns:cx2="http://schemas.microsoft.com/office/drawing/2015/10/21/chartex" xmlns:cx3="http://schemas.microsoft.com/office/drawing/2016/5/9/chartex" xmlns:cx4="http://schemas.microsoft.com/office/drawing/2016/5/10/chartex" xmlns:cx5="http://schemas.microsoft.com/office/drawing/2016/5/11/chartex" xmlns:cx6="http://schemas.microsoft.com/office/drawing/2016/5/12/chartex" xmlns:cx7="http://schemas.microsoft.com/office/drawing/2016/5/13/chartex" xmlns:cx8="http://schemas.microsoft.com/office/drawing/2016/5/14/chartex" xmlns:mc="http://schemas.openxmlformats.org/markup-compatibility/2006" xmlns:aink="http://schemas.microsoft.com/office/drawing/2016/ink" xmlns:am3d="http://schemas.microsoft.com/office/drawing/2017/model3d" xmlns:o="urn:schemas-microsoft-com:office:office" xmlns:oel="http://schemas.microsoft.com/office/2019/extlst" xmlns:r="http://schemas.openxmlformats.org/officeDocument/2006/relationships" xmlns:m="http://schemas.openxmlformats.org/officeDocument/2006/math" xmlns:v="urn:schemas-microsoft-com:vml" xmlns:wp14="http://schemas.microsoft.com/office/word/2010/wordprocessingDrawing" xmlns:wp="http://schemas.openxmlformats.org/drawingml/2006/wordprocessingDrawing" xmlns:w10="urn:schemas-microsoft-com:office:word" xmlns:w="http://schemas.openxmlformats.org/wordprocessingml/2006/main" xmlns:w14="http://schemas.microsoft.com/office/word/2010/wordml" xmlns:w15="http://schemas.microsoft.com/office/word/2012/wordml" xmlns:w16cex="http://schemas.microsoft.com/office/word/2018/wordml/cex" xmlns:w16cid="http://schemas.microsoft.com/office/word/2016/wordml/cid" xmlns:w16="http://schemas.microsoft.com/office/word/2018/wordml" xmlns:w16du="http://schemas.microsoft.com/office/word/2023/wordml/word16du" xmlns:w16sdtdh="http://schemas.microsoft.com/office/word/2020/wordml/sdtdatahash" xmlns:w16sdtfl="http://schemas.microsoft.com/office/word/2024/wordml/sdtformatlock" xmlns:w16se="http://schemas.microsoft.com/office/word/2015/wordml/symex" xmlns:wpg="http://schemas.microsoft.com/office/word/2010/wordprocessingGroup" xmlns:wpi="http://schemas.microsoft.com/office/word/2010/wordprocessingInk" xmlns:wne="http://schemas.microsoft.com/office/word/2006/wordml" xmlns:wps="http://schemas.microsoft.com/office/word/2010/wordprocessingShape" mc:Ignorable="w14 w15 w16se w16cid w16 w16cex w16sdtdh w16sdtfl w16du wp14">
+  <w:abstractNum w:abstractNumId="0" w15:restartNumberingAfterBreak="0">
+    <w:nsid w:val="048E5B85"/>
+    <w:multiLevelType w:val="hybridMultilevel"/>
+    <w:tmpl w:val="F0EE5C82"/>
+    <w:lvl w:ilvl="0" w:tplc="1009000F">
+      <w:start w:val="1"/>
+      <w:numFmt w:val="decimal"/>
+      <w:lvlText w:val="%1."/>
+      <w:lvlJc w:val="left"/>
+      <w:pPr>
+        <w:ind w:left="720" w:hanging="360"/>
+      </w:pPr>
+      <w:rPr>
+        <w:rFonts w:hint="default"/>
+      </w:rPr>
+    </w:lvl>
+    <w:lvl w:ilvl="1" w:tplc="10090019" w:tentative="1">
+      <w:start w:val="1"/>
+      <w:numFmt w:val="lowerLetter"/>
+      <w:lvlText w:val="%2."/>
+      <w:lvlJc w:val="left"/>
+      <w:pPr>
+        <w:ind w:left="1440" w:hanging="360"/>
+      </w:pPr>
+    </w:lvl>
+    <w:lvl w:ilvl="2" w:tplc="1009001B" w:tentative="1">
+      <w:start w:val="1"/>
+      <w:numFmt w:val="lowerRoman"/>
+      <w:lvlText w:val="%3."/>
+      <w:lvlJc w:val="right"/>
+      <w:pPr>
+        <w:ind w:left="2160" w:hanging="180"/>
+      </w:pPr>
+    </w:lvl>
+    <w:lvl w:ilvl="3" w:tplc="1009000F" w:tentative="1">
+      <w:start w:val="1"/>
+      <w:numFmt w:val="decimal"/>
+      <w:lvlText w:val="%4."/>
+      <w:lvlJc w:val="left"/>
+      <w:pPr>
+        <w:ind w:left="2880" w:hanging="360"/>
+      </w:pPr>
+    </w:lvl>
+    <w:lvl w:ilvl="4" w:tplc="10090019" w:tentative="1">
+      <w:start w:val="1"/>
+      <w:numFmt w:val="lowerLetter"/>
+      <w:lvlText w:val="%5."/>
+      <w:lvlJc w:val="left"/>
+      <w:pPr>
+        <w:ind w:left="3600" w:hanging="360"/>
+      </w:pPr>
+    </w:lvl>
+    <w:lvl w:ilvl="5" w:tplc="1009001B" w:tentative="1">
+      <w:start w:val="1"/>
+      <w:numFmt w:val="lowerRoman"/>
+      <w:lvlText w:val="%6."/>
+      <w:lvlJc w:val="right"/>
+      <w:pPr>
+        <w:ind w:left="4320" w:hanging="180"/>
+      </w:pPr>
+    </w:lvl>
+    <w:lvl w:ilvl="6" w:tplc="1009000F" w:tentative="1">
+      <w:start w:val="1"/>
+      <w:numFmt w:val="decimal"/>
+      <w:lvlText w:val="%7."/>
+      <w:lvlJc w:val="left"/>
+      <w:pPr>
+        <w:ind w:left="5040" w:hanging="360"/>
+      </w:pPr>
+    </w:lvl>
+    <w:lvl w:ilvl="7" w:tplc="10090019" w:tentative="1">
+      <w:start w:val="1"/>
+      <w:numFmt w:val="lowerLetter"/>
+      <w:lvlText w:val="%8."/>
+      <w:lvlJc w:val="left"/>
+      <w:pPr>
+        <w:ind w:left="5760" w:hanging="360"/>
+      </w:pPr>
+    </w:lvl>
+    <w:lvl w:ilvl="8" w:tplc="1009001B" w:tentative="1">
+      <w:start w:val="1"/>
+      <w:numFmt w:val="lowerRoman"/>
+      <w:lvlText w:val="%9."/>
+      <w:lvlJc w:val="right"/>
+      <w:pPr>
+        <w:ind w:left="6480" w:hanging="180"/>
+      </w:pPr>
+    </w:lvl>
+  </w:abstractNum>
+  <w:abstractNum w:abstractNumId="1" w15:restartNumberingAfterBreak="0">
+    <w:nsid w:val="33713856"/>
+    <w:multiLevelType w:val="hybridMultilevel"/>
+    <w:tmpl w:val="74787D58"/>
+    <w:lvl w:ilvl="0" w:tplc="8774E660">
+      <w:numFmt w:val="bullet"/>
+      <w:lvlText w:val="-"/>
+      <w:lvlJc w:val="left"/>
+      <w:pPr>
+        <w:ind w:left="720" w:hanging="360"/>
+      </w:pPr>
+      <w:rPr>
+        <w:rFonts w:ascii="Times New Roman" w:eastAsiaTheme="minorHAnsi" w:hAnsi="Times New Roman" w:cs="Times New Roman" w:hint="default"/>
+      </w:rPr>
+    </w:lvl>
+    <w:lvl w:ilvl="1" w:tplc="10090003" w:tentative="1">
+      <w:start w:val="1"/>
+      <w:numFmt w:val="bullet"/>
+      <w:lvlText w:val="o"/>
+      <w:lvlJc w:val="left"/>
+      <w:pPr>
+        <w:ind w:left="1440" w:hanging="360"/>
+      </w:pPr>
+      <w:rPr>
+        <w:rFonts w:ascii="Courier New" w:hAnsi="Courier New" w:cs="Courier New" w:hint="default"/>
+      </w:rPr>
+    </w:lvl>
+    <w:lvl w:ilvl="2" w:tplc="10090005" w:tentative="1">
+      <w:start w:val="1"/>
+      <w:numFmt w:val="bullet"/>
+      <w:lvlText w:val=""/>
+      <w:lvlJc w:val="left"/>
+      <w:pPr>
+        <w:ind w:left="2160" w:hanging="360"/>
+      </w:pPr>
+      <w:rPr>
+        <w:rFonts w:ascii="Wingdings" w:hAnsi="Wingdings" w:hint="default"/>
+      </w:rPr>
+    </w:lvl>
+    <w:lvl w:ilvl="3" w:tplc="10090001" w:tentative="1">
+      <w:start w:val="1"/>
+      <w:numFmt w:val="bullet"/>
+      <w:lvlText w:val=""/>
+      <w:lvlJc w:val="left"/>
+      <w:pPr>
+        <w:ind w:left="2880" w:hanging="360"/>
+      </w:pPr>
+      <w:rPr>
+        <w:rFonts w:ascii="Symbol" w:hAnsi="Symbol" w:hint="default"/>
+      </w:rPr>
+    </w:lvl>
+    <w:lvl w:ilvl="4" w:tplc="10090003" w:tentative="1">
+      <w:start w:val="1"/>
+      <w:numFmt w:val="bullet"/>
+      <w:lvlText w:val="o"/>
+      <w:lvlJc w:val="left"/>
+      <w:pPr>
+        <w:ind w:left="3600" w:hanging="360"/>
+      </w:pPr>
+      <w:rPr>
+        <w:rFonts w:ascii="Courier New" w:hAnsi="Courier New" w:cs="Courier New" w:hint="default"/>
+      </w:rPr>
+    </w:lvl>
+    <w:lvl w:ilvl="5" w:tplc="10090005" w:tentative="1">
+      <w:start w:val="1"/>
+      <w:numFmt w:val="bullet"/>
+      <w:lvlText w:val=""/>
+      <w:lvlJc w:val="left"/>
+      <w:pPr>
+        <w:ind w:left="4320" w:hanging="360"/>
+      </w:pPr>
+      <w:rPr>
+        <w:rFonts w:ascii="Wingdings" w:hAnsi="Wingdings" w:hint="default"/>
+      </w:rPr>
+    </w:lvl>
+    <w:lvl w:ilvl="6" w:tplc="10090001" w:tentative="1">
+      <w:start w:val="1"/>
+      <w:numFmt w:val="bullet"/>
+      <w:lvlText w:val=""/>
+      <w:lvlJc w:val="left"/>
+      <w:pPr>
+        <w:ind w:left="5040" w:hanging="360"/>
+      </w:pPr>
+      <w:rPr>
+        <w:rFonts w:ascii="Symbol" w:hAnsi="Symbol" w:hint="default"/>
+      </w:rPr>
+    </w:lvl>
+    <w:lvl w:ilvl="7" w:tplc="10090003" w:tentative="1">
+      <w:start w:val="1"/>
+      <w:numFmt w:val="bullet"/>
+      <w:lvlText w:val="o"/>
+      <w:lvlJc w:val="left"/>
+      <w:pPr>
+        <w:ind w:left="5760" w:hanging="360"/>
+      </w:pPr>
+      <w:rPr>
+        <w:rFonts w:ascii="Courier New" w:hAnsi="Courier New" w:cs="Courier New" w:hint="default"/>
+      </w:rPr>
+    </w:lvl>
+    <w:lvl w:ilvl="8" w:tplc="10090005" w:tentative="1">
+      <w:start w:val="1"/>
+      <w:numFmt w:val="bullet"/>
+      <w:lvlText w:val=""/>
+      <w:lvlJc w:val="left"/>
+      <w:pPr>
+        <w:ind w:left="6480" w:hanging="360"/>
+      </w:pPr>
+      <w:rPr>
+        <w:rFonts w:ascii="Wingdings" w:hAnsi="Wingdings" w:hint="default"/>
+      </w:rPr>
+    </w:lvl>
+  </w:abstractNum>
+  <w:num w:numId="1" w16cid:durableId="366105513">
+    <w:abstractNumId w:val="1"/>
+  </w:num>
+  <w:num w:numId="2" w16cid:durableId="2121606279">
+    <w:abstractNumId w:val="0"/>
+  </w:num>
+</w:numbering>
 </file>
 
 <file path=word/styles.xml><?xml version="1.0" encoding="utf-8"?>
@@ -2128,7 +3799,6 @@
     <w:next w:val="Normal"/>
     <w:link w:val="Heading2Char"/>
     <w:uiPriority w:val="9"/>
-    <w:semiHidden/>
     <w:unhideWhenUsed/>
     <w:qFormat/>
     <w:rsid w:val="008F368F"/>
@@ -2343,7 +4013,6 @@
     <w:basedOn w:val="DefaultParagraphFont"/>
     <w:link w:val="Heading2"/>
     <w:uiPriority w:val="9"/>
-    <w:semiHidden/>
     <w:rsid w:val="008F368F"/>
     <w:rPr>
       <w:rFonts w:asciiTheme="majorHAnsi" w:eastAsiaTheme="majorEastAsia" w:hAnsiTheme="majorHAnsi" w:cstheme="majorBidi"/>
@@ -2676,13 +4345,26 @@
       </w:tblBorders>
     </w:tblPr>
   </w:style>
+  <w:style w:type="paragraph" w:styleId="TOC2">
+    <w:name w:val="toc 2"/>
+    <w:basedOn w:val="Normal"/>
+    <w:next w:val="Normal"/>
+    <w:autoRedefine/>
+    <w:uiPriority w:val="39"/>
+    <w:unhideWhenUsed/>
+    <w:rsid w:val="005B7824"/>
+    <w:pPr>
+      <w:spacing w:after="100"/>
+      <w:ind w:left="220"/>
+    </w:pPr>
+  </w:style>
 </w:styles>
 </file>
 
 <file path=word/theme/theme1.xml><?xml version="1.0" encoding="utf-8"?>
 <a:theme xmlns:a="http://schemas.openxmlformats.org/drawingml/2006/main" name="Office Theme">
   <a:themeElements>
-    <a:clrScheme name="Custom 2">
+    <a:clrScheme name="Custom 3">
       <a:dk1>
         <a:sysClr val="windowText" lastClr="000000"/>
       </a:dk1>
@@ -2699,7 +4381,7 @@
         <a:srgbClr val="028DDE"/>
       </a:accent1>
       <a:accent2>
-        <a:srgbClr val="E97132"/>
+        <a:srgbClr val="0070C0"/>
       </a:accent2>
       <a:accent3>
         <a:srgbClr val="196B24"/>
@@ -2720,110 +4402,16 @@
         <a:srgbClr val="96607D"/>
       </a:folHlink>
     </a:clrScheme>
-    <a:fontScheme name="Office">
+    <a:fontScheme name="Custom 1">
       <a:majorFont>
-        <a:latin typeface="Aptos Display" panose="02110004020202020204"/>
+        <a:latin typeface="Times New Roman"/>
         <a:ea typeface=""/>
         <a:cs typeface=""/>
-        <a:font script="Jpan" typeface="游ゴシック Light"/>
-        <a:font script="Hang" typeface="맑은 고딕"/>
-        <a:font script="Hans" typeface="等线 Light"/>
-        <a:font script="Hant" typeface="新細明體"/>
-        <a:font script="Arab" typeface="Times New Roman"/>
-        <a:font script="Hebr" typeface="Times New Roman"/>
-        <a:font script="Thai" typeface="Angsana New"/>
-        <a:font script="Ethi" typeface="Nyala"/>
-        <a:font script="Beng" typeface="Vrinda"/>
-        <a:font script="Gujr" typeface="Shruti"/>
-        <a:font script="Khmr" typeface="MoolBoran"/>
-        <a:font script="Knda" typeface="Tunga"/>
-        <a:font script="Guru" typeface="Raavi"/>
-        <a:font script="Cans" typeface="Euphemia"/>
-        <a:font script="Cher" typeface="Plantagenet Cherokee"/>
-        <a:font script="Yiii" typeface="Microsoft Yi Baiti"/>
-        <a:font script="Tibt" typeface="Microsoft Himalaya"/>
-        <a:font script="Thaa" typeface="MV Boli"/>
-        <a:font script="Deva" typeface="Mangal"/>
-        <a:font script="Telu" typeface="Gautami"/>
-        <a:font script="Taml" typeface="Latha"/>
-        <a:font script="Syrc" typeface="Estrangelo Edessa"/>
-        <a:font script="Orya" typeface="Kalinga"/>
-        <a:font script="Mlym" typeface="Kartika"/>
-        <a:font script="Laoo" typeface="DokChampa"/>
-        <a:font script="Sinh" typeface="Iskoola Pota"/>
-        <a:font script="Mong" typeface="Mongolian Baiti"/>
-        <a:font script="Viet" typeface="Times New Roman"/>
-        <a:font script="Uigh" typeface="Microsoft Uighur"/>
-        <a:font script="Geor" typeface="Sylfaen"/>
-        <a:font script="Armn" typeface="Arial"/>
-        <a:font script="Bugi" typeface="Leelawadee UI"/>
-        <a:font script="Bopo" typeface="Microsoft JhengHei"/>
-        <a:font script="Java" typeface="Javanese Text"/>
-        <a:font script="Lisu" typeface="Segoe UI"/>
-        <a:font script="Mymr" typeface="Myanmar Text"/>
-        <a:font script="Nkoo" typeface="Ebrima"/>
-        <a:font script="Olck" typeface="Nirmala UI"/>
-        <a:font script="Osma" typeface="Ebrima"/>
-        <a:font script="Phag" typeface="Phagspa"/>
-        <a:font script="Syrn" typeface="Estrangelo Edessa"/>
-        <a:font script="Syrj" typeface="Estrangelo Edessa"/>
-        <a:font script="Syre" typeface="Estrangelo Edessa"/>
-        <a:font script="Sora" typeface="Nirmala UI"/>
-        <a:font script="Tale" typeface="Microsoft Tai Le"/>
-        <a:font script="Talu" typeface="Microsoft New Tai Lue"/>
-        <a:font script="Tfng" typeface="Ebrima"/>
       </a:majorFont>
       <a:minorFont>
-        <a:latin typeface="Aptos" panose="02110004020202020204"/>
+        <a:latin typeface="Times New Roman"/>
         <a:ea typeface=""/>
         <a:cs typeface=""/>
-        <a:font script="Jpan" typeface="游ゴシック"/>
-        <a:font script="Hang" typeface="맑은 고딕"/>
-        <a:font script="Hans" typeface="等线"/>
-        <a:font script="Hant" typeface="新細明體"/>
-        <a:font script="Arab" typeface="Arial"/>
-        <a:font script="Hebr" typeface="Arial"/>
-        <a:font script="Thai" typeface="Cordia New"/>
-        <a:font script="Ethi" typeface="Nyala"/>
-        <a:font script="Beng" typeface="Vrinda"/>
-        <a:font script="Gujr" typeface="Shruti"/>
-        <a:font script="Khmr" typeface="DaunPenh"/>
-        <a:font script="Knda" typeface="Tunga"/>
-        <a:font script="Guru" typeface="Raavi"/>
-        <a:font script="Cans" typeface="Euphemia"/>
-        <a:font script="Cher" typeface="Plantagenet Cherokee"/>
-        <a:font script="Yiii" typeface="Microsoft Yi Baiti"/>
-        <a:font script="Tibt" typeface="Microsoft Himalaya"/>
-        <a:font script="Thaa" typeface="MV Boli"/>
-        <a:font script="Deva" typeface="Mangal"/>
-        <a:font script="Telu" typeface="Gautami"/>
-        <a:font script="Taml" typeface="Latha"/>
-        <a:font script="Syrc" typeface="Estrangelo Edessa"/>
-        <a:font script="Orya" typeface="Kalinga"/>
-        <a:font script="Mlym" typeface="Kartika"/>
-        <a:font script="Laoo" typeface="DokChampa"/>
-        <a:font script="Sinh" typeface="Iskoola Pota"/>
-        <a:font script="Mong" typeface="Mongolian Baiti"/>
-        <a:font script="Viet" typeface="Arial"/>
-        <a:font script="Uigh" typeface="Microsoft Uighur"/>
-        <a:font script="Geor" typeface="Sylfaen"/>
-        <a:font script="Armn" typeface="Arial"/>
-        <a:font script="Bugi" typeface="Leelawadee UI"/>
-        <a:font script="Bopo" typeface="Microsoft JhengHei"/>
-        <a:font script="Java" typeface="Javanese Text"/>
-        <a:font script="Lisu" typeface="Segoe UI"/>
-        <a:font script="Mymr" typeface="Myanmar Text"/>
-        <a:font script="Nkoo" typeface="Ebrima"/>
-        <a:font script="Olck" typeface="Nirmala UI"/>
-        <a:font script="Osma" typeface="Ebrima"/>
-        <a:font script="Phag" typeface="Phagspa"/>
-        <a:font script="Syrn" typeface="Estrangelo Edessa"/>
-        <a:font script="Syrj" typeface="Estrangelo Edessa"/>
-        <a:font script="Syre" typeface="Estrangelo Edessa"/>
-        <a:font script="Sora" typeface="Nirmala UI"/>
-        <a:font script="Tale" typeface="Microsoft Tai Le"/>
-        <a:font script="Talu" typeface="Microsoft New Tai Lue"/>
-        <a:font script="Tfng" typeface="Ebrima"/>
       </a:minorFont>
     </a:fontScheme>
     <a:fmtScheme name="Office">

--- a/Group8_COMP4200_FinalReport.docx
+++ b/Group8_COMP4200_FinalReport.docx
@@ -1,9 +1,10 @@
 
 <file path=word/document.xml><?xml version="1.0" encoding="utf-8"?>
-<w:document xmlns:wpc="http://schemas.microsoft.com/office/word/2010/wordprocessingCanvas" xmlns:cx="http://schemas.microsoft.com/office/drawing/2014/chartex" xmlns:cx1="http://schemas.microsoft.com/office/drawing/2015/9/8/chartex" xmlns:cx2="http://schemas.microsoft.com/office/drawing/2015/10/21/chartex" xmlns:cx3="http://schemas.microsoft.com/office/drawing/2016/5/9/chartex" xmlns:cx4="http://schemas.microsoft.com/office/drawing/2016/5/10/chartex" xmlns:cx5="http://schemas.microsoft.com/office/drawing/2016/5/11/chartex" xmlns:cx6="http://schemas.microsoft.com/office/drawing/2016/5/12/chartex" xmlns:cx7="http://schemas.microsoft.com/office/drawing/2016/5/13/chartex" xmlns:cx8="http://schemas.microsoft.com/office/drawing/2016/5/14/chartex" xmlns:mc="http://schemas.openxmlformats.org/markup-compatibility/2006" xmlns:aink="http://schemas.microsoft.com/office/drawing/2016/ink" xmlns:am3d="http://schemas.microsoft.com/office/drawing/2017/model3d" xmlns:o="urn:schemas-microsoft-com:office:office" xmlns:oel="http://schemas.microsoft.com/office/2019/extlst" xmlns:r="http://schemas.openxmlformats.org/officeDocument/2006/relationships" xmlns:m="http://schemas.openxmlformats.org/officeDocument/2006/math" xmlns:v="urn:schemas-microsoft-com:vml" xmlns:wp14="http://schemas.microsoft.com/office/word/2010/wordprocessingDrawing" xmlns:wp="http://schemas.openxmlformats.org/drawingml/2006/wordprocessingDrawing" xmlns:w10="urn:schemas-microsoft-com:office:word" xmlns:w="http://schemas.openxmlformats.org/wordprocessingml/2006/main" xmlns:w14="http://schemas.microsoft.com/office/word/2010/wordml" xmlns:w15="http://schemas.microsoft.com/office/word/2012/wordml" xmlns:w16cex="http://schemas.microsoft.com/office/word/2018/wordml/cex" xmlns:w16cid="http://schemas.microsoft.com/office/word/2016/wordml/cid" xmlns:w16="http://schemas.microsoft.com/office/word/2018/wordml" xmlns:w16du="http://schemas.microsoft.com/office/word/2023/wordml/word16du" xmlns:w16sdtdh="http://schemas.microsoft.com/office/word/2020/wordml/sdtdatahash" xmlns:w16sdtfl="http://schemas.microsoft.com/office/word/2024/wordml/sdtformatlock" xmlns:w16se="http://schemas.microsoft.com/office/word/2015/wordml/symex" xmlns:wpg="http://schemas.microsoft.com/office/word/2010/wordprocessingGroup" xmlns:wpi="http://schemas.microsoft.com/office/word/2010/wordprocessingInk" xmlns:wne="http://schemas.microsoft.com/office/word/2006/wordml" xmlns:wps="http://schemas.microsoft.com/office/word/2010/wordprocessingShape" mc:Ignorable="w14 w15 w16se w16cid w16 w16cex w16sdtdh w16sdtfl w16du wp14">
+<w:document xmlns:o="urn:schemas-microsoft-com:office:office" xmlns:r="http://schemas.openxmlformats.org/officeDocument/2006/relationships" xmlns:v="urn:schemas-microsoft-com:vml" xmlns:w="http://schemas.openxmlformats.org/wordprocessingml/2006/main" xmlns:w10="urn:schemas-microsoft-com:office:word" xmlns:wp="http://schemas.openxmlformats.org/drawingml/2006/wordprocessingDrawing" xmlns:wps="http://schemas.microsoft.com/office/word/2010/wordprocessingShape" xmlns:wpg="http://schemas.microsoft.com/office/word/2010/wordprocessingGroup" xmlns:mc="http://schemas.openxmlformats.org/markup-compatibility/2006" xmlns:wp14="http://schemas.microsoft.com/office/word/2010/wordprocessingDrawing" xmlns:w14="http://schemas.microsoft.com/office/word/2010/wordml" xmlns:w15="http://schemas.microsoft.com/office/word/2012/wordml" mc:Ignorable="w14 wp14 w15">
   <w:body>
     <w:p>
       <w:pPr>
+        <w:pStyle w:val="Normal"/>
         <w:jc w:val="both"/>
         <w:rPr>
           <w:rFonts w:ascii="Times New Roman" w:hAnsi="Times New Roman" w:cs="Times New Roman"/>
@@ -11,9 +12,17 @@
           <w:szCs w:val="24"/>
         </w:rPr>
       </w:pPr>
-    </w:p>
-    <w:p>
-      <w:pPr>
+      <w:r>
+        <w:rPr>
+          <w:rFonts w:cs="Times New Roman"/>
+          <w:sz w:val="24"/>
+          <w:szCs w:val="24"/>
+        </w:rPr>
+      </w:r>
+    </w:p>
+    <w:p>
+      <w:pPr>
+        <w:pStyle w:val="Normal"/>
         <w:jc w:val="both"/>
         <w:rPr>
           <w:rFonts w:ascii="Times New Roman" w:hAnsi="Times New Roman" w:cs="Times New Roman"/>
@@ -21,9 +30,17 @@
           <w:szCs w:val="24"/>
         </w:rPr>
       </w:pPr>
-    </w:p>
-    <w:p>
-      <w:pPr>
+      <w:r>
+        <w:rPr>
+          <w:rFonts w:cs="Times New Roman"/>
+          <w:sz w:val="24"/>
+          <w:szCs w:val="24"/>
+        </w:rPr>
+      </w:r>
+    </w:p>
+    <w:p>
+      <w:pPr>
+        <w:pStyle w:val="Normal"/>
         <w:jc w:val="both"/>
         <w:rPr>
           <w:rFonts w:ascii="Times New Roman" w:hAnsi="Times New Roman" w:cs="Times New Roman"/>
@@ -31,9 +48,17 @@
           <w:szCs w:val="24"/>
         </w:rPr>
       </w:pPr>
-    </w:p>
-    <w:p>
-      <w:pPr>
+      <w:r>
+        <w:rPr>
+          <w:rFonts w:cs="Times New Roman"/>
+          <w:sz w:val="24"/>
+          <w:szCs w:val="24"/>
+        </w:rPr>
+      </w:r>
+    </w:p>
+    <w:p>
+      <w:pPr>
+        <w:pStyle w:val="Normal"/>
         <w:jc w:val="both"/>
         <w:rPr>
           <w:rFonts w:ascii="Times New Roman" w:hAnsi="Times New Roman" w:cs="Times New Roman"/>
@@ -41,9 +66,17 @@
           <w:szCs w:val="24"/>
         </w:rPr>
       </w:pPr>
-    </w:p>
-    <w:p>
-      <w:pPr>
+      <w:r>
+        <w:rPr>
+          <w:rFonts w:cs="Times New Roman"/>
+          <w:sz w:val="24"/>
+          <w:szCs w:val="24"/>
+        </w:rPr>
+      </w:r>
+    </w:p>
+    <w:p>
+      <w:pPr>
+        <w:pStyle w:val="Normal"/>
         <w:jc w:val="both"/>
         <w:rPr>
           <w:rFonts w:ascii="Times New Roman" w:hAnsi="Times New Roman" w:cs="Times New Roman"/>
@@ -51,9 +84,17 @@
           <w:szCs w:val="24"/>
         </w:rPr>
       </w:pPr>
-    </w:p>
-    <w:p>
-      <w:pPr>
+      <w:r>
+        <w:rPr>
+          <w:rFonts w:cs="Times New Roman"/>
+          <w:sz w:val="24"/>
+          <w:szCs w:val="24"/>
+        </w:rPr>
+      </w:r>
+    </w:p>
+    <w:p>
+      <w:pPr>
+        <w:pStyle w:val="Normal"/>
         <w:jc w:val="both"/>
         <w:rPr>
           <w:rFonts w:ascii="Times New Roman" w:hAnsi="Times New Roman" w:cs="Times New Roman"/>
@@ -61,9 +102,17 @@
           <w:szCs w:val="24"/>
         </w:rPr>
       </w:pPr>
-    </w:p>
-    <w:p>
-      <w:pPr>
+      <w:r>
+        <w:rPr>
+          <w:rFonts w:cs="Times New Roman"/>
+          <w:sz w:val="24"/>
+          <w:szCs w:val="24"/>
+        </w:rPr>
+      </w:r>
+    </w:p>
+    <w:p>
+      <w:pPr>
+        <w:pStyle w:val="Normal"/>
         <w:jc w:val="both"/>
         <w:rPr>
           <w:rFonts w:ascii="Times New Roman" w:hAnsi="Times New Roman" w:cs="Times New Roman"/>
@@ -71,9 +120,17 @@
           <w:szCs w:val="24"/>
         </w:rPr>
       </w:pPr>
-    </w:p>
-    <w:p>
-      <w:pPr>
+      <w:r>
+        <w:rPr>
+          <w:rFonts w:cs="Times New Roman"/>
+          <w:sz w:val="24"/>
+          <w:szCs w:val="24"/>
+        </w:rPr>
+      </w:r>
+    </w:p>
+    <w:p>
+      <w:pPr>
+        <w:pStyle w:val="Normal"/>
         <w:jc w:val="both"/>
         <w:rPr>
           <w:rFonts w:ascii="Times New Roman" w:hAnsi="Times New Roman" w:cs="Times New Roman"/>
@@ -81,9 +138,17 @@
           <w:szCs w:val="24"/>
         </w:rPr>
       </w:pPr>
-    </w:p>
-    <w:p>
-      <w:pPr>
+      <w:r>
+        <w:rPr>
+          <w:rFonts w:cs="Times New Roman"/>
+          <w:sz w:val="24"/>
+          <w:szCs w:val="24"/>
+        </w:rPr>
+      </w:r>
+    </w:p>
+    <w:p>
+      <w:pPr>
+        <w:pStyle w:val="Normal"/>
         <w:jc w:val="both"/>
         <w:rPr>
           <w:rFonts w:ascii="Times New Roman" w:hAnsi="Times New Roman" w:cs="Times New Roman"/>
@@ -91,9 +156,17 @@
           <w:szCs w:val="24"/>
         </w:rPr>
       </w:pPr>
-    </w:p>
-    <w:p>
-      <w:pPr>
+      <w:r>
+        <w:rPr>
+          <w:rFonts w:cs="Times New Roman"/>
+          <w:sz w:val="24"/>
+          <w:szCs w:val="24"/>
+        </w:rPr>
+      </w:r>
+    </w:p>
+    <w:p>
+      <w:pPr>
+        <w:pStyle w:val="Normal"/>
         <w:jc w:val="center"/>
         <w:rPr>
           <w:rFonts w:ascii="Times New Roman" w:hAnsi="Times New Roman" w:cs="Times New Roman"/>
@@ -101,9 +174,17 @@
           <w:szCs w:val="24"/>
         </w:rPr>
       </w:pPr>
-    </w:p>
-    <w:p>
-      <w:pPr>
+      <w:r>
+        <w:rPr>
+          <w:rFonts w:cs="Times New Roman"/>
+          <w:sz w:val="24"/>
+          <w:szCs w:val="24"/>
+        </w:rPr>
+      </w:r>
+    </w:p>
+    <w:p>
+      <w:pPr>
+        <w:pStyle w:val="Normal"/>
         <w:jc w:val="center"/>
         <w:rPr>
           <w:rFonts w:ascii="Times New Roman" w:hAnsi="Times New Roman" w:cs="Times New Roman"/>
@@ -113,7 +194,7 @@
       </w:pPr>
       <w:r>
         <w:rPr>
-          <w:rFonts w:ascii="Times New Roman" w:hAnsi="Times New Roman" w:cs="Times New Roman"/>
+          <w:rFonts w:cs="Times New Roman"/>
           <w:sz w:val="24"/>
           <w:szCs w:val="24"/>
         </w:rPr>
@@ -122,6 +203,7 @@
     </w:p>
     <w:p>
       <w:pPr>
+        <w:pStyle w:val="Normal"/>
         <w:jc w:val="center"/>
         <w:rPr>
           <w:rFonts w:ascii="Times New Roman" w:hAnsi="Times New Roman" w:cs="Times New Roman"/>
@@ -134,7 +216,7 @@
       </w:pPr>
       <w:r>
         <w:rPr>
-          <w:rFonts w:ascii="Times New Roman" w:hAnsi="Times New Roman" w:cs="Times New Roman"/>
+          <w:rFonts w:cs="Times New Roman"/>
           <w:b/>
           <w:bCs/>
           <w:color w:val="028DDE"/>
@@ -146,6 +228,7 @@
     </w:p>
     <w:p>
       <w:pPr>
+        <w:pStyle w:val="Normal"/>
         <w:jc w:val="center"/>
         <w:rPr>
           <w:rFonts w:ascii="Times New Roman" w:hAnsi="Times New Roman" w:cs="Times New Roman"/>
@@ -155,7 +238,7 @@
       </w:pPr>
       <w:r>
         <w:rPr>
-          <w:rFonts w:ascii="Times New Roman" w:hAnsi="Times New Roman" w:cs="Times New Roman"/>
+          <w:rFonts w:cs="Times New Roman"/>
           <w:sz w:val="24"/>
           <w:szCs w:val="24"/>
         </w:rPr>
@@ -164,6 +247,7 @@
     </w:p>
     <w:p>
       <w:pPr>
+        <w:pStyle w:val="Normal"/>
         <w:jc w:val="center"/>
         <w:rPr>
           <w:rFonts w:ascii="Times New Roman" w:hAnsi="Times New Roman" w:cs="Times New Roman"/>
@@ -173,7 +257,7 @@
       </w:pPr>
       <w:r>
         <w:rPr>
-          <w:rFonts w:ascii="Times New Roman" w:hAnsi="Times New Roman" w:cs="Times New Roman"/>
+          <w:rFonts w:cs="Times New Roman"/>
           <w:sz w:val="24"/>
           <w:szCs w:val="24"/>
         </w:rPr>
@@ -182,6 +266,7 @@
     </w:p>
     <w:p>
       <w:pPr>
+        <w:pStyle w:val="Normal"/>
         <w:jc w:val="center"/>
         <w:rPr>
           <w:rFonts w:ascii="Times New Roman" w:hAnsi="Times New Roman" w:cs="Times New Roman"/>
@@ -191,7 +276,7 @@
       </w:pPr>
       <w:r>
         <w:rPr>
-          <w:rFonts w:ascii="Times New Roman" w:hAnsi="Times New Roman" w:cs="Times New Roman"/>
+          <w:rFonts w:cs="Times New Roman"/>
           <w:sz w:val="24"/>
           <w:szCs w:val="24"/>
         </w:rPr>
@@ -200,6 +285,7 @@
     </w:p>
     <w:p>
       <w:pPr>
+        <w:pStyle w:val="Normal"/>
         <w:jc w:val="center"/>
         <w:rPr>
           <w:rFonts w:ascii="Times New Roman" w:hAnsi="Times New Roman" w:cs="Times New Roman"/>
@@ -207,9 +293,17 @@
           <w:szCs w:val="24"/>
         </w:rPr>
       </w:pPr>
-    </w:p>
-    <w:p>
-      <w:pPr>
+      <w:r>
+        <w:rPr>
+          <w:rFonts w:cs="Times New Roman"/>
+          <w:sz w:val="24"/>
+          <w:szCs w:val="24"/>
+        </w:rPr>
+      </w:r>
+    </w:p>
+    <w:p>
+      <w:pPr>
+        <w:pStyle w:val="Normal"/>
         <w:jc w:val="center"/>
         <w:rPr>
           <w:rFonts w:ascii="Times New Roman" w:hAnsi="Times New Roman" w:cs="Times New Roman"/>
@@ -217,9 +311,17 @@
           <w:szCs w:val="24"/>
         </w:rPr>
       </w:pPr>
-    </w:p>
-    <w:p>
-      <w:pPr>
+      <w:r>
+        <w:rPr>
+          <w:rFonts w:cs="Times New Roman"/>
+          <w:sz w:val="24"/>
+          <w:szCs w:val="24"/>
+        </w:rPr>
+      </w:r>
+    </w:p>
+    <w:p>
+      <w:pPr>
+        <w:pStyle w:val="Normal"/>
         <w:jc w:val="center"/>
         <w:rPr>
           <w:rFonts w:ascii="Times New Roman" w:hAnsi="Times New Roman" w:cs="Times New Roman"/>
@@ -227,9 +329,17 @@
           <w:szCs w:val="24"/>
         </w:rPr>
       </w:pPr>
-    </w:p>
-    <w:p>
-      <w:pPr>
+      <w:r>
+        <w:rPr>
+          <w:rFonts w:cs="Times New Roman"/>
+          <w:sz w:val="24"/>
+          <w:szCs w:val="24"/>
+        </w:rPr>
+      </w:r>
+    </w:p>
+    <w:p>
+      <w:pPr>
+        <w:pStyle w:val="Normal"/>
         <w:jc w:val="center"/>
         <w:rPr>
           <w:rFonts w:ascii="Times New Roman" w:hAnsi="Times New Roman" w:cs="Times New Roman"/>
@@ -237,9 +347,17 @@
           <w:szCs w:val="24"/>
         </w:rPr>
       </w:pPr>
-    </w:p>
-    <w:p>
-      <w:pPr>
+      <w:r>
+        <w:rPr>
+          <w:rFonts w:cs="Times New Roman"/>
+          <w:sz w:val="24"/>
+          <w:szCs w:val="24"/>
+        </w:rPr>
+      </w:r>
+    </w:p>
+    <w:p>
+      <w:pPr>
+        <w:pStyle w:val="Normal"/>
         <w:jc w:val="center"/>
         <w:rPr>
           <w:rFonts w:ascii="Times New Roman" w:hAnsi="Times New Roman" w:cs="Times New Roman"/>
@@ -247,9 +365,17 @@
           <w:szCs w:val="24"/>
         </w:rPr>
       </w:pPr>
-    </w:p>
-    <w:p>
-      <w:pPr>
+      <w:r>
+        <w:rPr>
+          <w:rFonts w:cs="Times New Roman"/>
+          <w:sz w:val="24"/>
+          <w:szCs w:val="24"/>
+        </w:rPr>
+      </w:r>
+    </w:p>
+    <w:p>
+      <w:pPr>
+        <w:pStyle w:val="Normal"/>
         <w:jc w:val="center"/>
         <w:rPr>
           <w:rFonts w:ascii="Times New Roman" w:hAnsi="Times New Roman" w:cs="Times New Roman"/>
@@ -257,9 +383,17 @@
           <w:szCs w:val="24"/>
         </w:rPr>
       </w:pPr>
-    </w:p>
-    <w:p>
-      <w:pPr>
+      <w:r>
+        <w:rPr>
+          <w:rFonts w:cs="Times New Roman"/>
+          <w:sz w:val="24"/>
+          <w:szCs w:val="24"/>
+        </w:rPr>
+      </w:r>
+    </w:p>
+    <w:p>
+      <w:pPr>
+        <w:pStyle w:val="Normal"/>
         <w:jc w:val="center"/>
         <w:rPr>
           <w:rFonts w:ascii="Times New Roman" w:hAnsi="Times New Roman" w:cs="Times New Roman"/>
@@ -267,9 +401,17 @@
           <w:szCs w:val="24"/>
         </w:rPr>
       </w:pPr>
-    </w:p>
-    <w:p>
-      <w:pPr>
+      <w:r>
+        <w:rPr>
+          <w:rFonts w:cs="Times New Roman"/>
+          <w:sz w:val="24"/>
+          <w:szCs w:val="24"/>
+        </w:rPr>
+      </w:r>
+    </w:p>
+    <w:p>
+      <w:pPr>
+        <w:pStyle w:val="Normal"/>
         <w:jc w:val="center"/>
         <w:rPr>
           <w:rFonts w:ascii="Times New Roman" w:hAnsi="Times New Roman" w:cs="Times New Roman"/>
@@ -277,9 +419,17 @@
           <w:szCs w:val="24"/>
         </w:rPr>
       </w:pPr>
-    </w:p>
-    <w:p>
-      <w:pPr>
+      <w:r>
+        <w:rPr>
+          <w:rFonts w:cs="Times New Roman"/>
+          <w:sz w:val="24"/>
+          <w:szCs w:val="24"/>
+        </w:rPr>
+      </w:r>
+    </w:p>
+    <w:p>
+      <w:pPr>
+        <w:pStyle w:val="Normal"/>
         <w:jc w:val="center"/>
         <w:rPr>
           <w:rFonts w:ascii="Times New Roman" w:hAnsi="Times New Roman" w:cs="Times New Roman"/>
@@ -287,9 +437,17 @@
           <w:szCs w:val="24"/>
         </w:rPr>
       </w:pPr>
-    </w:p>
-    <w:p>
-      <w:pPr>
+      <w:r>
+        <w:rPr>
+          <w:rFonts w:cs="Times New Roman"/>
+          <w:sz w:val="24"/>
+          <w:szCs w:val="24"/>
+        </w:rPr>
+      </w:r>
+    </w:p>
+    <w:p>
+      <w:pPr>
+        <w:pStyle w:val="Normal"/>
         <w:jc w:val="center"/>
         <w:rPr>
           <w:rFonts w:ascii="Times New Roman" w:hAnsi="Times New Roman" w:cs="Times New Roman"/>
@@ -297,9 +455,17 @@
           <w:szCs w:val="24"/>
         </w:rPr>
       </w:pPr>
-    </w:p>
-    <w:p>
-      <w:pPr>
+      <w:r>
+        <w:rPr>
+          <w:rFonts w:cs="Times New Roman"/>
+          <w:sz w:val="24"/>
+          <w:szCs w:val="24"/>
+        </w:rPr>
+      </w:r>
+    </w:p>
+    <w:p>
+      <w:pPr>
+        <w:pStyle w:val="Normal"/>
         <w:jc w:val="center"/>
         <w:rPr>
           <w:rFonts w:ascii="Times New Roman" w:hAnsi="Times New Roman" w:cs="Times New Roman"/>
@@ -309,7 +475,7 @@
       </w:pPr>
       <w:r>
         <w:rPr>
-          <w:rFonts w:ascii="Times New Roman" w:hAnsi="Times New Roman" w:cs="Times New Roman"/>
+          <w:rFonts w:cs="Times New Roman"/>
           <w:sz w:val="24"/>
           <w:szCs w:val="24"/>
         </w:rPr>
@@ -318,6 +484,7 @@
     </w:p>
     <w:p>
       <w:pPr>
+        <w:pStyle w:val="Normal"/>
         <w:jc w:val="center"/>
         <w:rPr>
           <w:rFonts w:ascii="Times New Roman" w:hAnsi="Times New Roman" w:cs="Times New Roman"/>
@@ -327,7 +494,7 @@
       </w:pPr>
       <w:r>
         <w:rPr>
-          <w:rFonts w:ascii="Times New Roman" w:hAnsi="Times New Roman" w:cs="Times New Roman"/>
+          <w:rFonts w:cs="Times New Roman"/>
           <w:sz w:val="24"/>
           <w:szCs w:val="24"/>
         </w:rPr>
@@ -336,6 +503,7 @@
     </w:p>
     <w:p>
       <w:pPr>
+        <w:pStyle w:val="Normal"/>
         <w:jc w:val="center"/>
         <w:rPr>
           <w:rFonts w:ascii="Times New Roman" w:hAnsi="Times New Roman" w:cs="Times New Roman"/>
@@ -345,7 +513,7 @@
       </w:pPr>
       <w:r>
         <w:rPr>
-          <w:rFonts w:ascii="Times New Roman" w:hAnsi="Times New Roman" w:cs="Times New Roman"/>
+          <w:rFonts w:cs="Times New Roman"/>
           <w:sz w:val="24"/>
           <w:szCs w:val="24"/>
         </w:rPr>
@@ -353,7 +521,7 @@
       </w:r>
       <w:r>
         <w:rPr>
-          <w:rFonts w:ascii="Times New Roman" w:hAnsi="Times New Roman" w:cs="Times New Roman"/>
+          <w:rFonts w:cs="Times New Roman"/>
           <w:sz w:val="24"/>
           <w:szCs w:val="24"/>
           <w:vertAlign w:val="superscript"/>
@@ -362,7 +530,7 @@
       </w:r>
       <w:r>
         <w:rPr>
-          <w:rFonts w:ascii="Times New Roman" w:hAnsi="Times New Roman" w:cs="Times New Roman"/>
+          <w:rFonts w:cs="Times New Roman"/>
           <w:sz w:val="24"/>
           <w:szCs w:val="24"/>
         </w:rPr>
@@ -371,31 +539,11 @@
     </w:p>
     <w:sdt>
       <w:sdtPr>
-        <w:rPr>
-          <w:rFonts w:ascii="Times New Roman" w:hAnsi="Times New Roman" w:cs="Times New Roman"/>
-          <w:b/>
-          <w:bCs/>
-          <w:sz w:val="24"/>
-          <w:szCs w:val="24"/>
-          <w:u w:val="single"/>
-        </w:rPr>
-        <w:id w:val="-843626480"/>
         <w:docPartObj>
           <w:docPartGallery w:val="Table of Contents"/>
-          <w:docPartUnique/>
+          <w:docPartUnique w:val="true"/>
         </w:docPartObj>
       </w:sdtPr>
-      <w:sdtEndPr>
-        <w:rPr>
-          <w:rFonts w:eastAsiaTheme="minorHAnsi"/>
-          <w:noProof/>
-          <w:color w:val="auto"/>
-          <w:kern w:val="2"/>
-          <w:u w:val="none"/>
-          <w:lang w:val="en-CA"/>
-          <w14:ligatures w14:val="standardContextual"/>
-        </w:rPr>
-      </w:sdtEndPr>
       <w:sdtContent>
         <w:p>
           <w:pPr>
@@ -411,7 +559,7 @@
           </w:pPr>
           <w:r>
             <w:rPr>
-              <w:rFonts w:ascii="Times New Roman" w:hAnsi="Times New Roman" w:cs="Times New Roman"/>
+              <w:rFonts w:cs="Times New Roman"/>
               <w:b/>
               <w:bCs/>
               <w:sz w:val="24"/>
@@ -425,95 +573,78 @@
           <w:pPr>
             <w:pStyle w:val="TOC1"/>
             <w:tabs>
-              <w:tab w:val="right" w:leader="dot" w:pos="9350"/>
+              <w:tab w:val="clear" w:pos="720"/>
+              <w:tab w:val="right" w:pos="9350" w:leader="dot"/>
             </w:tabs>
             <w:rPr>
-              <w:rFonts w:eastAsiaTheme="minorEastAsia"/>
-              <w:noProof/>
+              <w:rFonts w:eastAsia="" w:eastAsiaTheme="minorEastAsia"/>
               <w:sz w:val="24"/>
               <w:szCs w:val="24"/>
               <w:lang w:eastAsia="en-CA"/>
             </w:rPr>
           </w:pPr>
           <w:r>
-            <w:rPr>
-              <w:rFonts w:ascii="Times New Roman" w:hAnsi="Times New Roman" w:cs="Times New Roman"/>
-              <w:sz w:val="24"/>
-              <w:szCs w:val="24"/>
-            </w:rPr>
             <w:fldChar w:fldCharType="begin"/>
           </w:r>
           <w:r>
             <w:rPr>
-              <w:rFonts w:ascii="Times New Roman" w:hAnsi="Times New Roman" w:cs="Times New Roman"/>
-              <w:sz w:val="24"/>
-              <w:szCs w:val="24"/>
+              <w:webHidden/>
+              <w:rStyle w:val="IndexLink"/>
+              <w:b/>
+              <w:bCs/>
+              <w:rFonts w:cs="Times New Roman"/>
             </w:rPr>
-            <w:instrText xml:space="preserve"> TOC \o "1-3" \h \z \u </w:instrText>
+            <w:instrText xml:space="preserve"> TOC \z \o "1-3" \u \h</w:instrText>
           </w:r>
           <w:r>
             <w:rPr>
-              <w:rFonts w:ascii="Times New Roman" w:hAnsi="Times New Roman" w:cs="Times New Roman"/>
-              <w:sz w:val="24"/>
-              <w:szCs w:val="24"/>
+              <w:webHidden/>
+              <w:rStyle w:val="IndexLink"/>
+              <w:b/>
+              <w:bCs/>
+              <w:rFonts w:cs="Times New Roman"/>
             </w:rPr>
             <w:fldChar w:fldCharType="separate"/>
           </w:r>
-          <w:hyperlink w:anchor="_Toc225694452" w:history="1">
-            <w:r>
-              <w:rPr>
-                <w:rStyle w:val="Hyperlink"/>
-                <w:rFonts w:ascii="Times New Roman" w:hAnsi="Times New Roman" w:cs="Times New Roman"/>
+          <w:hyperlink w:anchor="_Toc225694452">
+            <w:r>
+              <w:rPr>
+                <w:webHidden/>
+                <w:rStyle w:val="IndexLink"/>
+                <w:rFonts w:cs="Times New Roman"/>
                 <w:b/>
                 <w:bCs/>
-                <w:noProof/>
               </w:rPr>
               <w:t>Technical Details</w:t>
             </w:r>
             <w:r>
               <w:rPr>
-                <w:noProof/>
                 <w:webHidden/>
               </w:rPr>
+              <w:fldChar w:fldCharType="begin"/>
+            </w:r>
+            <w:r>
+              <w:rPr>
+                <w:webHidden/>
+              </w:rPr>
+              <w:instrText xml:space="preserve">PAGEREF _Toc225694452 \h</w:instrText>
+            </w:r>
+            <w:r>
+              <w:rPr>
+                <w:webHidden/>
+              </w:rPr>
+              <w:fldChar w:fldCharType="separate"/>
+            </w:r>
+            <w:r>
+              <w:rPr>
+                <w:rStyle w:val="IndexLink"/>
+                <w:vanish w:val="false"/>
+              </w:rPr>
               <w:tab/>
-            </w:r>
-            <w:r>
-              <w:rPr>
-                <w:noProof/>
-                <w:webHidden/>
-              </w:rPr>
-              <w:fldChar w:fldCharType="begin"/>
-            </w:r>
-            <w:r>
-              <w:rPr>
-                <w:noProof/>
-                <w:webHidden/>
-              </w:rPr>
-              <w:instrText xml:space="preserve"> PAGEREF _Toc225694452 \h </w:instrText>
-            </w:r>
-            <w:r>
-              <w:rPr>
-                <w:noProof/>
-                <w:webHidden/>
-              </w:rPr>
-            </w:r>
-            <w:r>
-              <w:rPr>
-                <w:noProof/>
-                <w:webHidden/>
-              </w:rPr>
-              <w:fldChar w:fldCharType="separate"/>
-            </w:r>
-            <w:r>
-              <w:rPr>
-                <w:noProof/>
-                <w:webHidden/>
-              </w:rPr>
               <w:t>3</w:t>
             </w:r>
             <w:r>
               <w:rPr>
-                <w:noProof/>
                 <w:webHidden/>
               </w:rPr>
               <w:fldChar w:fldCharType="end"/>
@@ -524,71 +655,55 @@
           <w:pPr>
             <w:pStyle w:val="TOC1"/>
             <w:tabs>
-              <w:tab w:val="right" w:leader="dot" w:pos="9350"/>
+              <w:tab w:val="clear" w:pos="720"/>
+              <w:tab w:val="right" w:pos="9350" w:leader="dot"/>
             </w:tabs>
             <w:rPr>
-              <w:rFonts w:eastAsiaTheme="minorEastAsia"/>
-              <w:noProof/>
+              <w:rFonts w:eastAsia="" w:eastAsiaTheme="minorEastAsia"/>
               <w:sz w:val="24"/>
               <w:szCs w:val="24"/>
               <w:lang w:eastAsia="en-CA"/>
             </w:rPr>
           </w:pPr>
-          <w:hyperlink w:anchor="_Toc225694453" w:history="1">
-            <w:r>
-              <w:rPr>
-                <w:rStyle w:val="Hyperlink"/>
-                <w:rFonts w:ascii="Times New Roman" w:hAnsi="Times New Roman" w:cs="Times New Roman"/>
+          <w:hyperlink w:anchor="_Toc225694453">
+            <w:r>
+              <w:rPr>
+                <w:webHidden/>
+                <w:rStyle w:val="IndexLink"/>
+                <w:rFonts w:cs="Times New Roman"/>
                 <w:b/>
                 <w:bCs/>
-                <w:noProof/>
               </w:rPr>
               <w:t>User Manual</w:t>
             </w:r>
             <w:r>
               <w:rPr>
-                <w:noProof/>
                 <w:webHidden/>
               </w:rPr>
+              <w:fldChar w:fldCharType="begin"/>
+            </w:r>
+            <w:r>
+              <w:rPr>
+                <w:webHidden/>
+              </w:rPr>
+              <w:instrText xml:space="preserve">PAGEREF _Toc225694453 \h</w:instrText>
+            </w:r>
+            <w:r>
+              <w:rPr>
+                <w:webHidden/>
+              </w:rPr>
+              <w:fldChar w:fldCharType="separate"/>
+            </w:r>
+            <w:r>
+              <w:rPr>
+                <w:rStyle w:val="IndexLink"/>
+                <w:vanish w:val="false"/>
+              </w:rPr>
               <w:tab/>
-            </w:r>
-            <w:r>
-              <w:rPr>
-                <w:noProof/>
-                <w:webHidden/>
-              </w:rPr>
-              <w:fldChar w:fldCharType="begin"/>
-            </w:r>
-            <w:r>
-              <w:rPr>
-                <w:noProof/>
-                <w:webHidden/>
-              </w:rPr>
-              <w:instrText xml:space="preserve"> PAGEREF _Toc225694453 \h </w:instrText>
-            </w:r>
-            <w:r>
-              <w:rPr>
-                <w:noProof/>
-                <w:webHidden/>
-              </w:rPr>
-            </w:r>
-            <w:r>
-              <w:rPr>
-                <w:noProof/>
-                <w:webHidden/>
-              </w:rPr>
-              <w:fldChar w:fldCharType="separate"/>
-            </w:r>
-            <w:r>
-              <w:rPr>
-                <w:noProof/>
-                <w:webHidden/>
-              </w:rPr>
               <w:t>3</w:t>
             </w:r>
             <w:r>
               <w:rPr>
-                <w:noProof/>
                 <w:webHidden/>
               </w:rPr>
               <w:fldChar w:fldCharType="end"/>
@@ -599,65 +714,48 @@
           <w:pPr>
             <w:pStyle w:val="TOC2"/>
             <w:tabs>
-              <w:tab w:val="right" w:leader="dot" w:pos="9350"/>
+              <w:tab w:val="clear" w:pos="720"/>
+              <w:tab w:val="right" w:pos="9350" w:leader="dot"/>
             </w:tabs>
-            <w:rPr>
-              <w:noProof/>
-            </w:rPr>
+            <w:rPr/>
           </w:pPr>
-          <w:hyperlink w:anchor="_Toc225694454" w:history="1">
-            <w:r>
-              <w:rPr>
-                <w:rStyle w:val="Hyperlink"/>
-                <w:rFonts w:ascii="Times New Roman" w:hAnsi="Times New Roman" w:cs="Times New Roman"/>
-                <w:noProof/>
+          <w:hyperlink w:anchor="_Toc225694454">
+            <w:r>
+              <w:rPr>
+                <w:webHidden/>
+                <w:rStyle w:val="IndexLink"/>
+                <w:rFonts w:cs="Times New Roman"/>
               </w:rPr>
               <w:t>Installation Instructions</w:t>
             </w:r>
             <w:r>
               <w:rPr>
-                <w:noProof/>
                 <w:webHidden/>
               </w:rPr>
+              <w:fldChar w:fldCharType="begin"/>
+            </w:r>
+            <w:r>
+              <w:rPr>
+                <w:webHidden/>
+              </w:rPr>
+              <w:instrText xml:space="preserve">PAGEREF _Toc225694454 \h</w:instrText>
+            </w:r>
+            <w:r>
+              <w:rPr>
+                <w:webHidden/>
+              </w:rPr>
+              <w:fldChar w:fldCharType="separate"/>
+            </w:r>
+            <w:r>
+              <w:rPr>
+                <w:rStyle w:val="IndexLink"/>
+                <w:vanish w:val="false"/>
+              </w:rPr>
               <w:tab/>
-            </w:r>
-            <w:r>
-              <w:rPr>
-                <w:noProof/>
-                <w:webHidden/>
-              </w:rPr>
-              <w:fldChar w:fldCharType="begin"/>
-            </w:r>
-            <w:r>
-              <w:rPr>
-                <w:noProof/>
-                <w:webHidden/>
-              </w:rPr>
-              <w:instrText xml:space="preserve"> PAGEREF _Toc225694454 \h </w:instrText>
-            </w:r>
-            <w:r>
-              <w:rPr>
-                <w:noProof/>
-                <w:webHidden/>
-              </w:rPr>
-            </w:r>
-            <w:r>
-              <w:rPr>
-                <w:noProof/>
-                <w:webHidden/>
-              </w:rPr>
-              <w:fldChar w:fldCharType="separate"/>
-            </w:r>
-            <w:r>
-              <w:rPr>
-                <w:noProof/>
-                <w:webHidden/>
-              </w:rPr>
               <w:t>3</w:t>
             </w:r>
             <w:r>
               <w:rPr>
-                <w:noProof/>
                 <w:webHidden/>
               </w:rPr>
               <w:fldChar w:fldCharType="end"/>
@@ -668,65 +766,48 @@
           <w:pPr>
             <w:pStyle w:val="TOC2"/>
             <w:tabs>
-              <w:tab w:val="right" w:leader="dot" w:pos="9350"/>
+              <w:tab w:val="clear" w:pos="720"/>
+              <w:tab w:val="right" w:pos="9350" w:leader="dot"/>
             </w:tabs>
-            <w:rPr>
-              <w:noProof/>
-            </w:rPr>
+            <w:rPr/>
           </w:pPr>
-          <w:hyperlink w:anchor="_Toc225694455" w:history="1">
-            <w:r>
-              <w:rPr>
-                <w:rStyle w:val="Hyperlink"/>
-                <w:rFonts w:ascii="Times New Roman" w:hAnsi="Times New Roman" w:cs="Times New Roman"/>
-                <w:noProof/>
+          <w:hyperlink w:anchor="_Toc225694455">
+            <w:r>
+              <w:rPr>
+                <w:webHidden/>
+                <w:rStyle w:val="IndexLink"/>
+                <w:rFonts w:cs="Times New Roman"/>
               </w:rPr>
               <w:t>Login Screen</w:t>
             </w:r>
             <w:r>
               <w:rPr>
-                <w:noProof/>
                 <w:webHidden/>
               </w:rPr>
+              <w:fldChar w:fldCharType="begin"/>
+            </w:r>
+            <w:r>
+              <w:rPr>
+                <w:webHidden/>
+              </w:rPr>
+              <w:instrText xml:space="preserve">PAGEREF _Toc225694455 \h</w:instrText>
+            </w:r>
+            <w:r>
+              <w:rPr>
+                <w:webHidden/>
+              </w:rPr>
+              <w:fldChar w:fldCharType="separate"/>
+            </w:r>
+            <w:r>
+              <w:rPr>
+                <w:rStyle w:val="IndexLink"/>
+                <w:vanish w:val="false"/>
+              </w:rPr>
               <w:tab/>
-            </w:r>
-            <w:r>
-              <w:rPr>
-                <w:noProof/>
-                <w:webHidden/>
-              </w:rPr>
-              <w:fldChar w:fldCharType="begin"/>
-            </w:r>
-            <w:r>
-              <w:rPr>
-                <w:noProof/>
-                <w:webHidden/>
-              </w:rPr>
-              <w:instrText xml:space="preserve"> PAGEREF _Toc225694455 \h </w:instrText>
-            </w:r>
-            <w:r>
-              <w:rPr>
-                <w:noProof/>
-                <w:webHidden/>
-              </w:rPr>
-            </w:r>
-            <w:r>
-              <w:rPr>
-                <w:noProof/>
-                <w:webHidden/>
-              </w:rPr>
-              <w:fldChar w:fldCharType="separate"/>
-            </w:r>
-            <w:r>
-              <w:rPr>
-                <w:noProof/>
-                <w:webHidden/>
-              </w:rPr>
               <w:t>3</w:t>
             </w:r>
             <w:r>
               <w:rPr>
-                <w:noProof/>
                 <w:webHidden/>
               </w:rPr>
               <w:fldChar w:fldCharType="end"/>
@@ -737,65 +818,48 @@
           <w:pPr>
             <w:pStyle w:val="TOC2"/>
             <w:tabs>
-              <w:tab w:val="right" w:leader="dot" w:pos="9350"/>
+              <w:tab w:val="clear" w:pos="720"/>
+              <w:tab w:val="right" w:pos="9350" w:leader="dot"/>
             </w:tabs>
-            <w:rPr>
-              <w:noProof/>
-            </w:rPr>
+            <w:rPr/>
           </w:pPr>
-          <w:hyperlink w:anchor="_Toc225694456" w:history="1">
-            <w:r>
-              <w:rPr>
-                <w:rStyle w:val="Hyperlink"/>
-                <w:rFonts w:ascii="Times New Roman" w:hAnsi="Times New Roman" w:cs="Times New Roman"/>
-                <w:noProof/>
+          <w:hyperlink w:anchor="_Toc225694456">
+            <w:r>
+              <w:rPr>
+                <w:webHidden/>
+                <w:rStyle w:val="IndexLink"/>
+                <w:rFonts w:cs="Times New Roman"/>
               </w:rPr>
               <w:t>Home Page</w:t>
             </w:r>
             <w:r>
               <w:rPr>
-                <w:noProof/>
                 <w:webHidden/>
               </w:rPr>
+              <w:fldChar w:fldCharType="begin"/>
+            </w:r>
+            <w:r>
+              <w:rPr>
+                <w:webHidden/>
+              </w:rPr>
+              <w:instrText xml:space="preserve">PAGEREF _Toc225694456 \h</w:instrText>
+            </w:r>
+            <w:r>
+              <w:rPr>
+                <w:webHidden/>
+              </w:rPr>
+              <w:fldChar w:fldCharType="separate"/>
+            </w:r>
+            <w:r>
+              <w:rPr>
+                <w:rStyle w:val="IndexLink"/>
+                <w:vanish w:val="false"/>
+              </w:rPr>
               <w:tab/>
-            </w:r>
-            <w:r>
-              <w:rPr>
-                <w:noProof/>
-                <w:webHidden/>
-              </w:rPr>
-              <w:fldChar w:fldCharType="begin"/>
-            </w:r>
-            <w:r>
-              <w:rPr>
-                <w:noProof/>
-                <w:webHidden/>
-              </w:rPr>
-              <w:instrText xml:space="preserve"> PAGEREF _Toc225694456 \h </w:instrText>
-            </w:r>
-            <w:r>
-              <w:rPr>
-                <w:noProof/>
-                <w:webHidden/>
-              </w:rPr>
-            </w:r>
-            <w:r>
-              <w:rPr>
-                <w:noProof/>
-                <w:webHidden/>
-              </w:rPr>
-              <w:fldChar w:fldCharType="separate"/>
-            </w:r>
-            <w:r>
-              <w:rPr>
-                <w:noProof/>
-                <w:webHidden/>
-              </w:rPr>
               <w:t>3</w:t>
             </w:r>
             <w:r>
               <w:rPr>
-                <w:noProof/>
                 <w:webHidden/>
               </w:rPr>
               <w:fldChar w:fldCharType="end"/>
@@ -806,65 +870,48 @@
           <w:pPr>
             <w:pStyle w:val="TOC2"/>
             <w:tabs>
-              <w:tab w:val="right" w:leader="dot" w:pos="9350"/>
+              <w:tab w:val="clear" w:pos="720"/>
+              <w:tab w:val="right" w:pos="9350" w:leader="dot"/>
             </w:tabs>
-            <w:rPr>
-              <w:noProof/>
-            </w:rPr>
+            <w:rPr/>
           </w:pPr>
-          <w:hyperlink w:anchor="_Toc225694457" w:history="1">
-            <w:r>
-              <w:rPr>
-                <w:rStyle w:val="Hyperlink"/>
-                <w:rFonts w:ascii="Times New Roman" w:hAnsi="Times New Roman" w:cs="Times New Roman"/>
-                <w:noProof/>
+          <w:hyperlink w:anchor="_Toc225694457">
+            <w:r>
+              <w:rPr>
+                <w:webHidden/>
+                <w:rStyle w:val="IndexLink"/>
+                <w:rFonts w:cs="Times New Roman"/>
               </w:rPr>
               <w:t>Activity/Edit Page</w:t>
             </w:r>
             <w:r>
               <w:rPr>
-                <w:noProof/>
                 <w:webHidden/>
               </w:rPr>
+              <w:fldChar w:fldCharType="begin"/>
+            </w:r>
+            <w:r>
+              <w:rPr>
+                <w:webHidden/>
+              </w:rPr>
+              <w:instrText xml:space="preserve">PAGEREF _Toc225694457 \h</w:instrText>
+            </w:r>
+            <w:r>
+              <w:rPr>
+                <w:webHidden/>
+              </w:rPr>
+              <w:fldChar w:fldCharType="separate"/>
+            </w:r>
+            <w:r>
+              <w:rPr>
+                <w:rStyle w:val="IndexLink"/>
+                <w:vanish w:val="false"/>
+              </w:rPr>
               <w:tab/>
-            </w:r>
-            <w:r>
-              <w:rPr>
-                <w:noProof/>
-                <w:webHidden/>
-              </w:rPr>
-              <w:fldChar w:fldCharType="begin"/>
-            </w:r>
-            <w:r>
-              <w:rPr>
-                <w:noProof/>
-                <w:webHidden/>
-              </w:rPr>
-              <w:instrText xml:space="preserve"> PAGEREF _Toc225694457 \h </w:instrText>
-            </w:r>
-            <w:r>
-              <w:rPr>
-                <w:noProof/>
-                <w:webHidden/>
-              </w:rPr>
-            </w:r>
-            <w:r>
-              <w:rPr>
-                <w:noProof/>
-                <w:webHidden/>
-              </w:rPr>
-              <w:fldChar w:fldCharType="separate"/>
-            </w:r>
-            <w:r>
-              <w:rPr>
-                <w:noProof/>
-                <w:webHidden/>
-              </w:rPr>
               <w:t>3</w:t>
             </w:r>
             <w:r>
               <w:rPr>
-                <w:noProof/>
                 <w:webHidden/>
               </w:rPr>
               <w:fldChar w:fldCharType="end"/>
@@ -875,65 +922,48 @@
           <w:pPr>
             <w:pStyle w:val="TOC2"/>
             <w:tabs>
-              <w:tab w:val="right" w:leader="dot" w:pos="9350"/>
+              <w:tab w:val="clear" w:pos="720"/>
+              <w:tab w:val="right" w:pos="9350" w:leader="dot"/>
             </w:tabs>
-            <w:rPr>
-              <w:noProof/>
-            </w:rPr>
+            <w:rPr/>
           </w:pPr>
-          <w:hyperlink w:anchor="_Toc225694458" w:history="1">
-            <w:r>
-              <w:rPr>
-                <w:rStyle w:val="Hyperlink"/>
-                <w:rFonts w:ascii="Times New Roman" w:hAnsi="Times New Roman" w:cs="Times New Roman"/>
-                <w:noProof/>
+          <w:hyperlink w:anchor="_Toc225694458">
+            <w:r>
+              <w:rPr>
+                <w:webHidden/>
+                <w:rStyle w:val="IndexLink"/>
+                <w:rFonts w:cs="Times New Roman"/>
               </w:rPr>
               <w:t>Task Detail Page</w:t>
             </w:r>
             <w:r>
               <w:rPr>
-                <w:noProof/>
                 <w:webHidden/>
               </w:rPr>
+              <w:fldChar w:fldCharType="begin"/>
+            </w:r>
+            <w:r>
+              <w:rPr>
+                <w:webHidden/>
+              </w:rPr>
+              <w:instrText xml:space="preserve">PAGEREF _Toc225694458 \h</w:instrText>
+            </w:r>
+            <w:r>
+              <w:rPr>
+                <w:webHidden/>
+              </w:rPr>
+              <w:fldChar w:fldCharType="separate"/>
+            </w:r>
+            <w:r>
+              <w:rPr>
+                <w:rStyle w:val="IndexLink"/>
+                <w:vanish w:val="false"/>
+              </w:rPr>
               <w:tab/>
-            </w:r>
-            <w:r>
-              <w:rPr>
-                <w:noProof/>
-                <w:webHidden/>
-              </w:rPr>
-              <w:fldChar w:fldCharType="begin"/>
-            </w:r>
-            <w:r>
-              <w:rPr>
-                <w:noProof/>
-                <w:webHidden/>
-              </w:rPr>
-              <w:instrText xml:space="preserve"> PAGEREF _Toc225694458 \h </w:instrText>
-            </w:r>
-            <w:r>
-              <w:rPr>
-                <w:noProof/>
-                <w:webHidden/>
-              </w:rPr>
-            </w:r>
-            <w:r>
-              <w:rPr>
-                <w:noProof/>
-                <w:webHidden/>
-              </w:rPr>
-              <w:fldChar w:fldCharType="separate"/>
-            </w:r>
-            <w:r>
-              <w:rPr>
-                <w:noProof/>
-                <w:webHidden/>
-              </w:rPr>
               <w:t>3</w:t>
             </w:r>
             <w:r>
               <w:rPr>
-                <w:noProof/>
                 <w:webHidden/>
               </w:rPr>
               <w:fldChar w:fldCharType="end"/>
@@ -944,71 +974,55 @@
           <w:pPr>
             <w:pStyle w:val="TOC1"/>
             <w:tabs>
-              <w:tab w:val="right" w:leader="dot" w:pos="9350"/>
+              <w:tab w:val="clear" w:pos="720"/>
+              <w:tab w:val="right" w:pos="9350" w:leader="dot"/>
             </w:tabs>
             <w:rPr>
-              <w:rFonts w:eastAsiaTheme="minorEastAsia"/>
-              <w:noProof/>
+              <w:rFonts w:eastAsia="" w:eastAsiaTheme="minorEastAsia"/>
               <w:sz w:val="24"/>
               <w:szCs w:val="24"/>
               <w:lang w:eastAsia="en-CA"/>
             </w:rPr>
           </w:pPr>
-          <w:hyperlink w:anchor="_Toc225694459" w:history="1">
-            <w:r>
-              <w:rPr>
-                <w:rStyle w:val="Hyperlink"/>
-                <w:rFonts w:ascii="Times New Roman" w:hAnsi="Times New Roman" w:cs="Times New Roman"/>
+          <w:hyperlink w:anchor="_Toc225694459">
+            <w:r>
+              <w:rPr>
+                <w:webHidden/>
+                <w:rStyle w:val="IndexLink"/>
+                <w:rFonts w:cs="Times New Roman"/>
                 <w:b/>
                 <w:bCs/>
-                <w:noProof/>
               </w:rPr>
               <w:t>GitHub Link</w:t>
             </w:r>
             <w:r>
               <w:rPr>
-                <w:noProof/>
                 <w:webHidden/>
               </w:rPr>
+              <w:fldChar w:fldCharType="begin"/>
+            </w:r>
+            <w:r>
+              <w:rPr>
+                <w:webHidden/>
+              </w:rPr>
+              <w:instrText xml:space="preserve">PAGEREF _Toc225694459 \h</w:instrText>
+            </w:r>
+            <w:r>
+              <w:rPr>
+                <w:webHidden/>
+              </w:rPr>
+              <w:fldChar w:fldCharType="separate"/>
+            </w:r>
+            <w:r>
+              <w:rPr>
+                <w:rStyle w:val="IndexLink"/>
+                <w:vanish w:val="false"/>
+              </w:rPr>
               <w:tab/>
-            </w:r>
-            <w:r>
-              <w:rPr>
-                <w:noProof/>
-                <w:webHidden/>
-              </w:rPr>
-              <w:fldChar w:fldCharType="begin"/>
-            </w:r>
-            <w:r>
-              <w:rPr>
-                <w:noProof/>
-                <w:webHidden/>
-              </w:rPr>
-              <w:instrText xml:space="preserve"> PAGEREF _Toc225694459 \h </w:instrText>
-            </w:r>
-            <w:r>
-              <w:rPr>
-                <w:noProof/>
-                <w:webHidden/>
-              </w:rPr>
-            </w:r>
-            <w:r>
-              <w:rPr>
-                <w:noProof/>
-                <w:webHidden/>
-              </w:rPr>
-              <w:fldChar w:fldCharType="separate"/>
-            </w:r>
-            <w:r>
-              <w:rPr>
-                <w:noProof/>
-                <w:webHidden/>
-              </w:rPr>
               <w:t>3</w:t>
             </w:r>
             <w:r>
               <w:rPr>
-                <w:noProof/>
                 <w:webHidden/>
               </w:rPr>
               <w:fldChar w:fldCharType="end"/>
@@ -1019,71 +1033,55 @@
           <w:pPr>
             <w:pStyle w:val="TOC1"/>
             <w:tabs>
-              <w:tab w:val="right" w:leader="dot" w:pos="9350"/>
+              <w:tab w:val="clear" w:pos="720"/>
+              <w:tab w:val="right" w:pos="9350" w:leader="dot"/>
             </w:tabs>
             <w:rPr>
-              <w:rFonts w:eastAsiaTheme="minorEastAsia"/>
-              <w:noProof/>
+              <w:rFonts w:eastAsia="" w:eastAsiaTheme="minorEastAsia"/>
               <w:sz w:val="24"/>
               <w:szCs w:val="24"/>
               <w:lang w:eastAsia="en-CA"/>
             </w:rPr>
           </w:pPr>
-          <w:hyperlink w:anchor="_Toc225694460" w:history="1">
-            <w:r>
-              <w:rPr>
-                <w:rStyle w:val="Hyperlink"/>
-                <w:rFonts w:ascii="Times New Roman" w:hAnsi="Times New Roman" w:cs="Times New Roman"/>
+          <w:hyperlink w:anchor="_Toc225694460">
+            <w:r>
+              <w:rPr>
+                <w:webHidden/>
+                <w:rStyle w:val="IndexLink"/>
+                <w:rFonts w:cs="Times New Roman"/>
                 <w:b/>
                 <w:bCs/>
-                <w:noProof/>
               </w:rPr>
               <w:t>Contributions</w:t>
             </w:r>
             <w:r>
               <w:rPr>
-                <w:noProof/>
                 <w:webHidden/>
               </w:rPr>
+              <w:fldChar w:fldCharType="begin"/>
+            </w:r>
+            <w:r>
+              <w:rPr>
+                <w:webHidden/>
+              </w:rPr>
+              <w:instrText xml:space="preserve">PAGEREF _Toc225694460 \h</w:instrText>
+            </w:r>
+            <w:r>
+              <w:rPr>
+                <w:webHidden/>
+              </w:rPr>
+              <w:fldChar w:fldCharType="separate"/>
+            </w:r>
+            <w:r>
+              <w:rPr>
+                <w:rStyle w:val="IndexLink"/>
+                <w:vanish w:val="false"/>
+              </w:rPr>
               <w:tab/>
-            </w:r>
-            <w:r>
-              <w:rPr>
-                <w:noProof/>
-                <w:webHidden/>
-              </w:rPr>
-              <w:fldChar w:fldCharType="begin"/>
-            </w:r>
-            <w:r>
-              <w:rPr>
-                <w:noProof/>
-                <w:webHidden/>
-              </w:rPr>
-              <w:instrText xml:space="preserve"> PAGEREF _Toc225694460 \h </w:instrText>
-            </w:r>
-            <w:r>
-              <w:rPr>
-                <w:noProof/>
-                <w:webHidden/>
-              </w:rPr>
-            </w:r>
-            <w:r>
-              <w:rPr>
-                <w:noProof/>
-                <w:webHidden/>
-              </w:rPr>
-              <w:fldChar w:fldCharType="separate"/>
-            </w:r>
-            <w:r>
-              <w:rPr>
-                <w:noProof/>
-                <w:webHidden/>
-              </w:rPr>
               <w:t>3</w:t>
             </w:r>
             <w:r>
               <w:rPr>
-                <w:noProof/>
                 <w:webHidden/>
               </w:rPr>
               <w:fldChar w:fldCharType="end"/>
@@ -1092,6 +1090,7 @@
         </w:p>
         <w:p>
           <w:pPr>
+            <w:pStyle w:val="Normal"/>
             <w:rPr>
               <w:rFonts w:ascii="Times New Roman" w:hAnsi="Times New Roman" w:cs="Times New Roman"/>
               <w:sz w:val="24"/>
@@ -1100,12 +1099,16 @@
           </w:pPr>
           <w:r>
             <w:rPr>
-              <w:rFonts w:ascii="Times New Roman" w:hAnsi="Times New Roman" w:cs="Times New Roman"/>
-              <w:b/>
-              <w:bCs/>
-              <w:noProof/>
+              <w:rFonts w:cs="Times New Roman"/>
               <w:sz w:val="24"/>
               <w:szCs w:val="24"/>
+            </w:rPr>
+          </w:r>
+          <w:r>
+            <w:rPr>
+              <w:sz w:val="24"/>
+              <w:szCs w:val="24"/>
+              <w:rFonts w:cs="Times New Roman"/>
             </w:rPr>
             <w:fldChar w:fldCharType="end"/>
           </w:r>
@@ -1114,69 +1117,126 @@
     </w:sdt>
     <w:p>
       <w:pPr>
-        <w:rPr>
-          <w:rFonts w:ascii="Times New Roman" w:hAnsi="Times New Roman" w:cs="Times New Roman"/>
-          <w:sz w:val="24"/>
-          <w:szCs w:val="24"/>
-        </w:rPr>
-      </w:pPr>
-    </w:p>
-    <w:p>
-      <w:pPr>
-        <w:rPr>
-          <w:rFonts w:ascii="Times New Roman" w:hAnsi="Times New Roman" w:cs="Times New Roman"/>
-          <w:sz w:val="24"/>
-          <w:szCs w:val="24"/>
-        </w:rPr>
-      </w:pPr>
-    </w:p>
-    <w:p>
-      <w:pPr>
-        <w:rPr>
-          <w:rFonts w:ascii="Times New Roman" w:hAnsi="Times New Roman" w:cs="Times New Roman"/>
-          <w:sz w:val="24"/>
-          <w:szCs w:val="24"/>
-        </w:rPr>
-      </w:pPr>
-    </w:p>
-    <w:p>
-      <w:pPr>
-        <w:rPr>
-          <w:rFonts w:ascii="Times New Roman" w:hAnsi="Times New Roman" w:cs="Times New Roman"/>
-          <w:sz w:val="24"/>
-          <w:szCs w:val="24"/>
-        </w:rPr>
-      </w:pPr>
-    </w:p>
-    <w:p>
-      <w:pPr>
-        <w:rPr>
-          <w:rFonts w:ascii="Times New Roman" w:hAnsi="Times New Roman" w:cs="Times New Roman"/>
-          <w:sz w:val="24"/>
-          <w:szCs w:val="24"/>
-        </w:rPr>
-      </w:pPr>
-    </w:p>
-    <w:p>
-      <w:pPr>
-        <w:rPr>
-          <w:rFonts w:ascii="Times New Roman" w:hAnsi="Times New Roman" w:cs="Times New Roman"/>
-          <w:sz w:val="24"/>
-          <w:szCs w:val="24"/>
-        </w:rPr>
-      </w:pPr>
-    </w:p>
-    <w:p>
-      <w:pPr>
-        <w:rPr>
-          <w:rFonts w:ascii="Times New Roman" w:hAnsi="Times New Roman" w:cs="Times New Roman"/>
-          <w:sz w:val="24"/>
-          <w:szCs w:val="24"/>
-        </w:rPr>
-      </w:pPr>
-    </w:p>
-    <w:p>
-      <w:pPr>
+        <w:pStyle w:val="Normal"/>
+        <w:rPr>
+          <w:rFonts w:ascii="Times New Roman" w:hAnsi="Times New Roman" w:cs="Times New Roman"/>
+          <w:sz w:val="24"/>
+          <w:szCs w:val="24"/>
+        </w:rPr>
+      </w:pPr>
+      <w:r>
+        <w:rPr>
+          <w:rFonts w:cs="Times New Roman"/>
+          <w:sz w:val="24"/>
+          <w:szCs w:val="24"/>
+        </w:rPr>
+      </w:r>
+    </w:p>
+    <w:p>
+      <w:pPr>
+        <w:pStyle w:val="Normal"/>
+        <w:rPr>
+          <w:rFonts w:ascii="Times New Roman" w:hAnsi="Times New Roman" w:cs="Times New Roman"/>
+          <w:sz w:val="24"/>
+          <w:szCs w:val="24"/>
+        </w:rPr>
+      </w:pPr>
+      <w:r>
+        <w:rPr>
+          <w:rFonts w:cs="Times New Roman"/>
+          <w:sz w:val="24"/>
+          <w:szCs w:val="24"/>
+        </w:rPr>
+      </w:r>
+    </w:p>
+    <w:p>
+      <w:pPr>
+        <w:pStyle w:val="Normal"/>
+        <w:rPr>
+          <w:rFonts w:ascii="Times New Roman" w:hAnsi="Times New Roman" w:cs="Times New Roman"/>
+          <w:sz w:val="24"/>
+          <w:szCs w:val="24"/>
+        </w:rPr>
+      </w:pPr>
+      <w:r>
+        <w:rPr>
+          <w:rFonts w:cs="Times New Roman"/>
+          <w:sz w:val="24"/>
+          <w:szCs w:val="24"/>
+        </w:rPr>
+      </w:r>
+    </w:p>
+    <w:p>
+      <w:pPr>
+        <w:pStyle w:val="Normal"/>
+        <w:rPr>
+          <w:rFonts w:ascii="Times New Roman" w:hAnsi="Times New Roman" w:cs="Times New Roman"/>
+          <w:sz w:val="24"/>
+          <w:szCs w:val="24"/>
+        </w:rPr>
+      </w:pPr>
+      <w:r>
+        <w:rPr>
+          <w:rFonts w:cs="Times New Roman"/>
+          <w:sz w:val="24"/>
+          <w:szCs w:val="24"/>
+        </w:rPr>
+      </w:r>
+    </w:p>
+    <w:p>
+      <w:pPr>
+        <w:pStyle w:val="Normal"/>
+        <w:rPr>
+          <w:rFonts w:ascii="Times New Roman" w:hAnsi="Times New Roman" w:cs="Times New Roman"/>
+          <w:sz w:val="24"/>
+          <w:szCs w:val="24"/>
+        </w:rPr>
+      </w:pPr>
+      <w:r>
+        <w:rPr>
+          <w:rFonts w:cs="Times New Roman"/>
+          <w:sz w:val="24"/>
+          <w:szCs w:val="24"/>
+        </w:rPr>
+      </w:r>
+    </w:p>
+    <w:p>
+      <w:pPr>
+        <w:pStyle w:val="Normal"/>
+        <w:rPr>
+          <w:rFonts w:ascii="Times New Roman" w:hAnsi="Times New Roman" w:cs="Times New Roman"/>
+          <w:sz w:val="24"/>
+          <w:szCs w:val="24"/>
+        </w:rPr>
+      </w:pPr>
+      <w:r>
+        <w:rPr>
+          <w:rFonts w:cs="Times New Roman"/>
+          <w:sz w:val="24"/>
+          <w:szCs w:val="24"/>
+        </w:rPr>
+      </w:r>
+    </w:p>
+    <w:p>
+      <w:pPr>
+        <w:pStyle w:val="Normal"/>
+        <w:rPr>
+          <w:rFonts w:ascii="Times New Roman" w:hAnsi="Times New Roman" w:cs="Times New Roman"/>
+          <w:sz w:val="24"/>
+          <w:szCs w:val="24"/>
+        </w:rPr>
+      </w:pPr>
+      <w:r>
+        <w:rPr>
+          <w:rFonts w:cs="Times New Roman"/>
+          <w:sz w:val="24"/>
+          <w:szCs w:val="24"/>
+        </w:rPr>
+      </w:r>
+    </w:p>
+    <w:p>
+      <w:pPr>
+        <w:pStyle w:val="Normal"/>
         <w:jc w:val="both"/>
         <w:rPr>
           <w:rFonts w:ascii="Times New Roman" w:hAnsi="Times New Roman" w:cs="Times New Roman"/>
@@ -1184,9 +1244,17 @@
           <w:szCs w:val="24"/>
         </w:rPr>
       </w:pPr>
-    </w:p>
-    <w:p>
-      <w:pPr>
+      <w:r>
+        <w:rPr>
+          <w:rFonts w:cs="Times New Roman"/>
+          <w:sz w:val="24"/>
+          <w:szCs w:val="24"/>
+        </w:rPr>
+      </w:r>
+    </w:p>
+    <w:p>
+      <w:pPr>
+        <w:pStyle w:val="Normal"/>
         <w:jc w:val="both"/>
         <w:rPr>
           <w:rFonts w:ascii="Times New Roman" w:hAnsi="Times New Roman" w:cs="Times New Roman"/>
@@ -1194,9 +1262,17 @@
           <w:szCs w:val="24"/>
         </w:rPr>
       </w:pPr>
-    </w:p>
-    <w:p>
-      <w:pPr>
+      <w:r>
+        <w:rPr>
+          <w:rFonts w:cs="Times New Roman"/>
+          <w:sz w:val="24"/>
+          <w:szCs w:val="24"/>
+        </w:rPr>
+      </w:r>
+    </w:p>
+    <w:p>
+      <w:pPr>
+        <w:pStyle w:val="Normal"/>
         <w:jc w:val="both"/>
         <w:rPr>
           <w:rFonts w:ascii="Times New Roman" w:hAnsi="Times New Roman" w:cs="Times New Roman"/>
@@ -1204,9 +1280,17 @@
           <w:szCs w:val="24"/>
         </w:rPr>
       </w:pPr>
-    </w:p>
-    <w:p>
-      <w:pPr>
+      <w:r>
+        <w:rPr>
+          <w:rFonts w:cs="Times New Roman"/>
+          <w:sz w:val="24"/>
+          <w:szCs w:val="24"/>
+        </w:rPr>
+      </w:r>
+    </w:p>
+    <w:p>
+      <w:pPr>
+        <w:pStyle w:val="Normal"/>
         <w:jc w:val="both"/>
         <w:rPr>
           <w:rFonts w:ascii="Times New Roman" w:hAnsi="Times New Roman" w:cs="Times New Roman"/>
@@ -1214,9 +1298,17 @@
           <w:szCs w:val="24"/>
         </w:rPr>
       </w:pPr>
-    </w:p>
-    <w:p>
-      <w:pPr>
+      <w:r>
+        <w:rPr>
+          <w:rFonts w:cs="Times New Roman"/>
+          <w:sz w:val="24"/>
+          <w:szCs w:val="24"/>
+        </w:rPr>
+      </w:r>
+    </w:p>
+    <w:p>
+      <w:pPr>
+        <w:pStyle w:val="Normal"/>
         <w:jc w:val="both"/>
         <w:rPr>
           <w:rFonts w:ascii="Times New Roman" w:hAnsi="Times New Roman" w:cs="Times New Roman"/>
@@ -1224,9 +1316,17 @@
           <w:szCs w:val="24"/>
         </w:rPr>
       </w:pPr>
-    </w:p>
-    <w:p>
-      <w:pPr>
+      <w:r>
+        <w:rPr>
+          <w:rFonts w:cs="Times New Roman"/>
+          <w:sz w:val="24"/>
+          <w:szCs w:val="24"/>
+        </w:rPr>
+      </w:r>
+    </w:p>
+    <w:p>
+      <w:pPr>
+        <w:pStyle w:val="Normal"/>
         <w:jc w:val="both"/>
         <w:rPr>
           <w:rFonts w:ascii="Times New Roman" w:hAnsi="Times New Roman" w:cs="Times New Roman"/>
@@ -1234,9 +1334,17 @@
           <w:szCs w:val="24"/>
         </w:rPr>
       </w:pPr>
-    </w:p>
-    <w:p>
-      <w:pPr>
+      <w:r>
+        <w:rPr>
+          <w:rFonts w:cs="Times New Roman"/>
+          <w:sz w:val="24"/>
+          <w:szCs w:val="24"/>
+        </w:rPr>
+      </w:r>
+    </w:p>
+    <w:p>
+      <w:pPr>
+        <w:pStyle w:val="Normal"/>
         <w:jc w:val="both"/>
         <w:rPr>
           <w:rFonts w:ascii="Times New Roman" w:hAnsi="Times New Roman" w:cs="Times New Roman"/>
@@ -1244,9 +1352,17 @@
           <w:szCs w:val="24"/>
         </w:rPr>
       </w:pPr>
-    </w:p>
-    <w:p>
-      <w:pPr>
+      <w:r>
+        <w:rPr>
+          <w:rFonts w:cs="Times New Roman"/>
+          <w:sz w:val="24"/>
+          <w:szCs w:val="24"/>
+        </w:rPr>
+      </w:r>
+    </w:p>
+    <w:p>
+      <w:pPr>
+        <w:pStyle w:val="Normal"/>
         <w:jc w:val="both"/>
         <w:rPr>
           <w:rFonts w:ascii="Times New Roman" w:hAnsi="Times New Roman" w:cs="Times New Roman"/>
@@ -1254,9 +1370,17 @@
           <w:szCs w:val="24"/>
         </w:rPr>
       </w:pPr>
-    </w:p>
-    <w:p>
-      <w:pPr>
+      <w:r>
+        <w:rPr>
+          <w:rFonts w:cs="Times New Roman"/>
+          <w:sz w:val="24"/>
+          <w:szCs w:val="24"/>
+        </w:rPr>
+      </w:r>
+    </w:p>
+    <w:p>
+      <w:pPr>
+        <w:pStyle w:val="Normal"/>
         <w:jc w:val="both"/>
         <w:rPr>
           <w:rFonts w:ascii="Times New Roman" w:hAnsi="Times New Roman" w:cs="Times New Roman"/>
@@ -1264,9 +1388,17 @@
           <w:szCs w:val="24"/>
         </w:rPr>
       </w:pPr>
-    </w:p>
-    <w:p>
-      <w:pPr>
+      <w:r>
+        <w:rPr>
+          <w:rFonts w:cs="Times New Roman"/>
+          <w:sz w:val="24"/>
+          <w:szCs w:val="24"/>
+        </w:rPr>
+      </w:r>
+    </w:p>
+    <w:p>
+      <w:pPr>
+        <w:pStyle w:val="Normal"/>
         <w:jc w:val="both"/>
         <w:rPr>
           <w:rFonts w:ascii="Times New Roman" w:hAnsi="Times New Roman" w:cs="Times New Roman"/>
@@ -1274,9 +1406,17 @@
           <w:szCs w:val="24"/>
         </w:rPr>
       </w:pPr>
-    </w:p>
-    <w:p>
-      <w:pPr>
+      <w:r>
+        <w:rPr>
+          <w:rFonts w:cs="Times New Roman"/>
+          <w:sz w:val="24"/>
+          <w:szCs w:val="24"/>
+        </w:rPr>
+      </w:r>
+    </w:p>
+    <w:p>
+      <w:pPr>
+        <w:pStyle w:val="Normal"/>
         <w:jc w:val="both"/>
         <w:rPr>
           <w:rFonts w:ascii="Times New Roman" w:hAnsi="Times New Roman" w:cs="Times New Roman"/>
@@ -1284,6 +1424,13 @@
           <w:szCs w:val="24"/>
         </w:rPr>
       </w:pPr>
+      <w:r>
+        <w:rPr>
+          <w:rFonts w:cs="Times New Roman"/>
+          <w:sz w:val="24"/>
+          <w:szCs w:val="24"/>
+        </w:rPr>
+      </w:r>
     </w:p>
     <w:p>
       <w:pPr>
@@ -1300,14 +1447,13 @@
       <w:bookmarkStart w:id="0" w:name="_Toc225694452"/>
       <w:r>
         <w:rPr>
-          <w:rFonts w:ascii="Times New Roman" w:hAnsi="Times New Roman" w:cs="Times New Roman"/>
+          <w:rFonts w:cs="Times New Roman"/>
           <w:b/>
           <w:bCs/>
           <w:sz w:val="24"/>
           <w:szCs w:val="24"/>
           <w:u w:val="single"/>
         </w:rPr>
-        <w:lastRenderedPageBreak/>
         <w:t>Technical Details</w:t>
       </w:r>
       <w:bookmarkEnd w:id="0"/>
@@ -1327,7 +1473,7 @@
       <w:bookmarkStart w:id="1" w:name="_Toc225694453"/>
       <w:r>
         <w:rPr>
-          <w:rFonts w:ascii="Times New Roman" w:hAnsi="Times New Roman" w:cs="Times New Roman"/>
+          <w:rFonts w:cs="Times New Roman"/>
           <w:b/>
           <w:bCs/>
           <w:sz w:val="24"/>
@@ -1340,75 +1486,20 @@
     </w:p>
     <w:p>
       <w:pPr>
-        <w:rPr>
-          <w:rFonts w:ascii="Times New Roman" w:hAnsi="Times New Roman" w:cs="Times New Roman"/>
-          <w:sz w:val="24"/>
-          <w:szCs w:val="24"/>
-        </w:rPr>
-      </w:pPr>
-      <w:r>
-        <w:rPr>
-          <w:rFonts w:ascii="Times New Roman" w:hAnsi="Times New Roman" w:cs="Times New Roman"/>
-          <w:sz w:val="24"/>
-          <w:szCs w:val="24"/>
-        </w:rPr>
-        <w:t>S</w:t>
-      </w:r>
-      <w:r>
-        <w:rPr>
-          <w:rFonts w:ascii="Times New Roman" w:hAnsi="Times New Roman" w:cs="Times New Roman"/>
-          <w:sz w:val="24"/>
-          <w:szCs w:val="24"/>
-        </w:rPr>
-        <w:t>ESH</w:t>
-      </w:r>
-      <w:r>
-        <w:rPr>
-          <w:rFonts w:ascii="Times New Roman" w:hAnsi="Times New Roman" w:cs="Times New Roman"/>
-          <w:sz w:val="24"/>
-          <w:szCs w:val="24"/>
-        </w:rPr>
-        <w:t xml:space="preserve"> is a </w:t>
-      </w:r>
-      <w:r>
-        <w:rPr>
-          <w:rFonts w:ascii="Times New Roman" w:hAnsi="Times New Roman" w:cs="Times New Roman"/>
-          <w:sz w:val="24"/>
-          <w:szCs w:val="24"/>
-        </w:rPr>
-        <w:t>mobile student planner application designed to help students organize their academics. Students can add tasks, track deadlines and monitor their schedules in one centralized, easy</w:t>
-      </w:r>
-      <w:r>
-        <w:rPr>
-          <w:rFonts w:ascii="Times New Roman" w:hAnsi="Times New Roman" w:cs="Times New Roman"/>
-          <w:sz w:val="24"/>
-          <w:szCs w:val="24"/>
-        </w:rPr>
-        <w:t>-</w:t>
-      </w:r>
-      <w:r>
-        <w:rPr>
-          <w:rFonts w:ascii="Times New Roman" w:hAnsi="Times New Roman" w:cs="Times New Roman"/>
-          <w:sz w:val="24"/>
-          <w:szCs w:val="24"/>
-        </w:rPr>
-        <w:t>to</w:t>
-      </w:r>
-      <w:r>
-        <w:rPr>
-          <w:rFonts w:ascii="Times New Roman" w:hAnsi="Times New Roman" w:cs="Times New Roman"/>
-          <w:sz w:val="24"/>
-          <w:szCs w:val="24"/>
-        </w:rPr>
-        <w:t>-</w:t>
-      </w:r>
-      <w:r>
-        <w:rPr>
-          <w:rFonts w:ascii="Times New Roman" w:hAnsi="Times New Roman" w:cs="Times New Roman"/>
-          <w:sz w:val="24"/>
-          <w:szCs w:val="24"/>
-        </w:rPr>
-        <w:t>use application. SESH allows users to create, edit, organize and track tasks with fields to track due dates, priority levels and completion status.</w:t>
+        <w:pStyle w:val="Normal"/>
+        <w:rPr>
+          <w:rFonts w:ascii="Times New Roman" w:hAnsi="Times New Roman" w:cs="Times New Roman"/>
+          <w:sz w:val="24"/>
+          <w:szCs w:val="24"/>
+        </w:rPr>
+      </w:pPr>
+      <w:r>
+        <w:rPr>
+          <w:rFonts w:cs="Times New Roman"/>
+          <w:sz w:val="24"/>
+          <w:szCs w:val="24"/>
+        </w:rPr>
+        <w:t>SESH is a mobile student planner application designed to help students organize their academics. Students can add tasks, track deadlines and monitor their schedules in one centralized, easy-to-use application. SESH allows users to create, edit, organize and track tasks with fields to track due dates, priority levels and completion status.</w:t>
       </w:r>
     </w:p>
     <w:p>
@@ -1425,7 +1516,7 @@
       <w:bookmarkStart w:id="2" w:name="_Toc225694454"/>
       <w:r>
         <w:rPr>
-          <w:rFonts w:ascii="Times New Roman" w:hAnsi="Times New Roman" w:cs="Times New Roman"/>
+          <w:rFonts w:cs="Times New Roman"/>
           <w:color w:val="0269A2"/>
           <w:sz w:val="24"/>
           <w:szCs w:val="24"/>
@@ -1549,7 +1640,7 @@
       <w:bookmarkStart w:id="3" w:name="_Toc225694455"/>
       <w:r>
         <w:rPr>
-          <w:rFonts w:ascii="Times New Roman" w:hAnsi="Times New Roman" w:cs="Times New Roman"/>
+          <w:rFonts w:cs="Times New Roman"/>
           <w:color w:val="0269A2"/>
           <w:sz w:val="24"/>
           <w:szCs w:val="24"/>
@@ -1561,19 +1652,15 @@
     </w:p>
     <w:p>
       <w:pPr>
-        <w:rPr>
-          <w:sz w:val="24"/>
-          <w:szCs w:val="24"/>
-        </w:rPr>
-      </w:pPr>
-      <w:r>
-        <w:rPr>
-          <w:noProof/>
-          <w:sz w:val="24"/>
-          <w:szCs w:val="24"/>
-        </w:rPr>
+        <w:pStyle w:val="Normal"/>
+        <w:rPr>
+          <w:sz w:val="24"/>
+          <w:szCs w:val="24"/>
+        </w:rPr>
+      </w:pPr>
+      <w:r>
         <w:drawing>
-          <wp:anchor distT="0" distB="0" distL="114300" distR="114300" simplePos="0" relativeHeight="251658240" behindDoc="0" locked="0" layoutInCell="1" allowOverlap="1" wp14:anchorId="648247E2" wp14:editId="51F51984">
+          <wp:anchor behindDoc="0" distT="0" distB="0" distL="0" distR="114300" simplePos="0" locked="0" layoutInCell="0" allowOverlap="1" relativeHeight="2">
             <wp:simplePos x="0" y="0"/>
             <wp:positionH relativeFrom="margin">
               <wp:align>left</wp:align>
@@ -1582,17 +1669,17 @@
               <wp:posOffset>10160</wp:posOffset>
             </wp:positionV>
             <wp:extent cx="1120140" cy="2484755"/>
-            <wp:effectExtent l="0" t="0" r="3810" b="0"/>
+            <wp:effectExtent l="0" t="0" r="0" b="0"/>
             <wp:wrapThrough wrapText="bothSides">
               <wp:wrapPolygon edited="0">
-                <wp:start x="0" y="0"/>
-                <wp:lineTo x="0" y="21363"/>
-                <wp:lineTo x="21306" y="21363"/>
-                <wp:lineTo x="21306" y="0"/>
-                <wp:lineTo x="0" y="0"/>
+                <wp:start x="-10" y="0"/>
+                <wp:lineTo x="-10" y="21355"/>
+                <wp:lineTo x="21301" y="21355"/>
+                <wp:lineTo x="21301" y="0"/>
+                <wp:lineTo x="-10" y="0"/>
               </wp:wrapPolygon>
             </wp:wrapThrough>
-            <wp:docPr id="950605781" name="Picture 1"/>
+            <wp:docPr id="1" name="Picture 1" descr=""/>
             <wp:cNvGraphicFramePr>
               <a:graphicFrameLocks xmlns:a="http://schemas.openxmlformats.org/drawingml/2006/main" noChangeAspect="1"/>
             </wp:cNvGraphicFramePr>
@@ -1600,20 +1687,13 @@
               <a:graphicData uri="http://schemas.openxmlformats.org/drawingml/2006/picture">
                 <pic:pic xmlns:pic="http://schemas.openxmlformats.org/drawingml/2006/picture">
                   <pic:nvPicPr>
-                    <pic:cNvPr id="0" name="Picture 1"/>
+                    <pic:cNvPr id="1" name="Picture 1" descr=""/>
                     <pic:cNvPicPr>
                       <a:picLocks noChangeAspect="1" noChangeArrowheads="1"/>
                     </pic:cNvPicPr>
                   </pic:nvPicPr>
                   <pic:blipFill>
-                    <a:blip r:embed="rId6" cstate="print">
-                      <a:extLst>
-                        <a:ext uri="{28A0092B-C50C-407E-A947-70E740481C1C}">
-                          <a14:useLocalDpi xmlns:a14="http://schemas.microsoft.com/office/drawing/2010/main" val="0"/>
-                        </a:ext>
-                      </a:extLst>
-                    </a:blip>
-                    <a:srcRect/>
+                    <a:blip r:embed="rId2"/>
                     <a:stretch>
                       <a:fillRect/>
                     </a:stretch>
@@ -1621,25 +1701,15 @@
                   <pic:spPr bwMode="auto">
                     <a:xfrm>
                       <a:off x="0" y="0"/>
-                      <a:ext cx="1131700" cy="2510948"/>
+                      <a:ext cx="1120140" cy="2484755"/>
                     </a:xfrm>
                     <a:prstGeom prst="rect">
                       <a:avLst/>
                     </a:prstGeom>
-                    <a:noFill/>
-                    <a:ln>
-                      <a:noFill/>
-                    </a:ln>
                   </pic:spPr>
                 </pic:pic>
               </a:graphicData>
             </a:graphic>
-            <wp14:sizeRelH relativeFrom="margin">
-              <wp14:pctWidth>0</wp14:pctWidth>
-            </wp14:sizeRelH>
-            <wp14:sizeRelV relativeFrom="margin">
-              <wp14:pctHeight>0</wp14:pctHeight>
-            </wp14:sizeRelV>
           </wp:anchor>
         </w:drawing>
       </w:r>
@@ -1755,6 +1825,12 @@
           <w:szCs w:val="24"/>
         </w:rPr>
       </w:pPr>
+      <w:r>
+        <w:rPr>
+          <w:sz w:val="24"/>
+          <w:szCs w:val="24"/>
+        </w:rPr>
+      </w:r>
     </w:p>
     <w:p>
       <w:pPr>
@@ -1780,6 +1856,12 @@
           <w:szCs w:val="24"/>
         </w:rPr>
       </w:pPr>
+      <w:r>
+        <w:rPr>
+          <w:sz w:val="24"/>
+          <w:szCs w:val="24"/>
+        </w:rPr>
+      </w:r>
     </w:p>
     <w:p>
       <w:pPr>
@@ -1789,6 +1871,12 @@
           <w:szCs w:val="24"/>
         </w:rPr>
       </w:pPr>
+      <w:r>
+        <w:rPr>
+          <w:sz w:val="24"/>
+          <w:szCs w:val="24"/>
+        </w:rPr>
+      </w:r>
     </w:p>
     <w:p>
       <w:pPr>
@@ -1804,7 +1892,7 @@
       <w:bookmarkStart w:id="4" w:name="_Toc225694456"/>
       <w:r>
         <w:rPr>
-          <w:rFonts w:ascii="Times New Roman" w:hAnsi="Times New Roman" w:cs="Times New Roman"/>
+          <w:rFonts w:cs="Times New Roman"/>
           <w:color w:val="0269A2"/>
           <w:sz w:val="24"/>
           <w:szCs w:val="24"/>
@@ -1816,19 +1904,15 @@
     </w:p>
     <w:p>
       <w:pPr>
-        <w:rPr>
-          <w:sz w:val="24"/>
-          <w:szCs w:val="24"/>
-        </w:rPr>
-      </w:pPr>
-      <w:r>
-        <w:rPr>
-          <w:noProof/>
-          <w:sz w:val="24"/>
-          <w:szCs w:val="24"/>
-        </w:rPr>
+        <w:pStyle w:val="Normal"/>
+        <w:rPr>
+          <w:sz w:val="24"/>
+          <w:szCs w:val="24"/>
+        </w:rPr>
+      </w:pPr>
+      <w:r>
         <w:drawing>
-          <wp:anchor distT="0" distB="0" distL="114300" distR="114300" simplePos="0" relativeHeight="251659264" behindDoc="0" locked="0" layoutInCell="1" allowOverlap="1" wp14:anchorId="1AD3AE8D" wp14:editId="6E131EB7">
+          <wp:anchor behindDoc="0" distT="0" distB="0" distL="0" distR="114300" simplePos="0" locked="0" layoutInCell="0" allowOverlap="1" relativeHeight="3">
             <wp:simplePos x="0" y="0"/>
             <wp:positionH relativeFrom="margin">
               <wp:align>left</wp:align>
@@ -1840,14 +1924,14 @@
             <wp:effectExtent l="0" t="0" r="0" b="0"/>
             <wp:wrapThrough wrapText="bothSides">
               <wp:wrapPolygon edited="0">
-                <wp:start x="0" y="0"/>
-                <wp:lineTo x="0" y="21367"/>
-                <wp:lineTo x="21183" y="21367"/>
-                <wp:lineTo x="21183" y="0"/>
-                <wp:lineTo x="0" y="0"/>
+                <wp:start x="-71" y="0"/>
+                <wp:lineTo x="-71" y="21290"/>
+                <wp:lineTo x="21171" y="21290"/>
+                <wp:lineTo x="21171" y="0"/>
+                <wp:lineTo x="-71" y="0"/>
               </wp:wrapPolygon>
             </wp:wrapThrough>
-            <wp:docPr id="763246313" name="Picture 2"/>
+            <wp:docPr id="2" name="Picture 2" descr=""/>
             <wp:cNvGraphicFramePr>
               <a:graphicFrameLocks xmlns:a="http://schemas.openxmlformats.org/drawingml/2006/main" noChangeAspect="1"/>
             </wp:cNvGraphicFramePr>
@@ -1855,20 +1939,13 @@
               <a:graphicData uri="http://schemas.openxmlformats.org/drawingml/2006/picture">
                 <pic:pic xmlns:pic="http://schemas.openxmlformats.org/drawingml/2006/picture">
                   <pic:nvPicPr>
-                    <pic:cNvPr id="0" name="Picture 3"/>
+                    <pic:cNvPr id="2" name="Picture 2" descr=""/>
                     <pic:cNvPicPr>
                       <a:picLocks noChangeAspect="1" noChangeArrowheads="1"/>
                     </pic:cNvPicPr>
                   </pic:nvPicPr>
                   <pic:blipFill>
-                    <a:blip r:embed="rId7" cstate="print">
-                      <a:extLst>
-                        <a:ext uri="{28A0092B-C50C-407E-A947-70E740481C1C}">
-                          <a14:useLocalDpi xmlns:a14="http://schemas.microsoft.com/office/drawing/2010/main" val="0"/>
-                        </a:ext>
-                      </a:extLst>
-                    </a:blip>
-                    <a:srcRect/>
+                    <a:blip r:embed="rId3"/>
                     <a:stretch>
                       <a:fillRect/>
                     </a:stretch>
@@ -1876,25 +1953,15 @@
                   <pic:spPr bwMode="auto">
                     <a:xfrm>
                       <a:off x="0" y="0"/>
-                      <a:ext cx="1210823" cy="2164199"/>
+                      <a:ext cx="1184910" cy="2118360"/>
                     </a:xfrm>
                     <a:prstGeom prst="rect">
                       <a:avLst/>
                     </a:prstGeom>
-                    <a:noFill/>
-                    <a:ln>
-                      <a:noFill/>
-                    </a:ln>
                   </pic:spPr>
                 </pic:pic>
               </a:graphicData>
             </a:graphic>
-            <wp14:sizeRelH relativeFrom="margin">
-              <wp14:pctWidth>0</wp14:pctWidth>
-            </wp14:sizeRelH>
-            <wp14:sizeRelV relativeFrom="margin">
-              <wp14:pctHeight>0</wp14:pctHeight>
-            </wp14:sizeRelV>
           </wp:anchor>
         </w:drawing>
       </w:r>
@@ -1903,18 +1970,12 @@
           <w:sz w:val="24"/>
           <w:szCs w:val="24"/>
         </w:rPr>
-        <w:t xml:space="preserve">This is the dashboard </w:t>
-      </w:r>
-      <w:r>
-        <w:rPr>
-          <w:sz w:val="24"/>
-          <w:szCs w:val="24"/>
-        </w:rPr>
-        <w:t>and central hub for viewing and managing your tasks. For easy access to the most important information, SESH has the following widgets:</w:t>
-      </w:r>
-    </w:p>
-    <w:p>
-      <w:pPr>
+        <w:t>This is the dashboard and central hub for viewing and managing your tasks. For easy access to the most important information, SESH has the following widgets:</w:t>
+      </w:r>
+    </w:p>
+    <w:p>
+      <w:pPr>
+        <w:pStyle w:val="Normal"/>
         <w:rPr>
           <w:sz w:val="24"/>
           <w:szCs w:val="24"/>
@@ -1939,6 +2000,7 @@
     </w:p>
     <w:p>
       <w:pPr>
+        <w:pStyle w:val="Normal"/>
         <w:rPr>
           <w:sz w:val="24"/>
           <w:szCs w:val="24"/>
@@ -1963,6 +2025,7 @@
     </w:p>
     <w:p>
       <w:pPr>
+        <w:pStyle w:val="Normal"/>
         <w:rPr>
           <w:sz w:val="24"/>
           <w:szCs w:val="24"/>
@@ -1982,21 +2045,7 @@
           <w:sz w:val="24"/>
           <w:szCs w:val="24"/>
         </w:rPr>
-        <w:t xml:space="preserve"> Displays the title, due date, priority and status of the </w:t>
-      </w:r>
-      <w:r>
-        <w:rPr>
-          <w:sz w:val="24"/>
-          <w:szCs w:val="24"/>
-        </w:rPr>
-        <w:t>users’</w:t>
-      </w:r>
-      <w:r>
-        <w:rPr>
-          <w:sz w:val="24"/>
-          <w:szCs w:val="24"/>
-        </w:rPr>
-        <w:t xml:space="preserve"> tasks.</w:t>
+        <w:t xml:space="preserve"> Displays the title, due date, priority and status of the users’ tasks.</w:t>
       </w:r>
     </w:p>
     <w:p>
@@ -2013,61 +2062,46 @@
       <w:bookmarkStart w:id="5" w:name="_Toc225694457"/>
       <w:r>
         <w:rPr>
-          <w:rFonts w:ascii="Times New Roman" w:hAnsi="Times New Roman" w:cs="Times New Roman"/>
+          <w:rFonts w:cs="Times New Roman"/>
           <w:color w:val="0269A2"/>
           <w:sz w:val="24"/>
           <w:szCs w:val="24"/>
           <w:u w:val="single"/>
         </w:rPr>
-        <w:lastRenderedPageBreak/>
-        <w:t>Add/Edit Task</w:t>
-      </w:r>
-      <w:r>
-        <w:rPr>
-          <w:rFonts w:ascii="Times New Roman" w:hAnsi="Times New Roman" w:cs="Times New Roman"/>
-          <w:color w:val="0269A2"/>
-          <w:sz w:val="24"/>
-          <w:szCs w:val="24"/>
-          <w:u w:val="single"/>
-        </w:rPr>
-        <w:t xml:space="preserve"> Page</w:t>
+        <w:t>Add/Edit Task Page</w:t>
       </w:r>
       <w:bookmarkEnd w:id="5"/>
     </w:p>
     <w:p>
       <w:pPr>
-        <w:rPr>
-          <w:sz w:val="24"/>
-          <w:szCs w:val="24"/>
-        </w:rPr>
-      </w:pPr>
-      <w:r>
-        <w:rPr>
-          <w:noProof/>
-          <w:sz w:val="24"/>
-          <w:szCs w:val="24"/>
-        </w:rPr>
+        <w:pStyle w:val="Normal"/>
+        <w:rPr>
+          <w:sz w:val="24"/>
+          <w:szCs w:val="24"/>
+        </w:rPr>
+      </w:pPr>
+      <w:r>
         <w:drawing>
-          <wp:anchor distT="0" distB="0" distL="114300" distR="114300" simplePos="0" relativeHeight="251660288" behindDoc="0" locked="0" layoutInCell="1" allowOverlap="1" wp14:anchorId="384E8B3E" wp14:editId="211A68E5">
+          <wp:anchor behindDoc="0" distT="0" distB="0" distL="0" distR="114300" simplePos="0" locked="0" layoutInCell="0" allowOverlap="1" relativeHeight="4">
             <wp:simplePos x="0" y="0"/>
             <wp:positionH relativeFrom="margin">
               <wp:align>left</wp:align>
             </wp:positionH>
             <wp:positionV relativeFrom="paragraph">
-              <wp:posOffset>9102</wp:posOffset>
+              <wp:posOffset>8890</wp:posOffset>
             </wp:positionV>
             <wp:extent cx="1226820" cy="2395855"/>
-            <wp:effectExtent l="0" t="0" r="0" b="4445"/>
+            <wp:effectExtent l="0" t="0" r="0" b="0"/>
             <wp:wrapThrough wrapText="bothSides">
               <wp:wrapPolygon edited="0">
-                <wp:start x="0" y="0"/>
-                <wp:lineTo x="0" y="21468"/>
-                <wp:lineTo x="21130" y="21468"/>
-                <wp:lineTo x="21130" y="0"/>
-                <wp:lineTo x="0" y="0"/>
+                <wp:start x="-8" y="0"/>
+                <wp:lineTo x="-8" y="21462"/>
+                <wp:lineTo x="21123" y="21462"/>
+                <wp:lineTo x="21123" y="0"/>
+                <wp:lineTo x="-8" y="0"/>
               </wp:wrapPolygon>
             </wp:wrapThrough>
-            <wp:docPr id="1433680914" name="Picture 3"/>
+            <wp:docPr id="3" name="Picture 3" descr=""/>
             <wp:cNvGraphicFramePr>
               <a:graphicFrameLocks xmlns:a="http://schemas.openxmlformats.org/drawingml/2006/main" noChangeAspect="1"/>
             </wp:cNvGraphicFramePr>
@@ -2075,20 +2109,13 @@
               <a:graphicData uri="http://schemas.openxmlformats.org/drawingml/2006/picture">
                 <pic:pic xmlns:pic="http://schemas.openxmlformats.org/drawingml/2006/picture">
                   <pic:nvPicPr>
-                    <pic:cNvPr id="0" name="Picture 5"/>
+                    <pic:cNvPr id="3" name="Picture 3" descr=""/>
                     <pic:cNvPicPr>
                       <a:picLocks noChangeAspect="1" noChangeArrowheads="1"/>
                     </pic:cNvPicPr>
                   </pic:nvPicPr>
                   <pic:blipFill>
-                    <a:blip r:embed="rId8" cstate="print">
-                      <a:extLst>
-                        <a:ext uri="{28A0092B-C50C-407E-A947-70E740481C1C}">
-                          <a14:useLocalDpi xmlns:a14="http://schemas.microsoft.com/office/drawing/2010/main" val="0"/>
-                        </a:ext>
-                      </a:extLst>
-                    </a:blip>
-                    <a:srcRect/>
+                    <a:blip r:embed="rId4"/>
                     <a:stretch>
                       <a:fillRect/>
                     </a:stretch>
@@ -2096,25 +2123,15 @@
                   <pic:spPr bwMode="auto">
                     <a:xfrm>
                       <a:off x="0" y="0"/>
-                      <a:ext cx="1235294" cy="2412556"/>
+                      <a:ext cx="1226820" cy="2395855"/>
                     </a:xfrm>
                     <a:prstGeom prst="rect">
                       <a:avLst/>
                     </a:prstGeom>
-                    <a:noFill/>
-                    <a:ln>
-                      <a:noFill/>
-                    </a:ln>
                   </pic:spPr>
                 </pic:pic>
               </a:graphicData>
             </a:graphic>
-            <wp14:sizeRelH relativeFrom="margin">
-              <wp14:pctWidth>0</wp14:pctWidth>
-            </wp14:sizeRelH>
-            <wp14:sizeRelV relativeFrom="margin">
-              <wp14:pctHeight>0</wp14:pctHeight>
-            </wp14:sizeRelV>
           </wp:anchor>
         </w:drawing>
       </w:r>
@@ -2123,100 +2140,72 @@
           <w:sz w:val="24"/>
           <w:szCs w:val="24"/>
         </w:rPr>
-        <w:t xml:space="preserve">This </w:t>
-      </w:r>
-      <w:r>
-        <w:rPr>
-          <w:sz w:val="24"/>
-          <w:szCs w:val="24"/>
-        </w:rPr>
-        <w:t>a</w:t>
-      </w:r>
-      <w:r>
-        <w:rPr>
-          <w:sz w:val="24"/>
-          <w:szCs w:val="24"/>
-        </w:rPr>
-        <w:t xml:space="preserve">ctivity </w:t>
-      </w:r>
-      <w:r>
-        <w:rPr>
-          <w:sz w:val="24"/>
-          <w:szCs w:val="24"/>
-        </w:rPr>
-        <w:t>p</w:t>
-      </w:r>
-      <w:r>
-        <w:rPr>
-          <w:sz w:val="24"/>
-          <w:szCs w:val="24"/>
-        </w:rPr>
-        <w:t xml:space="preserve">age allows users to create or modify tasks. </w:t>
-      </w:r>
-      <w:r>
-        <w:rPr>
-          <w:sz w:val="24"/>
-          <w:szCs w:val="24"/>
-        </w:rPr>
-        <w:t xml:space="preserve">For task creation, enter the tasks title, course/subject, due date, priority </w:t>
-      </w:r>
-      <w:r>
-        <w:rPr>
-          <w:sz w:val="24"/>
-          <w:szCs w:val="24"/>
-        </w:rPr>
+        <w:t xml:space="preserve">This activity page allows users to create or modify tasks. For task creation, enter the tasks title, course/subject, due date, priority </w:t>
         <w:tab/>
-        <w:t xml:space="preserve">and notes. </w:t>
-      </w:r>
-      <w:r>
-        <w:rPr>
-          <w:sz w:val="24"/>
-          <w:szCs w:val="24"/>
-        </w:rPr>
-        <w:t xml:space="preserve"> </w:t>
-      </w:r>
-      <w:r>
-        <w:rPr>
-          <w:sz w:val="24"/>
-          <w:szCs w:val="24"/>
-        </w:rPr>
-        <w:t>For task modifications, edit the desired fields.</w:t>
-      </w:r>
-    </w:p>
-    <w:p>
-      <w:pPr>
-        <w:rPr>
-          <w:sz w:val="24"/>
-          <w:szCs w:val="24"/>
-        </w:rPr>
-      </w:pPr>
-      <w:r>
-        <w:rPr>
-          <w:sz w:val="24"/>
-          <w:szCs w:val="24"/>
-        </w:rPr>
-        <w:t>To confirm</w:t>
-      </w:r>
-      <w:r>
-        <w:rPr>
-          <w:sz w:val="24"/>
-          <w:szCs w:val="24"/>
-        </w:rPr>
-        <w:t xml:space="preserve"> the action</w:t>
-      </w:r>
-      <w:r>
-        <w:rPr>
-          <w:sz w:val="24"/>
-          <w:szCs w:val="24"/>
-        </w:rPr>
-        <w:t>, the user can click “Save Task” to store the information or “Cancel” to discard changes. The user is then redirected to the Home Page.</w:t>
-      </w:r>
-    </w:p>
-    <w:p/>
-    <w:p/>
-    <w:p/>
-    <w:p/>
-    <w:p/>
+        <w:t>and notes.  For task modifications, edit the desired fields.</w:t>
+      </w:r>
+    </w:p>
+    <w:p>
+      <w:pPr>
+        <w:pStyle w:val="Normal"/>
+        <w:rPr>
+          <w:sz w:val="24"/>
+          <w:szCs w:val="24"/>
+        </w:rPr>
+      </w:pPr>
+      <w:r>
+        <w:rPr>
+          <w:sz w:val="24"/>
+          <w:szCs w:val="24"/>
+        </w:rPr>
+        <w:t>To confirm the action, the user can click “Save Task” to store the information or “Cancel” to discard changes. The user is then redirected to the Home Page.</w:t>
+      </w:r>
+    </w:p>
+    <w:p>
+      <w:pPr>
+        <w:pStyle w:val="Normal"/>
+        <w:rPr/>
+      </w:pPr>
+      <w:r>
+        <w:rPr/>
+      </w:r>
+    </w:p>
+    <w:p>
+      <w:pPr>
+        <w:pStyle w:val="Normal"/>
+        <w:rPr/>
+      </w:pPr>
+      <w:r>
+        <w:rPr/>
+      </w:r>
+    </w:p>
+    <w:p>
+      <w:pPr>
+        <w:pStyle w:val="Normal"/>
+        <w:rPr/>
+      </w:pPr>
+      <w:r>
+        <w:rPr/>
+      </w:r>
+    </w:p>
+    <w:p>
+      <w:pPr>
+        <w:pStyle w:val="Normal"/>
+        <w:rPr/>
+      </w:pPr>
+      <w:r>
+        <w:rPr/>
+      </w:r>
+    </w:p>
+    <w:p>
+      <w:pPr>
+        <w:pStyle w:val="Normal"/>
+        <w:rPr/>
+      </w:pPr>
+      <w:r>
+        <w:rPr/>
+      </w:r>
+    </w:p>
     <w:p>
       <w:pPr>
         <w:pStyle w:val="Heading2"/>
@@ -2231,7 +2220,7 @@
       <w:bookmarkStart w:id="6" w:name="_Toc225694458"/>
       <w:r>
         <w:rPr>
-          <w:rFonts w:ascii="Times New Roman" w:hAnsi="Times New Roman" w:cs="Times New Roman"/>
+          <w:rFonts w:cs="Times New Roman"/>
           <w:color w:val="0269A2"/>
           <w:sz w:val="24"/>
           <w:szCs w:val="24"/>
@@ -2243,6 +2232,7 @@
     </w:p>
     <w:p>
       <w:pPr>
+        <w:pStyle w:val="Normal"/>
         <w:rPr>
           <w:sz w:val="24"/>
           <w:szCs w:val="24"/>
@@ -2250,7 +2240,7 @@
       </w:pPr>
       <w:r>
         <w:drawing>
-          <wp:anchor distT="0" distB="0" distL="114300" distR="114300" simplePos="0" relativeHeight="251661312" behindDoc="0" locked="0" layoutInCell="1" allowOverlap="1" wp14:anchorId="14B3AA90" wp14:editId="0B003C4C">
+          <wp:anchor behindDoc="0" distT="0" distB="0" distL="114300" distR="114300" simplePos="0" locked="0" layoutInCell="0" allowOverlap="1" relativeHeight="5">
             <wp:simplePos x="0" y="0"/>
             <wp:positionH relativeFrom="margin">
               <wp:posOffset>15240</wp:posOffset>
@@ -2259,17 +2249,17 @@
               <wp:posOffset>13335</wp:posOffset>
             </wp:positionV>
             <wp:extent cx="1120140" cy="1999615"/>
-            <wp:effectExtent l="0" t="0" r="3810" b="635"/>
+            <wp:effectExtent l="0" t="0" r="0" b="0"/>
             <wp:wrapThrough wrapText="bothSides">
               <wp:wrapPolygon edited="0">
-                <wp:start x="0" y="0"/>
-                <wp:lineTo x="0" y="21401"/>
-                <wp:lineTo x="21306" y="21401"/>
-                <wp:lineTo x="21306" y="0"/>
-                <wp:lineTo x="0" y="0"/>
+                <wp:start x="-10" y="0"/>
+                <wp:lineTo x="-10" y="21396"/>
+                <wp:lineTo x="21297" y="21396"/>
+                <wp:lineTo x="21297" y="0"/>
+                <wp:lineTo x="-10" y="0"/>
               </wp:wrapPolygon>
             </wp:wrapThrough>
-            <wp:docPr id="1283266052" name="Picture 4"/>
+            <wp:docPr id="4" name="Picture 4" descr=""/>
             <wp:cNvGraphicFramePr>
               <a:graphicFrameLocks xmlns:a="http://schemas.openxmlformats.org/drawingml/2006/main" noChangeAspect="1"/>
             </wp:cNvGraphicFramePr>
@@ -2277,20 +2267,13 @@
               <a:graphicData uri="http://schemas.openxmlformats.org/drawingml/2006/picture">
                 <pic:pic xmlns:pic="http://schemas.openxmlformats.org/drawingml/2006/picture">
                   <pic:nvPicPr>
-                    <pic:cNvPr id="0" name="Picture 7"/>
+                    <pic:cNvPr id="4" name="Picture 4" descr=""/>
                     <pic:cNvPicPr>
                       <a:picLocks noChangeAspect="1" noChangeArrowheads="1"/>
                     </pic:cNvPicPr>
                   </pic:nvPicPr>
                   <pic:blipFill>
-                    <a:blip r:embed="rId9" cstate="print">
-                      <a:extLst>
-                        <a:ext uri="{28A0092B-C50C-407E-A947-70E740481C1C}">
-                          <a14:useLocalDpi xmlns:a14="http://schemas.microsoft.com/office/drawing/2010/main" val="0"/>
-                        </a:ext>
-                      </a:extLst>
-                    </a:blip>
-                    <a:srcRect/>
+                    <a:blip r:embed="rId5"/>
                     <a:stretch>
                       <a:fillRect/>
                     </a:stretch>
@@ -2303,20 +2286,10 @@
                     <a:prstGeom prst="rect">
                       <a:avLst/>
                     </a:prstGeom>
-                    <a:noFill/>
-                    <a:ln>
-                      <a:noFill/>
-                    </a:ln>
                   </pic:spPr>
                 </pic:pic>
               </a:graphicData>
             </a:graphic>
-            <wp14:sizeRelH relativeFrom="margin">
-              <wp14:pctWidth>0</wp14:pctWidth>
-            </wp14:sizeRelH>
-            <wp14:sizeRelV relativeFrom="margin">
-              <wp14:pctHeight>0</wp14:pctHeight>
-            </wp14:sizeRelV>
           </wp:anchor>
         </w:drawing>
       </w:r>
@@ -2325,14 +2298,7 @@
           <w:sz w:val="24"/>
           <w:szCs w:val="24"/>
         </w:rPr>
-        <w:t>T</w:t>
-      </w:r>
-      <w:r>
-        <w:rPr>
-          <w:sz w:val="24"/>
-          <w:szCs w:val="24"/>
-        </w:rPr>
-        <w:t>he Task Detail Page displays complete information for a selected task and allows the user to review, update or manage that task.</w:t>
+        <w:t>The Task Detail Page displays complete information for a selected task and allows the user to review, update or manage that task.</w:t>
       </w:r>
     </w:p>
     <w:p>
@@ -2353,55 +2319,13 @@
           <w:szCs w:val="24"/>
         </w:rPr>
         <w:t xml:space="preserve">Displays all stored task information including task title, </w:t>
-      </w:r>
-      <w:r>
-        <w:rPr>
-          <w:sz w:val="24"/>
-          <w:szCs w:val="24"/>
-        </w:rPr>
         <w:tab/>
-      </w:r>
-      <w:r>
-        <w:rPr>
-          <w:sz w:val="24"/>
-          <w:szCs w:val="24"/>
-        </w:rPr>
         <w:tab/>
-      </w:r>
-      <w:r>
-        <w:rPr>
-          <w:sz w:val="24"/>
-          <w:szCs w:val="24"/>
-        </w:rPr>
         <w:tab/>
-      </w:r>
-      <w:r>
-        <w:rPr>
-          <w:sz w:val="24"/>
-          <w:szCs w:val="24"/>
-        </w:rPr>
         <w:tab/>
         <w:t xml:space="preserve">subject/course, due date, priority level, notes and completion </w:t>
-      </w:r>
-      <w:r>
-        <w:rPr>
-          <w:sz w:val="24"/>
-          <w:szCs w:val="24"/>
-        </w:rPr>
         <w:tab/>
-      </w:r>
-      <w:r>
-        <w:rPr>
-          <w:sz w:val="24"/>
-          <w:szCs w:val="24"/>
-        </w:rPr>
         <w:tab/>
-      </w:r>
-      <w:r>
-        <w:rPr>
-          <w:sz w:val="24"/>
-          <w:szCs w:val="24"/>
-        </w:rPr>
         <w:tab/>
         <w:t>status.</w:t>
       </w:r>
@@ -2423,53 +2347,16 @@
           <w:sz w:val="24"/>
           <w:szCs w:val="24"/>
         </w:rPr>
-        <w:t>Provides options for task management such as “Edit Task”,</w:t>
-      </w:r>
-      <w:r>
-        <w:rPr>
-          <w:sz w:val="24"/>
-          <w:szCs w:val="24"/>
-        </w:rPr>
-        <w:t xml:space="preserve"> </w:t>
-      </w:r>
-      <w:r>
-        <w:rPr>
-          <w:sz w:val="24"/>
-          <w:szCs w:val="24"/>
-        </w:rPr>
-        <w:t xml:space="preserve">“Mark </w:t>
-      </w:r>
-      <w:r>
-        <w:rPr>
-          <w:sz w:val="24"/>
-          <w:szCs w:val="24"/>
-        </w:rPr>
+        <w:t xml:space="preserve">Provides options for task management such as “Edit Task”, “Mark </w:t>
         <w:tab/>
-      </w:r>
-      <w:r>
-        <w:rPr>
-          <w:sz w:val="24"/>
-          <w:szCs w:val="24"/>
-        </w:rPr>
         <w:tab/>
-      </w:r>
-      <w:r>
-        <w:rPr>
-          <w:sz w:val="24"/>
-          <w:szCs w:val="24"/>
-        </w:rPr>
         <w:tab/>
-      </w:r>
-      <w:r>
-        <w:rPr>
-          <w:sz w:val="24"/>
-          <w:szCs w:val="24"/>
-        </w:rPr>
         <w:t>as Completed” and “Delete Task”.</w:t>
       </w:r>
     </w:p>
     <w:p>
       <w:pPr>
+        <w:pStyle w:val="Normal"/>
         <w:rPr>
           <w:sz w:val="24"/>
           <w:szCs w:val="24"/>
@@ -2498,7 +2385,7 @@
       <w:bookmarkStart w:id="7" w:name="_Toc225694459"/>
       <w:r>
         <w:rPr>
-          <w:rFonts w:ascii="Times New Roman" w:hAnsi="Times New Roman" w:cs="Times New Roman"/>
+          <w:rFonts w:cs="Times New Roman"/>
           <w:b/>
           <w:bCs/>
           <w:sz w:val="24"/>
@@ -2511,15 +2398,16 @@
     </w:p>
     <w:p>
       <w:pPr>
-        <w:rPr>
-          <w:rFonts w:ascii="Times New Roman" w:hAnsi="Times New Roman" w:cs="Times New Roman"/>
-          <w:sz w:val="24"/>
-          <w:szCs w:val="24"/>
-        </w:rPr>
-      </w:pPr>
-      <w:r>
-        <w:rPr>
-          <w:rFonts w:ascii="Times New Roman" w:hAnsi="Times New Roman" w:cs="Times New Roman"/>
+        <w:pStyle w:val="Normal"/>
+        <w:rPr>
+          <w:rFonts w:ascii="Times New Roman" w:hAnsi="Times New Roman" w:cs="Times New Roman"/>
+          <w:sz w:val="24"/>
+          <w:szCs w:val="24"/>
+        </w:rPr>
+      </w:pPr>
+      <w:r>
+        <w:rPr>
+          <w:rFonts w:cs="Times New Roman"/>
           <w:sz w:val="24"/>
           <w:szCs w:val="24"/>
         </w:rPr>
@@ -2541,7 +2429,7 @@
       <w:bookmarkStart w:id="8" w:name="_Toc225694460"/>
       <w:r>
         <w:rPr>
-          <w:rFonts w:ascii="Times New Roman" w:hAnsi="Times New Roman" w:cs="Times New Roman"/>
+          <w:rFonts w:cs="Times New Roman"/>
           <w:b/>
           <w:bCs/>
           <w:sz w:val="24"/>
@@ -2554,15 +2442,16 @@
     </w:p>
     <w:p>
       <w:pPr>
-        <w:rPr>
-          <w:rFonts w:ascii="Times New Roman" w:hAnsi="Times New Roman" w:cs="Times New Roman"/>
-          <w:sz w:val="24"/>
-          <w:szCs w:val="24"/>
-        </w:rPr>
-      </w:pPr>
-      <w:r>
-        <w:rPr>
-          <w:rFonts w:ascii="Times New Roman" w:hAnsi="Times New Roman" w:cs="Times New Roman"/>
+        <w:pStyle w:val="Normal"/>
+        <w:rPr>
+          <w:rFonts w:ascii="Times New Roman" w:hAnsi="Times New Roman" w:cs="Times New Roman"/>
+          <w:sz w:val="24"/>
+          <w:szCs w:val="24"/>
+        </w:rPr>
+      </w:pPr>
+      <w:r>
+        <w:rPr>
+          <w:rFonts w:cs="Times New Roman"/>
           <w:sz w:val="24"/>
           <w:szCs w:val="24"/>
         </w:rPr>
@@ -2572,23 +2461,37 @@
     <w:tbl>
       <w:tblPr>
         <w:tblStyle w:val="TableGrid"/>
-        <w:tblW w:w="0" w:type="auto"/>
-        <w:tblLook w:val="04A0" w:firstRow="1" w:lastRow="0" w:firstColumn="1" w:lastColumn="0" w:noHBand="0" w:noVBand="1"/>
+        <w:tblW w:w="9350" w:type="dxa"/>
+        <w:jc w:val="left"/>
+        <w:tblInd w:w="0" w:type="dxa"/>
+        <w:tblLayout w:type="fixed"/>
+        <w:tblCellMar>
+          <w:top w:w="0" w:type="dxa"/>
+          <w:left w:w="108" w:type="dxa"/>
+          <w:bottom w:w="0" w:type="dxa"/>
+          <w:right w:w="108" w:type="dxa"/>
+        </w:tblCellMar>
+        <w:tblLook w:val="04a0" w:noHBand="0" w:noVBand="1" w:firstColumn="1" w:lastRow="0" w:lastColumn="0" w:firstRow="1"/>
       </w:tblPr>
       <w:tblGrid>
         <w:gridCol w:w="2337"/>
         <w:gridCol w:w="2337"/>
         <w:gridCol w:w="2338"/>
-        <w:gridCol w:w="2338"/>
+        <w:gridCol w:w="2337"/>
       </w:tblGrid>
       <w:tr>
+        <w:trPr/>
         <w:tc>
           <w:tcPr>
             <w:tcW w:w="2337" w:type="dxa"/>
-            <w:shd w:val="clear" w:color="auto" w:fill="ADD3F5"/>
+            <w:tcBorders/>
+            <w:shd w:color="auto" w:fill="ADD3F5" w:val="clear"/>
           </w:tcPr>
           <w:p>
             <w:pPr>
+              <w:pStyle w:val="Normal"/>
+              <w:widowControl/>
+              <w:spacing w:lineRule="auto" w:line="240" w:before="0" w:after="0"/>
               <w:jc w:val="center"/>
               <w:rPr>
                 <w:rFonts w:ascii="Times New Roman" w:hAnsi="Times New Roman" w:cs="Times New Roman"/>
@@ -2600,11 +2503,13 @@
             </w:pPr>
             <w:r>
               <w:rPr>
-                <w:rFonts w:ascii="Times New Roman" w:hAnsi="Times New Roman" w:cs="Times New Roman"/>
+                <w:rFonts w:eastAsia="Times New Roman" w:cs="Times New Roman"/>
                 <w:b/>
                 <w:bCs/>
-                <w:sz w:val="24"/>
-                <w:szCs w:val="24"/>
+                <w:kern w:val="2"/>
+                <w:sz w:val="24"/>
+                <w:szCs w:val="24"/>
+                <w:lang w:val="en-CA" w:eastAsia="en-US" w:bidi="ar-SA"/>
               </w:rPr>
               <w:t>Madison Gosselin</w:t>
             </w:r>
@@ -2613,10 +2518,14 @@
         <w:tc>
           <w:tcPr>
             <w:tcW w:w="2337" w:type="dxa"/>
-            <w:shd w:val="clear" w:color="auto" w:fill="ADD3F5"/>
+            <w:tcBorders/>
+            <w:shd w:color="auto" w:fill="ADD3F5" w:val="clear"/>
           </w:tcPr>
           <w:p>
             <w:pPr>
+              <w:pStyle w:val="Normal"/>
+              <w:widowControl/>
+              <w:spacing w:lineRule="auto" w:line="240" w:before="0" w:after="0"/>
               <w:jc w:val="center"/>
               <w:rPr>
                 <w:rFonts w:ascii="Times New Roman" w:hAnsi="Times New Roman" w:cs="Times New Roman"/>
@@ -2628,11 +2537,13 @@
             </w:pPr>
             <w:r>
               <w:rPr>
-                <w:rFonts w:ascii="Times New Roman" w:hAnsi="Times New Roman" w:cs="Times New Roman"/>
+                <w:rFonts w:eastAsia="Times New Roman" w:cs="Times New Roman"/>
                 <w:b/>
                 <w:bCs/>
-                <w:sz w:val="24"/>
-                <w:szCs w:val="24"/>
+                <w:kern w:val="2"/>
+                <w:sz w:val="24"/>
+                <w:szCs w:val="24"/>
+                <w:lang w:val="en-CA" w:eastAsia="en-US" w:bidi="ar-SA"/>
               </w:rPr>
               <w:t>Nicholas Flay</w:t>
             </w:r>
@@ -2641,10 +2552,14 @@
         <w:tc>
           <w:tcPr>
             <w:tcW w:w="2338" w:type="dxa"/>
-            <w:shd w:val="clear" w:color="auto" w:fill="ADD3F5"/>
+            <w:tcBorders/>
+            <w:shd w:color="auto" w:fill="ADD3F5" w:val="clear"/>
           </w:tcPr>
           <w:p>
             <w:pPr>
+              <w:pStyle w:val="Normal"/>
+              <w:widowControl/>
+              <w:spacing w:lineRule="auto" w:line="240" w:before="0" w:after="0"/>
               <w:jc w:val="center"/>
               <w:rPr>
                 <w:rFonts w:ascii="Times New Roman" w:hAnsi="Times New Roman" w:cs="Times New Roman"/>
@@ -2656,441 +2571,769 @@
             </w:pPr>
             <w:r>
               <w:rPr>
+                <w:rFonts w:eastAsia="Times New Roman" w:cs="Times New Roman"/>
+                <w:b/>
+                <w:bCs/>
+                <w:kern w:val="2"/>
+                <w:sz w:val="24"/>
+                <w:szCs w:val="24"/>
+                <w:lang w:val="en-CA" w:eastAsia="en-US" w:bidi="ar-SA"/>
+              </w:rPr>
+              <w:t>Asifur Rahman</w:t>
+            </w:r>
+          </w:p>
+        </w:tc>
+        <w:tc>
+          <w:tcPr>
+            <w:tcW w:w="2337" w:type="dxa"/>
+            <w:tcBorders/>
+            <w:shd w:color="auto" w:fill="ADD3F5" w:val="clear"/>
+          </w:tcPr>
+          <w:p>
+            <w:pPr>
+              <w:pStyle w:val="Normal"/>
+              <w:widowControl/>
+              <w:spacing w:lineRule="auto" w:line="240" w:before="0" w:after="0"/>
+              <w:jc w:val="center"/>
+              <w:rPr>
                 <w:rFonts w:ascii="Times New Roman" w:hAnsi="Times New Roman" w:cs="Times New Roman"/>
                 <w:b/>
                 <w:bCs/>
                 <w:sz w:val="24"/>
                 <w:szCs w:val="24"/>
               </w:rPr>
-              <w:t>Asifur Rahman</w:t>
+            </w:pPr>
+            <w:r>
+              <w:rPr>
+                <w:rFonts w:eastAsia="Times New Roman" w:cs="Times New Roman"/>
+                <w:b/>
+                <w:bCs/>
+                <w:kern w:val="2"/>
+                <w:sz w:val="24"/>
+                <w:szCs w:val="24"/>
+                <w:lang w:val="en-CA" w:eastAsia="en-US" w:bidi="ar-SA"/>
+              </w:rPr>
+              <w:t>Kayra Guner</w:t>
+            </w:r>
+          </w:p>
+        </w:tc>
+      </w:tr>
+      <w:tr>
+        <w:trPr/>
+        <w:tc>
+          <w:tcPr>
+            <w:tcW w:w="2337" w:type="dxa"/>
+            <w:tcBorders/>
+            <w:shd w:color="auto" w:fill="CC66FF" w:val="clear"/>
+          </w:tcPr>
+          <w:p>
+            <w:pPr>
+              <w:pStyle w:val="Normal"/>
+              <w:widowControl/>
+              <w:spacing w:lineRule="auto" w:line="240" w:before="0" w:after="0"/>
+              <w:jc w:val="left"/>
+              <w:rPr>
+                <w:rFonts w:ascii="Times New Roman" w:hAnsi="Times New Roman" w:cs="Times New Roman"/>
+                <w:sz w:val="24"/>
+                <w:szCs w:val="24"/>
+              </w:rPr>
+            </w:pPr>
+            <w:r>
+              <w:rPr>
+                <w:rFonts w:eastAsia="Times New Roman" w:cs="Times New Roman"/>
+                <w:kern w:val="2"/>
+                <w:sz w:val="24"/>
+                <w:szCs w:val="24"/>
+                <w:lang w:val="en-CA" w:eastAsia="en-US" w:bidi="ar-SA"/>
+              </w:rPr>
+              <w:t xml:space="preserve">GitHub repository </w:t>
+            </w:r>
+          </w:p>
+        </w:tc>
+        <w:tc>
+          <w:tcPr>
+            <w:tcW w:w="2337" w:type="dxa"/>
+            <w:tcBorders/>
+          </w:tcPr>
+          <w:p>
+            <w:pPr>
+              <w:pStyle w:val="Normal"/>
+              <w:widowControl/>
+              <w:spacing w:lineRule="auto" w:line="240" w:before="0" w:after="0"/>
+              <w:jc w:val="left"/>
+              <w:rPr>
+                <w:rFonts w:ascii="Times New Roman" w:hAnsi="Times New Roman" w:cs="Times New Roman"/>
+                <w:sz w:val="24"/>
+                <w:szCs w:val="24"/>
+              </w:rPr>
+            </w:pPr>
+            <w:r>
+              <w:rPr>
+                <w:rFonts w:eastAsia="Times New Roman" w:cs="Times New Roman"/>
+                <w:kern w:val="2"/>
+                <w:sz w:val="24"/>
+                <w:szCs w:val="24"/>
+                <w:lang w:val="en-CA" w:eastAsia="en-US" w:bidi="ar-SA"/>
+              </w:rPr>
             </w:r>
           </w:p>
         </w:tc>
         <w:tc>
           <w:tcPr>
             <w:tcW w:w="2338" w:type="dxa"/>
-            <w:shd w:val="clear" w:color="auto" w:fill="ADD3F5"/>
+            <w:tcBorders/>
           </w:tcPr>
           <w:p>
             <w:pPr>
-              <w:jc w:val="center"/>
+              <w:pStyle w:val="Normal"/>
+              <w:widowControl/>
+              <w:spacing w:lineRule="auto" w:line="240" w:before="0" w:after="0"/>
+              <w:jc w:val="left"/>
               <w:rPr>
                 <w:rFonts w:ascii="Times New Roman" w:hAnsi="Times New Roman" w:cs="Times New Roman"/>
-                <w:b/>
-                <w:bCs/>
                 <w:sz w:val="24"/>
                 <w:szCs w:val="24"/>
               </w:rPr>
             </w:pPr>
             <w:r>
               <w:rPr>
-                <w:rFonts w:ascii="Times New Roman" w:hAnsi="Times New Roman" w:cs="Times New Roman"/>
-                <w:b/>
-                <w:bCs/>
-                <w:sz w:val="24"/>
-                <w:szCs w:val="24"/>
-              </w:rPr>
-              <w:t>Kayra Guner</w:t>
-            </w:r>
-          </w:p>
-        </w:tc>
-      </w:tr>
-      <w:tr>
-        <w:tc>
-          <w:tcPr>
-            <w:tcW w:w="2337" w:type="dxa"/>
-            <w:shd w:val="clear" w:color="auto" w:fill="CC66FF"/>
-          </w:tcPr>
-          <w:p>
-            <w:pPr>
-              <w:rPr>
-                <w:rFonts w:ascii="Times New Roman" w:hAnsi="Times New Roman" w:cs="Times New Roman"/>
-                <w:sz w:val="24"/>
-                <w:szCs w:val="24"/>
-              </w:rPr>
-            </w:pPr>
-            <w:r>
-              <w:rPr>
-                <w:rFonts w:ascii="Times New Roman" w:hAnsi="Times New Roman" w:cs="Times New Roman"/>
-                <w:sz w:val="24"/>
-                <w:szCs w:val="24"/>
-              </w:rPr>
-              <w:t xml:space="preserve">GitHub repository </w:t>
+                <w:rFonts w:eastAsia="Times New Roman" w:cs="Times New Roman"/>
+                <w:kern w:val="2"/>
+                <w:sz w:val="24"/>
+                <w:szCs w:val="24"/>
+                <w:lang w:val="en-CA" w:eastAsia="en-US" w:bidi="ar-SA"/>
+              </w:rPr>
             </w:r>
           </w:p>
         </w:tc>
         <w:tc>
           <w:tcPr>
             <w:tcW w:w="2337" w:type="dxa"/>
+            <w:tcBorders/>
+            <w:shd w:fill="FF0000" w:val="clear"/>
           </w:tcPr>
           <w:p>
             <w:pPr>
+              <w:pStyle w:val="Normal"/>
+              <w:widowControl/>
+              <w:spacing w:lineRule="auto" w:line="240" w:before="0" w:after="0"/>
+              <w:jc w:val="left"/>
               <w:rPr>
                 <w:rFonts w:ascii="Times New Roman" w:hAnsi="Times New Roman" w:cs="Times New Roman"/>
                 <w:sz w:val="24"/>
                 <w:szCs w:val="24"/>
               </w:rPr>
             </w:pPr>
+            <w:r>
+              <w:rPr>
+                <w:rFonts w:eastAsia="Times New Roman" w:cs="Times New Roman"/>
+                <w:kern w:val="2"/>
+                <w:sz w:val="24"/>
+                <w:szCs w:val="24"/>
+                <w:lang w:val="en-CA" w:eastAsia="en-US" w:bidi="ar-SA"/>
+              </w:rPr>
+              <w:t>App Edit actvity</w:t>
+            </w:r>
+          </w:p>
+        </w:tc>
+      </w:tr>
+      <w:tr>
+        <w:trPr/>
+        <w:tc>
+          <w:tcPr>
+            <w:tcW w:w="2337" w:type="dxa"/>
+            <w:tcBorders/>
+            <w:shd w:color="auto" w:fill="CC66FF" w:val="clear"/>
+          </w:tcPr>
+          <w:p>
+            <w:pPr>
+              <w:pStyle w:val="Normal"/>
+              <w:widowControl/>
+              <w:spacing w:lineRule="auto" w:line="240" w:before="0" w:after="0"/>
+              <w:jc w:val="left"/>
+              <w:rPr>
+                <w:rFonts w:ascii="Times New Roman" w:hAnsi="Times New Roman" w:cs="Times New Roman"/>
+                <w:sz w:val="24"/>
+                <w:szCs w:val="24"/>
+              </w:rPr>
+            </w:pPr>
+            <w:r>
+              <w:rPr>
+                <w:rFonts w:eastAsia="Times New Roman" w:cs="Times New Roman"/>
+                <w:kern w:val="2"/>
+                <w:sz w:val="24"/>
+                <w:szCs w:val="24"/>
+                <w:lang w:val="en-CA" w:eastAsia="en-US" w:bidi="ar-SA"/>
+              </w:rPr>
+              <w:t xml:space="preserve">Coordinating </w:t>
+            </w:r>
+          </w:p>
+        </w:tc>
+        <w:tc>
+          <w:tcPr>
+            <w:tcW w:w="2337" w:type="dxa"/>
+            <w:tcBorders/>
+          </w:tcPr>
+          <w:p>
+            <w:pPr>
+              <w:pStyle w:val="Normal"/>
+              <w:widowControl/>
+              <w:spacing w:lineRule="auto" w:line="240" w:before="0" w:after="0"/>
+              <w:jc w:val="left"/>
+              <w:rPr>
+                <w:rFonts w:ascii="Times New Roman" w:hAnsi="Times New Roman" w:cs="Times New Roman"/>
+                <w:sz w:val="24"/>
+                <w:szCs w:val="24"/>
+              </w:rPr>
+            </w:pPr>
+            <w:r>
+              <w:rPr>
+                <w:rFonts w:eastAsia="Times New Roman" w:cs="Times New Roman"/>
+                <w:kern w:val="2"/>
+                <w:sz w:val="24"/>
+                <w:szCs w:val="24"/>
+                <w:lang w:val="en-CA" w:eastAsia="en-US" w:bidi="ar-SA"/>
+              </w:rPr>
+            </w:r>
           </w:p>
         </w:tc>
         <w:tc>
           <w:tcPr>
             <w:tcW w:w="2338" w:type="dxa"/>
+            <w:tcBorders/>
           </w:tcPr>
           <w:p>
             <w:pPr>
+              <w:pStyle w:val="Normal"/>
+              <w:widowControl/>
+              <w:spacing w:lineRule="auto" w:line="240" w:before="0" w:after="0"/>
+              <w:jc w:val="left"/>
               <w:rPr>
                 <w:rFonts w:ascii="Times New Roman" w:hAnsi="Times New Roman" w:cs="Times New Roman"/>
                 <w:sz w:val="24"/>
                 <w:szCs w:val="24"/>
               </w:rPr>
             </w:pPr>
+            <w:r>
+              <w:rPr>
+                <w:rFonts w:eastAsia="Times New Roman" w:cs="Times New Roman"/>
+                <w:kern w:val="2"/>
+                <w:sz w:val="24"/>
+                <w:szCs w:val="24"/>
+                <w:lang w:val="en-CA" w:eastAsia="en-US" w:bidi="ar-SA"/>
+              </w:rPr>
+            </w:r>
+          </w:p>
+        </w:tc>
+        <w:tc>
+          <w:tcPr>
+            <w:tcW w:w="2337" w:type="dxa"/>
+            <w:tcBorders/>
+            <w:shd w:fill="BF819E" w:val="clear"/>
+          </w:tcPr>
+          <w:p>
+            <w:pPr>
+              <w:pStyle w:val="Normal"/>
+              <w:widowControl/>
+              <w:spacing w:lineRule="auto" w:line="240" w:before="0" w:after="0"/>
+              <w:jc w:val="left"/>
+              <w:rPr>
+                <w:rFonts w:ascii="Times New Roman" w:hAnsi="Times New Roman" w:cs="Times New Roman"/>
+                <w:sz w:val="24"/>
+                <w:szCs w:val="24"/>
+              </w:rPr>
+            </w:pPr>
+            <w:r>
+              <w:rPr>
+                <w:rFonts w:eastAsia="Times New Roman" w:cs="Times New Roman"/>
+                <w:kern w:val="2"/>
+                <w:sz w:val="24"/>
+                <w:szCs w:val="24"/>
+                <w:lang w:val="en-CA" w:eastAsia="en-US" w:bidi="ar-SA"/>
+              </w:rPr>
+              <w:t>App Edit activity layout</w:t>
+            </w:r>
+          </w:p>
+        </w:tc>
+      </w:tr>
+      <w:tr>
+        <w:trPr/>
+        <w:tc>
+          <w:tcPr>
+            <w:tcW w:w="2337" w:type="dxa"/>
+            <w:tcBorders/>
+            <w:shd w:color="auto" w:fill="7FC9FF" w:themeFill="accent2" w:themeFillTint="66" w:val="clear"/>
+          </w:tcPr>
+          <w:p>
+            <w:pPr>
+              <w:pStyle w:val="Normal"/>
+              <w:widowControl/>
+              <w:spacing w:lineRule="auto" w:line="240" w:before="0" w:after="0"/>
+              <w:jc w:val="left"/>
+              <w:rPr>
+                <w:rFonts w:ascii="Times New Roman" w:hAnsi="Times New Roman" w:cs="Times New Roman"/>
+                <w:sz w:val="24"/>
+                <w:szCs w:val="24"/>
+              </w:rPr>
+            </w:pPr>
+            <w:r>
+              <w:rPr>
+                <w:rFonts w:eastAsia="Times New Roman" w:cs="Times New Roman"/>
+                <w:kern w:val="2"/>
+                <w:sz w:val="24"/>
+                <w:szCs w:val="24"/>
+                <w:lang w:val="en-CA" w:eastAsia="en-US" w:bidi="ar-SA"/>
+              </w:rPr>
+              <w:t>User Manual</w:t>
+            </w:r>
+          </w:p>
+        </w:tc>
+        <w:tc>
+          <w:tcPr>
+            <w:tcW w:w="2337" w:type="dxa"/>
+            <w:tcBorders/>
+          </w:tcPr>
+          <w:p>
+            <w:pPr>
+              <w:pStyle w:val="Normal"/>
+              <w:widowControl/>
+              <w:spacing w:lineRule="auto" w:line="240" w:before="0" w:after="0"/>
+              <w:jc w:val="left"/>
+              <w:rPr>
+                <w:rFonts w:ascii="Times New Roman" w:hAnsi="Times New Roman" w:cs="Times New Roman"/>
+                <w:sz w:val="24"/>
+                <w:szCs w:val="24"/>
+              </w:rPr>
+            </w:pPr>
+            <w:r>
+              <w:rPr>
+                <w:rFonts w:eastAsia="Times New Roman" w:cs="Times New Roman"/>
+                <w:kern w:val="2"/>
+                <w:sz w:val="24"/>
+                <w:szCs w:val="24"/>
+                <w:lang w:val="en-CA" w:eastAsia="en-US" w:bidi="ar-SA"/>
+              </w:rPr>
+            </w:r>
           </w:p>
         </w:tc>
         <w:tc>
           <w:tcPr>
             <w:tcW w:w="2338" w:type="dxa"/>
+            <w:tcBorders/>
           </w:tcPr>
           <w:p>
             <w:pPr>
+              <w:pStyle w:val="Normal"/>
+              <w:widowControl/>
+              <w:spacing w:lineRule="auto" w:line="240" w:before="0" w:after="0"/>
+              <w:jc w:val="left"/>
               <w:rPr>
                 <w:rFonts w:ascii="Times New Roman" w:hAnsi="Times New Roman" w:cs="Times New Roman"/>
                 <w:sz w:val="24"/>
                 <w:szCs w:val="24"/>
               </w:rPr>
             </w:pPr>
-          </w:p>
-        </w:tc>
-      </w:tr>
-      <w:tr>
-        <w:tc>
-          <w:tcPr>
-            <w:tcW w:w="2337" w:type="dxa"/>
-            <w:shd w:val="clear" w:color="auto" w:fill="CC66FF"/>
-          </w:tcPr>
-          <w:p>
-            <w:pPr>
-              <w:rPr>
-                <w:rFonts w:ascii="Times New Roman" w:hAnsi="Times New Roman" w:cs="Times New Roman"/>
-                <w:sz w:val="24"/>
-                <w:szCs w:val="24"/>
-              </w:rPr>
-            </w:pPr>
-            <w:r>
-              <w:rPr>
-                <w:rFonts w:ascii="Times New Roman" w:hAnsi="Times New Roman" w:cs="Times New Roman"/>
-                <w:sz w:val="24"/>
-                <w:szCs w:val="24"/>
-              </w:rPr>
-              <w:t xml:space="preserve">Coordinating </w:t>
+            <w:r>
+              <w:rPr>
+                <w:rFonts w:eastAsia="Times New Roman" w:cs="Times New Roman"/>
+                <w:kern w:val="2"/>
+                <w:sz w:val="24"/>
+                <w:szCs w:val="24"/>
+                <w:lang w:val="en-CA" w:eastAsia="en-US" w:bidi="ar-SA"/>
+              </w:rPr>
             </w:r>
           </w:p>
         </w:tc>
         <w:tc>
           <w:tcPr>
             <w:tcW w:w="2337" w:type="dxa"/>
+            <w:tcBorders/>
           </w:tcPr>
           <w:p>
             <w:pPr>
+              <w:pStyle w:val="Normal"/>
+              <w:widowControl/>
+              <w:spacing w:lineRule="auto" w:line="240" w:before="0" w:after="0"/>
+              <w:jc w:val="left"/>
               <w:rPr>
                 <w:rFonts w:ascii="Times New Roman" w:hAnsi="Times New Roman" w:cs="Times New Roman"/>
                 <w:sz w:val="24"/>
                 <w:szCs w:val="24"/>
               </w:rPr>
             </w:pPr>
+            <w:r>
+              <w:rPr>
+                <w:rFonts w:eastAsia="Times New Roman" w:cs="Times New Roman"/>
+                <w:kern w:val="2"/>
+                <w:sz w:val="24"/>
+                <w:szCs w:val="24"/>
+                <w:lang w:val="en-CA" w:eastAsia="en-US" w:bidi="ar-SA"/>
+              </w:rPr>
+            </w:r>
+          </w:p>
+        </w:tc>
+      </w:tr>
+      <w:tr>
+        <w:trPr/>
+        <w:tc>
+          <w:tcPr>
+            <w:tcW w:w="2337" w:type="dxa"/>
+            <w:tcBorders/>
+            <w:shd w:color="auto" w:fill="EE0000" w:val="clear"/>
+          </w:tcPr>
+          <w:p>
+            <w:pPr>
+              <w:pStyle w:val="Normal"/>
+              <w:widowControl/>
+              <w:spacing w:lineRule="auto" w:line="240" w:before="0" w:after="0"/>
+              <w:jc w:val="left"/>
+              <w:rPr>
+                <w:rFonts w:ascii="Times New Roman" w:hAnsi="Times New Roman" w:cs="Times New Roman"/>
+                <w:sz w:val="24"/>
+                <w:szCs w:val="24"/>
+              </w:rPr>
+            </w:pPr>
+            <w:r>
+              <w:rPr>
+                <w:rFonts w:eastAsia="Times New Roman" w:cs="Times New Roman"/>
+                <w:kern w:val="2"/>
+                <w:sz w:val="24"/>
+                <w:szCs w:val="24"/>
+                <w:lang w:val="en-CA" w:eastAsia="en-US" w:bidi="ar-SA"/>
+              </w:rPr>
+              <w:t>App Config files</w:t>
+            </w:r>
+          </w:p>
+        </w:tc>
+        <w:tc>
+          <w:tcPr>
+            <w:tcW w:w="2337" w:type="dxa"/>
+            <w:tcBorders/>
+          </w:tcPr>
+          <w:p>
+            <w:pPr>
+              <w:pStyle w:val="Normal"/>
+              <w:widowControl/>
+              <w:spacing w:lineRule="auto" w:line="240" w:before="0" w:after="0"/>
+              <w:jc w:val="left"/>
+              <w:rPr>
+                <w:rFonts w:ascii="Times New Roman" w:hAnsi="Times New Roman" w:cs="Times New Roman"/>
+                <w:sz w:val="24"/>
+                <w:szCs w:val="24"/>
+              </w:rPr>
+            </w:pPr>
+            <w:r>
+              <w:rPr>
+                <w:rFonts w:eastAsia="Times New Roman" w:cs="Times New Roman"/>
+                <w:kern w:val="2"/>
+                <w:sz w:val="24"/>
+                <w:szCs w:val="24"/>
+                <w:lang w:val="en-CA" w:eastAsia="en-US" w:bidi="ar-SA"/>
+              </w:rPr>
+            </w:r>
           </w:p>
         </w:tc>
         <w:tc>
           <w:tcPr>
             <w:tcW w:w="2338" w:type="dxa"/>
+            <w:tcBorders/>
           </w:tcPr>
           <w:p>
             <w:pPr>
+              <w:pStyle w:val="Normal"/>
+              <w:widowControl/>
+              <w:spacing w:lineRule="auto" w:line="240" w:before="0" w:after="0"/>
+              <w:jc w:val="left"/>
               <w:rPr>
                 <w:rFonts w:ascii="Times New Roman" w:hAnsi="Times New Roman" w:cs="Times New Roman"/>
                 <w:sz w:val="24"/>
                 <w:szCs w:val="24"/>
               </w:rPr>
             </w:pPr>
+            <w:r>
+              <w:rPr>
+                <w:rFonts w:eastAsia="Times New Roman" w:cs="Times New Roman"/>
+                <w:kern w:val="2"/>
+                <w:sz w:val="24"/>
+                <w:szCs w:val="24"/>
+                <w:lang w:val="en-CA" w:eastAsia="en-US" w:bidi="ar-SA"/>
+              </w:rPr>
+            </w:r>
+          </w:p>
+        </w:tc>
+        <w:tc>
+          <w:tcPr>
+            <w:tcW w:w="2337" w:type="dxa"/>
+            <w:tcBorders/>
+          </w:tcPr>
+          <w:p>
+            <w:pPr>
+              <w:pStyle w:val="Normal"/>
+              <w:widowControl/>
+              <w:spacing w:lineRule="auto" w:line="240" w:before="0" w:after="0"/>
+              <w:jc w:val="left"/>
+              <w:rPr>
+                <w:rFonts w:ascii="Times New Roman" w:hAnsi="Times New Roman" w:cs="Times New Roman"/>
+                <w:sz w:val="24"/>
+                <w:szCs w:val="24"/>
+              </w:rPr>
+            </w:pPr>
+            <w:r>
+              <w:rPr>
+                <w:rFonts w:eastAsia="Times New Roman" w:cs="Times New Roman"/>
+                <w:kern w:val="2"/>
+                <w:sz w:val="24"/>
+                <w:szCs w:val="24"/>
+                <w:lang w:val="en-CA" w:eastAsia="en-US" w:bidi="ar-SA"/>
+              </w:rPr>
+            </w:r>
+          </w:p>
+        </w:tc>
+      </w:tr>
+      <w:tr>
+        <w:trPr/>
+        <w:tc>
+          <w:tcPr>
+            <w:tcW w:w="2337" w:type="dxa"/>
+            <w:tcBorders/>
+          </w:tcPr>
+          <w:p>
+            <w:pPr>
+              <w:pStyle w:val="Normal"/>
+              <w:widowControl/>
+              <w:spacing w:lineRule="auto" w:line="240" w:before="0" w:after="0"/>
+              <w:jc w:val="left"/>
+              <w:rPr>
+                <w:rFonts w:ascii="Times New Roman" w:hAnsi="Times New Roman" w:cs="Times New Roman"/>
+                <w:sz w:val="24"/>
+                <w:szCs w:val="24"/>
+              </w:rPr>
+            </w:pPr>
+            <w:r>
+              <w:rPr>
+                <w:rFonts w:eastAsia="Times New Roman" w:cs="Times New Roman"/>
+                <w:kern w:val="2"/>
+                <w:sz w:val="24"/>
+                <w:szCs w:val="24"/>
+                <w:lang w:val="en-CA" w:eastAsia="en-US" w:bidi="ar-SA"/>
+              </w:rPr>
+            </w:r>
+          </w:p>
+        </w:tc>
+        <w:tc>
+          <w:tcPr>
+            <w:tcW w:w="2337" w:type="dxa"/>
+            <w:tcBorders/>
+          </w:tcPr>
+          <w:p>
+            <w:pPr>
+              <w:pStyle w:val="Normal"/>
+              <w:widowControl/>
+              <w:spacing w:lineRule="auto" w:line="240" w:before="0" w:after="0"/>
+              <w:jc w:val="left"/>
+              <w:rPr>
+                <w:rFonts w:ascii="Times New Roman" w:hAnsi="Times New Roman" w:cs="Times New Roman"/>
+                <w:sz w:val="24"/>
+                <w:szCs w:val="24"/>
+              </w:rPr>
+            </w:pPr>
+            <w:r>
+              <w:rPr>
+                <w:rFonts w:eastAsia="Times New Roman" w:cs="Times New Roman"/>
+                <w:kern w:val="2"/>
+                <w:sz w:val="24"/>
+                <w:szCs w:val="24"/>
+                <w:lang w:val="en-CA" w:eastAsia="en-US" w:bidi="ar-SA"/>
+              </w:rPr>
+            </w:r>
           </w:p>
         </w:tc>
         <w:tc>
           <w:tcPr>
             <w:tcW w:w="2338" w:type="dxa"/>
+            <w:tcBorders/>
           </w:tcPr>
           <w:p>
             <w:pPr>
+              <w:pStyle w:val="Normal"/>
+              <w:widowControl/>
+              <w:spacing w:lineRule="auto" w:line="240" w:before="0" w:after="0"/>
+              <w:jc w:val="left"/>
               <w:rPr>
                 <w:rFonts w:ascii="Times New Roman" w:hAnsi="Times New Roman" w:cs="Times New Roman"/>
                 <w:sz w:val="24"/>
                 <w:szCs w:val="24"/>
               </w:rPr>
             </w:pPr>
-          </w:p>
-        </w:tc>
-      </w:tr>
-      <w:tr>
-        <w:tc>
-          <w:tcPr>
-            <w:tcW w:w="2337" w:type="dxa"/>
-            <w:shd w:val="clear" w:color="auto" w:fill="7FC9FF" w:themeFill="accent2" w:themeFillTint="66"/>
-          </w:tcPr>
-          <w:p>
-            <w:pPr>
-              <w:rPr>
-                <w:rFonts w:ascii="Times New Roman" w:hAnsi="Times New Roman" w:cs="Times New Roman"/>
-                <w:sz w:val="24"/>
-                <w:szCs w:val="24"/>
-              </w:rPr>
-            </w:pPr>
-            <w:r>
-              <w:rPr>
-                <w:rFonts w:ascii="Times New Roman" w:hAnsi="Times New Roman" w:cs="Times New Roman"/>
-                <w:sz w:val="24"/>
-                <w:szCs w:val="24"/>
-              </w:rPr>
-              <w:t>User Manual</w:t>
+            <w:r>
+              <w:rPr>
+                <w:rFonts w:eastAsia="Times New Roman" w:cs="Times New Roman"/>
+                <w:kern w:val="2"/>
+                <w:sz w:val="24"/>
+                <w:szCs w:val="24"/>
+                <w:lang w:val="en-CA" w:eastAsia="en-US" w:bidi="ar-SA"/>
+              </w:rPr>
             </w:r>
           </w:p>
         </w:tc>
         <w:tc>
           <w:tcPr>
             <w:tcW w:w="2337" w:type="dxa"/>
+            <w:tcBorders/>
           </w:tcPr>
           <w:p>
             <w:pPr>
+              <w:pStyle w:val="Normal"/>
+              <w:widowControl/>
+              <w:spacing w:lineRule="auto" w:line="240" w:before="0" w:after="0"/>
+              <w:jc w:val="left"/>
               <w:rPr>
                 <w:rFonts w:ascii="Times New Roman" w:hAnsi="Times New Roman" w:cs="Times New Roman"/>
                 <w:sz w:val="24"/>
                 <w:szCs w:val="24"/>
               </w:rPr>
             </w:pPr>
+            <w:r>
+              <w:rPr>
+                <w:rFonts w:eastAsia="Times New Roman" w:cs="Times New Roman"/>
+                <w:kern w:val="2"/>
+                <w:sz w:val="24"/>
+                <w:szCs w:val="24"/>
+                <w:lang w:val="en-CA" w:eastAsia="en-US" w:bidi="ar-SA"/>
+              </w:rPr>
+            </w:r>
+          </w:p>
+        </w:tc>
+      </w:tr>
+      <w:tr>
+        <w:trPr/>
+        <w:tc>
+          <w:tcPr>
+            <w:tcW w:w="2337" w:type="dxa"/>
+            <w:tcBorders/>
+          </w:tcPr>
+          <w:p>
+            <w:pPr>
+              <w:pStyle w:val="Normal"/>
+              <w:widowControl/>
+              <w:spacing w:lineRule="auto" w:line="240" w:before="0" w:after="0"/>
+              <w:jc w:val="left"/>
+              <w:rPr>
+                <w:rFonts w:ascii="Times New Roman" w:hAnsi="Times New Roman" w:cs="Times New Roman"/>
+                <w:sz w:val="24"/>
+                <w:szCs w:val="24"/>
+              </w:rPr>
+            </w:pPr>
+            <w:r>
+              <w:rPr>
+                <w:rFonts w:eastAsia="Times New Roman" w:cs="Times New Roman"/>
+                <w:kern w:val="2"/>
+                <w:sz w:val="24"/>
+                <w:szCs w:val="24"/>
+                <w:lang w:val="en-CA" w:eastAsia="en-US" w:bidi="ar-SA"/>
+              </w:rPr>
+            </w:r>
+          </w:p>
+        </w:tc>
+        <w:tc>
+          <w:tcPr>
+            <w:tcW w:w="2337" w:type="dxa"/>
+            <w:tcBorders/>
+          </w:tcPr>
+          <w:p>
+            <w:pPr>
+              <w:pStyle w:val="Normal"/>
+              <w:widowControl/>
+              <w:spacing w:lineRule="auto" w:line="240" w:before="0" w:after="0"/>
+              <w:jc w:val="left"/>
+              <w:rPr>
+                <w:rFonts w:ascii="Times New Roman" w:hAnsi="Times New Roman" w:cs="Times New Roman"/>
+                <w:sz w:val="24"/>
+                <w:szCs w:val="24"/>
+              </w:rPr>
+            </w:pPr>
+            <w:r>
+              <w:rPr>
+                <w:rFonts w:eastAsia="Times New Roman" w:cs="Times New Roman"/>
+                <w:kern w:val="2"/>
+                <w:sz w:val="24"/>
+                <w:szCs w:val="24"/>
+                <w:lang w:val="en-CA" w:eastAsia="en-US" w:bidi="ar-SA"/>
+              </w:rPr>
+            </w:r>
           </w:p>
         </w:tc>
         <w:tc>
           <w:tcPr>
             <w:tcW w:w="2338" w:type="dxa"/>
+            <w:tcBorders/>
           </w:tcPr>
           <w:p>
             <w:pPr>
+              <w:pStyle w:val="Normal"/>
+              <w:widowControl/>
+              <w:spacing w:lineRule="auto" w:line="240" w:before="0" w:after="0"/>
+              <w:jc w:val="left"/>
               <w:rPr>
                 <w:rFonts w:ascii="Times New Roman" w:hAnsi="Times New Roman" w:cs="Times New Roman"/>
                 <w:sz w:val="24"/>
                 <w:szCs w:val="24"/>
               </w:rPr>
             </w:pPr>
-          </w:p>
-        </w:tc>
-        <w:tc>
-          <w:tcPr>
-            <w:tcW w:w="2338" w:type="dxa"/>
-          </w:tcPr>
-          <w:p>
-            <w:pPr>
-              <w:rPr>
-                <w:rFonts w:ascii="Times New Roman" w:hAnsi="Times New Roman" w:cs="Times New Roman"/>
-                <w:sz w:val="24"/>
-                <w:szCs w:val="24"/>
-              </w:rPr>
-            </w:pPr>
-          </w:p>
-        </w:tc>
-      </w:tr>
-      <w:tr>
-        <w:tc>
-          <w:tcPr>
-            <w:tcW w:w="2337" w:type="dxa"/>
-            <w:shd w:val="clear" w:color="auto" w:fill="EE0000"/>
-          </w:tcPr>
-          <w:p>
-            <w:pPr>
-              <w:rPr>
-                <w:rFonts w:ascii="Times New Roman" w:hAnsi="Times New Roman" w:cs="Times New Roman"/>
-                <w:sz w:val="24"/>
-                <w:szCs w:val="24"/>
-              </w:rPr>
-            </w:pPr>
-            <w:r>
-              <w:rPr>
-                <w:rFonts w:ascii="Times New Roman" w:hAnsi="Times New Roman" w:cs="Times New Roman"/>
-                <w:sz w:val="24"/>
-                <w:szCs w:val="24"/>
-              </w:rPr>
-              <w:t>App Config files</w:t>
+            <w:r>
+              <w:rPr>
+                <w:rFonts w:eastAsia="Times New Roman" w:cs="Times New Roman"/>
+                <w:kern w:val="2"/>
+                <w:sz w:val="24"/>
+                <w:szCs w:val="24"/>
+                <w:lang w:val="en-CA" w:eastAsia="en-US" w:bidi="ar-SA"/>
+              </w:rPr>
             </w:r>
           </w:p>
         </w:tc>
         <w:tc>
           <w:tcPr>
             <w:tcW w:w="2337" w:type="dxa"/>
+            <w:tcBorders/>
           </w:tcPr>
           <w:p>
             <w:pPr>
+              <w:pStyle w:val="Normal"/>
+              <w:widowControl/>
+              <w:spacing w:lineRule="auto" w:line="240" w:before="0" w:after="0"/>
+              <w:jc w:val="left"/>
               <w:rPr>
                 <w:rFonts w:ascii="Times New Roman" w:hAnsi="Times New Roman" w:cs="Times New Roman"/>
                 <w:sz w:val="24"/>
                 <w:szCs w:val="24"/>
               </w:rPr>
             </w:pPr>
-          </w:p>
-        </w:tc>
-        <w:tc>
-          <w:tcPr>
-            <w:tcW w:w="2338" w:type="dxa"/>
-          </w:tcPr>
-          <w:p>
-            <w:pPr>
-              <w:rPr>
-                <w:rFonts w:ascii="Times New Roman" w:hAnsi="Times New Roman" w:cs="Times New Roman"/>
-                <w:sz w:val="24"/>
-                <w:szCs w:val="24"/>
-              </w:rPr>
-            </w:pPr>
-          </w:p>
-        </w:tc>
-        <w:tc>
-          <w:tcPr>
-            <w:tcW w:w="2338" w:type="dxa"/>
-          </w:tcPr>
-          <w:p>
-            <w:pPr>
-              <w:rPr>
-                <w:rFonts w:ascii="Times New Roman" w:hAnsi="Times New Roman" w:cs="Times New Roman"/>
-                <w:sz w:val="24"/>
-                <w:szCs w:val="24"/>
-              </w:rPr>
-            </w:pPr>
-          </w:p>
-        </w:tc>
-      </w:tr>
-      <w:tr>
-        <w:tc>
-          <w:tcPr>
-            <w:tcW w:w="2337" w:type="dxa"/>
-          </w:tcPr>
-          <w:p>
-            <w:pPr>
-              <w:rPr>
-                <w:rFonts w:ascii="Times New Roman" w:hAnsi="Times New Roman" w:cs="Times New Roman"/>
-                <w:sz w:val="24"/>
-                <w:szCs w:val="24"/>
-              </w:rPr>
-            </w:pPr>
-          </w:p>
-        </w:tc>
-        <w:tc>
-          <w:tcPr>
-            <w:tcW w:w="2337" w:type="dxa"/>
-          </w:tcPr>
-          <w:p>
-            <w:pPr>
-              <w:rPr>
-                <w:rFonts w:ascii="Times New Roman" w:hAnsi="Times New Roman" w:cs="Times New Roman"/>
-                <w:sz w:val="24"/>
-                <w:szCs w:val="24"/>
-              </w:rPr>
-            </w:pPr>
-          </w:p>
-        </w:tc>
-        <w:tc>
-          <w:tcPr>
-            <w:tcW w:w="2338" w:type="dxa"/>
-          </w:tcPr>
-          <w:p>
-            <w:pPr>
-              <w:rPr>
-                <w:rFonts w:ascii="Times New Roman" w:hAnsi="Times New Roman" w:cs="Times New Roman"/>
-                <w:sz w:val="24"/>
-                <w:szCs w:val="24"/>
-              </w:rPr>
-            </w:pPr>
-          </w:p>
-        </w:tc>
-        <w:tc>
-          <w:tcPr>
-            <w:tcW w:w="2338" w:type="dxa"/>
-          </w:tcPr>
-          <w:p>
-            <w:pPr>
-              <w:rPr>
-                <w:rFonts w:ascii="Times New Roman" w:hAnsi="Times New Roman" w:cs="Times New Roman"/>
-                <w:sz w:val="24"/>
-                <w:szCs w:val="24"/>
-              </w:rPr>
-            </w:pPr>
-          </w:p>
-        </w:tc>
-      </w:tr>
-      <w:tr>
-        <w:tc>
-          <w:tcPr>
-            <w:tcW w:w="2337" w:type="dxa"/>
-          </w:tcPr>
-          <w:p>
-            <w:pPr>
-              <w:rPr>
-                <w:rFonts w:ascii="Times New Roman" w:hAnsi="Times New Roman" w:cs="Times New Roman"/>
-                <w:sz w:val="24"/>
-                <w:szCs w:val="24"/>
-              </w:rPr>
-            </w:pPr>
-          </w:p>
-        </w:tc>
-        <w:tc>
-          <w:tcPr>
-            <w:tcW w:w="2337" w:type="dxa"/>
-          </w:tcPr>
-          <w:p>
-            <w:pPr>
-              <w:rPr>
-                <w:rFonts w:ascii="Times New Roman" w:hAnsi="Times New Roman" w:cs="Times New Roman"/>
-                <w:sz w:val="24"/>
-                <w:szCs w:val="24"/>
-              </w:rPr>
-            </w:pPr>
-          </w:p>
-        </w:tc>
-        <w:tc>
-          <w:tcPr>
-            <w:tcW w:w="2338" w:type="dxa"/>
-          </w:tcPr>
-          <w:p>
-            <w:pPr>
-              <w:rPr>
-                <w:rFonts w:ascii="Times New Roman" w:hAnsi="Times New Roman" w:cs="Times New Roman"/>
-                <w:sz w:val="24"/>
-                <w:szCs w:val="24"/>
-              </w:rPr>
-            </w:pPr>
-          </w:p>
-        </w:tc>
-        <w:tc>
-          <w:tcPr>
-            <w:tcW w:w="2338" w:type="dxa"/>
-          </w:tcPr>
-          <w:p>
-            <w:pPr>
-              <w:rPr>
-                <w:rFonts w:ascii="Times New Roman" w:hAnsi="Times New Roman" w:cs="Times New Roman"/>
-                <w:sz w:val="24"/>
-                <w:szCs w:val="24"/>
-              </w:rPr>
-            </w:pPr>
+            <w:r>
+              <w:rPr>
+                <w:rFonts w:eastAsia="Times New Roman" w:cs="Times New Roman"/>
+                <w:kern w:val="2"/>
+                <w:sz w:val="24"/>
+                <w:szCs w:val="24"/>
+                <w:lang w:val="en-CA" w:eastAsia="en-US" w:bidi="ar-SA"/>
+              </w:rPr>
+            </w:r>
           </w:p>
         </w:tc>
       </w:tr>
     </w:tbl>
     <w:p>
       <w:pPr>
-        <w:rPr>
-          <w:rFonts w:ascii="Times New Roman" w:hAnsi="Times New Roman" w:cs="Times New Roman"/>
-          <w:sz w:val="24"/>
-          <w:szCs w:val="24"/>
-        </w:rPr>
-      </w:pPr>
-      <w:r>
-        <w:rPr>
-          <w:rFonts w:ascii="Times New Roman" w:hAnsi="Times New Roman" w:cs="Times New Roman"/>
+        <w:pStyle w:val="Normal"/>
+        <w:spacing w:before="0" w:after="160"/>
+        <w:rPr>
+          <w:rFonts w:ascii="Times New Roman" w:hAnsi="Times New Roman" w:cs="Times New Roman"/>
+          <w:sz w:val="24"/>
+          <w:szCs w:val="24"/>
+        </w:rPr>
+      </w:pPr>
+      <w:r>
+        <w:rPr>
+          <w:rFonts w:cs="Times New Roman"/>
           <w:color w:val="CC66FF"/>
           <w:sz w:val="24"/>
           <w:szCs w:val="24"/>
@@ -3099,7 +3342,7 @@
       </w:r>
       <w:r>
         <w:rPr>
-          <w:rFonts w:ascii="Times New Roman" w:hAnsi="Times New Roman" w:cs="Times New Roman"/>
+          <w:rFonts w:cs="Times New Roman"/>
           <w:sz w:val="24"/>
           <w:szCs w:val="24"/>
         </w:rPr>
@@ -3107,7 +3350,7 @@
       </w:r>
       <w:r>
         <w:rPr>
-          <w:rFonts w:ascii="Times New Roman" w:hAnsi="Times New Roman" w:cs="Times New Roman"/>
+          <w:rFonts w:cs="Times New Roman"/>
           <w:color w:val="EE0000"/>
           <w:sz w:val="24"/>
           <w:szCs w:val="24"/>
@@ -3116,7 +3359,7 @@
       </w:r>
       <w:r>
         <w:rPr>
-          <w:rFonts w:ascii="Times New Roman" w:hAnsi="Times New Roman" w:cs="Times New Roman"/>
+          <w:rFonts w:cs="Times New Roman"/>
           <w:sz w:val="24"/>
           <w:szCs w:val="24"/>
         </w:rPr>
@@ -3124,8 +3367,8 @@
       </w:r>
       <w:r>
         <w:rPr>
-          <w:rFonts w:ascii="Times New Roman" w:hAnsi="Times New Roman" w:cs="Times New Roman"/>
-          <w:color w:val="84E290" w:themeColor="accent3" w:themeTint="66"/>
+          <w:rFonts w:cs="Times New Roman"/>
+          <w:color w:themeColor="accent3" w:themeTint="66" w:val="84E290"/>
           <w:sz w:val="24"/>
           <w:szCs w:val="24"/>
         </w:rPr>
@@ -3133,7 +3376,7 @@
       </w:r>
       <w:r>
         <w:rPr>
-          <w:rFonts w:ascii="Times New Roman" w:hAnsi="Times New Roman" w:cs="Times New Roman"/>
+          <w:rFonts w:cs="Times New Roman"/>
           <w:sz w:val="24"/>
           <w:szCs w:val="24"/>
         </w:rPr>
@@ -3141,8 +3384,8 @@
       </w:r>
       <w:r>
         <w:rPr>
-          <w:rFonts w:ascii="Times New Roman" w:hAnsi="Times New Roman" w:cs="Times New Roman"/>
-          <w:color w:val="40AEFF" w:themeColor="accent2" w:themeTint="99"/>
+          <w:rFonts w:cs="Times New Roman"/>
+          <w:color w:themeColor="accent2" w:themeTint="99" w:val="40AEFF"/>
           <w:sz w:val="24"/>
           <w:szCs w:val="24"/>
         </w:rPr>
@@ -3150,233 +3393,413 @@
       </w:r>
     </w:p>
     <w:sectPr>
+      <w:type w:val="nextPage"/>
       <w:pgSz w:w="12240" w:h="15840"/>
-      <w:pgMar w:top="1440" w:right="1440" w:bottom="1440" w:left="1440" w:header="708" w:footer="708" w:gutter="0"/>
-      <w:cols w:space="708"/>
-      <w:docGrid w:linePitch="360"/>
+      <w:pgMar w:left="1440" w:right="1440" w:gutter="0" w:header="0" w:top="1440" w:footer="0" w:bottom="1440"/>
+      <w:pgNumType w:fmt="decimal"/>
+      <w:formProt w:val="false"/>
+      <w:textDirection w:val="lrTb"/>
+      <w:docGrid w:type="default" w:linePitch="360" w:charSpace="4096"/>
     </w:sectPr>
   </w:body>
 </w:document>
 </file>
 
 <file path=word/numbering.xml><?xml version="1.0" encoding="utf-8"?>
-<w:numbering xmlns:wpc="http://schemas.microsoft.com/office/word/2010/wordprocessingCanvas" xmlns:cx="http://schemas.microsoft.com/office/drawing/2014/chartex" xmlns:cx1="http://schemas.microsoft.com/office/drawing/2015/9/8/chartex" xmlns:cx2="http://schemas.microsoft.com/office/drawing/2015/10/21/chartex" xmlns:cx3="http://schemas.microsoft.com/office/drawing/2016/5/9/chartex" xmlns:cx4="http://schemas.microsoft.com/office/drawing/2016/5/10/chartex" xmlns:cx5="http://schemas.microsoft.com/office/drawing/2016/5/11/chartex" xmlns:cx6="http://schemas.microsoft.com/office/drawing/2016/5/12/chartex" xmlns:cx7="http://schemas.microsoft.com/office/drawing/2016/5/13/chartex" xmlns:cx8="http://schemas.microsoft.com/office/drawing/2016/5/14/chartex" xmlns:mc="http://schemas.openxmlformats.org/markup-compatibility/2006" xmlns:aink="http://schemas.microsoft.com/office/drawing/2016/ink" xmlns:am3d="http://schemas.microsoft.com/office/drawing/2017/model3d" xmlns:o="urn:schemas-microsoft-com:office:office" xmlns:oel="http://schemas.microsoft.com/office/2019/extlst" xmlns:r="http://schemas.openxmlformats.org/officeDocument/2006/relationships" xmlns:m="http://schemas.openxmlformats.org/officeDocument/2006/math" xmlns:v="urn:schemas-microsoft-com:vml" xmlns:wp14="http://schemas.microsoft.com/office/word/2010/wordprocessingDrawing" xmlns:wp="http://schemas.openxmlformats.org/drawingml/2006/wordprocessingDrawing" xmlns:w10="urn:schemas-microsoft-com:office:word" xmlns:w="http://schemas.openxmlformats.org/wordprocessingml/2006/main" xmlns:w14="http://schemas.microsoft.com/office/word/2010/wordml" xmlns:w15="http://schemas.microsoft.com/office/word/2012/wordml" xmlns:w16cex="http://schemas.microsoft.com/office/word/2018/wordml/cex" xmlns:w16cid="http://schemas.microsoft.com/office/word/2016/wordml/cid" xmlns:w16="http://schemas.microsoft.com/office/word/2018/wordml" xmlns:w16du="http://schemas.microsoft.com/office/word/2023/wordml/word16du" xmlns:w16sdtdh="http://schemas.microsoft.com/office/word/2020/wordml/sdtdatahash" xmlns:w16sdtfl="http://schemas.microsoft.com/office/word/2024/wordml/sdtformatlock" xmlns:w16se="http://schemas.microsoft.com/office/word/2015/wordml/symex" xmlns:wpg="http://schemas.microsoft.com/office/word/2010/wordprocessingGroup" xmlns:wpi="http://schemas.microsoft.com/office/word/2010/wordprocessingInk" xmlns:wne="http://schemas.microsoft.com/office/word/2006/wordml" xmlns:wps="http://schemas.microsoft.com/office/word/2010/wordprocessingShape" mc:Ignorable="w14 w15 w16se w16cid w16 w16cex w16sdtdh w16sdtfl w16du wp14">
-  <w:abstractNum w:abstractNumId="0" w15:restartNumberingAfterBreak="0">
-    <w:nsid w:val="048E5B85"/>
-    <w:multiLevelType w:val="hybridMultilevel"/>
-    <w:tmpl w:val="F0EE5C82"/>
-    <w:lvl w:ilvl="0" w:tplc="1009000F">
+<w:numbering xmlns:w="http://schemas.openxmlformats.org/wordprocessingml/2006/main" xmlns:o="urn:schemas-microsoft-com:office:office" xmlns:r="http://schemas.openxmlformats.org/officeDocument/2006/relationships" xmlns:v="urn:schemas-microsoft-com:vml" xmlns:mc="http://schemas.openxmlformats.org/markup-compatibility/2006" xmlns:w14="http://schemas.microsoft.com/office/word/2010/wordml" mc:Ignorable="w14">
+  <w:abstractNum w:abstractNumId="1">
+    <w:lvl w:ilvl="0">
+      <w:numFmt w:val="bullet"/>
+      <w:lvlText w:val="-"/>
+      <w:lvlJc w:val="left"/>
+      <w:pPr>
+        <w:tabs>
+          <w:tab w:val="num" w:pos="0"/>
+        </w:tabs>
+        <w:ind w:left="720" w:hanging="360"/>
+      </w:pPr>
+      <w:rPr>
+        <w:rFonts w:ascii="Times New Roman" w:hAnsi="Times New Roman" w:cs="Times New Roman" w:hint="default"/>
+        <w:rFonts w:eastAsiaTheme="minorHAnsi"/>
+      </w:rPr>
+    </w:lvl>
+    <w:lvl w:ilvl="1">
+      <w:start w:val="1"/>
+      <w:numFmt w:val="bullet"/>
+      <w:lvlText w:val="o"/>
+      <w:lvlJc w:val="left"/>
+      <w:pPr>
+        <w:tabs>
+          <w:tab w:val="num" w:pos="0"/>
+        </w:tabs>
+        <w:ind w:left="1440" w:hanging="360"/>
+      </w:pPr>
+      <w:rPr>
+        <w:rFonts w:ascii="Courier New" w:hAnsi="Courier New" w:cs="Courier New" w:hint="default"/>
+      </w:rPr>
+    </w:lvl>
+    <w:lvl w:ilvl="2">
+      <w:start w:val="1"/>
+      <w:numFmt w:val="bullet"/>
+      <w:lvlText w:val=""/>
+      <w:lvlJc w:val="left"/>
+      <w:pPr>
+        <w:tabs>
+          <w:tab w:val="num" w:pos="0"/>
+        </w:tabs>
+        <w:ind w:left="2160" w:hanging="360"/>
+      </w:pPr>
+      <w:rPr>
+        <w:rFonts w:ascii="Wingdings" w:hAnsi="Wingdings" w:cs="Wingdings" w:hint="default"/>
+      </w:rPr>
+    </w:lvl>
+    <w:lvl w:ilvl="3">
+      <w:start w:val="1"/>
+      <w:numFmt w:val="bullet"/>
+      <w:lvlText w:val=""/>
+      <w:lvlJc w:val="left"/>
+      <w:pPr>
+        <w:tabs>
+          <w:tab w:val="num" w:pos="0"/>
+        </w:tabs>
+        <w:ind w:left="2880" w:hanging="360"/>
+      </w:pPr>
+      <w:rPr>
+        <w:rFonts w:ascii="Symbol" w:hAnsi="Symbol" w:cs="Symbol" w:hint="default"/>
+      </w:rPr>
+    </w:lvl>
+    <w:lvl w:ilvl="4">
+      <w:start w:val="1"/>
+      <w:numFmt w:val="bullet"/>
+      <w:lvlText w:val="o"/>
+      <w:lvlJc w:val="left"/>
+      <w:pPr>
+        <w:tabs>
+          <w:tab w:val="num" w:pos="0"/>
+        </w:tabs>
+        <w:ind w:left="3600" w:hanging="360"/>
+      </w:pPr>
+      <w:rPr>
+        <w:rFonts w:ascii="Courier New" w:hAnsi="Courier New" w:cs="Courier New" w:hint="default"/>
+      </w:rPr>
+    </w:lvl>
+    <w:lvl w:ilvl="5">
+      <w:start w:val="1"/>
+      <w:numFmt w:val="bullet"/>
+      <w:lvlText w:val=""/>
+      <w:lvlJc w:val="left"/>
+      <w:pPr>
+        <w:tabs>
+          <w:tab w:val="num" w:pos="0"/>
+        </w:tabs>
+        <w:ind w:left="4320" w:hanging="360"/>
+      </w:pPr>
+      <w:rPr>
+        <w:rFonts w:ascii="Wingdings" w:hAnsi="Wingdings" w:cs="Wingdings" w:hint="default"/>
+      </w:rPr>
+    </w:lvl>
+    <w:lvl w:ilvl="6">
+      <w:start w:val="1"/>
+      <w:numFmt w:val="bullet"/>
+      <w:lvlText w:val=""/>
+      <w:lvlJc w:val="left"/>
+      <w:pPr>
+        <w:tabs>
+          <w:tab w:val="num" w:pos="0"/>
+        </w:tabs>
+        <w:ind w:left="5040" w:hanging="360"/>
+      </w:pPr>
+      <w:rPr>
+        <w:rFonts w:ascii="Symbol" w:hAnsi="Symbol" w:cs="Symbol" w:hint="default"/>
+      </w:rPr>
+    </w:lvl>
+    <w:lvl w:ilvl="7">
+      <w:start w:val="1"/>
+      <w:numFmt w:val="bullet"/>
+      <w:lvlText w:val="o"/>
+      <w:lvlJc w:val="left"/>
+      <w:pPr>
+        <w:tabs>
+          <w:tab w:val="num" w:pos="0"/>
+        </w:tabs>
+        <w:ind w:left="5760" w:hanging="360"/>
+      </w:pPr>
+      <w:rPr>
+        <w:rFonts w:ascii="Courier New" w:hAnsi="Courier New" w:cs="Courier New" w:hint="default"/>
+      </w:rPr>
+    </w:lvl>
+    <w:lvl w:ilvl="8">
+      <w:start w:val="1"/>
+      <w:numFmt w:val="bullet"/>
+      <w:lvlText w:val=""/>
+      <w:lvlJc w:val="left"/>
+      <w:pPr>
+        <w:tabs>
+          <w:tab w:val="num" w:pos="0"/>
+        </w:tabs>
+        <w:ind w:left="6480" w:hanging="360"/>
+      </w:pPr>
+      <w:rPr>
+        <w:rFonts w:ascii="Wingdings" w:hAnsi="Wingdings" w:cs="Wingdings" w:hint="default"/>
+      </w:rPr>
+    </w:lvl>
+  </w:abstractNum>
+  <w:abstractNum w:abstractNumId="2">
+    <w:lvl w:ilvl="0">
       <w:start w:val="1"/>
       <w:numFmt w:val="decimal"/>
       <w:lvlText w:val="%1."/>
       <w:lvlJc w:val="left"/>
       <w:pPr>
+        <w:tabs>
+          <w:tab w:val="num" w:pos="0"/>
+        </w:tabs>
         <w:ind w:left="720" w:hanging="360"/>
       </w:pPr>
-      <w:rPr>
-        <w:rFonts w:hint="default"/>
-      </w:rPr>
+      <w:rPr/>
     </w:lvl>
-    <w:lvl w:ilvl="1" w:tplc="10090019" w:tentative="1">
+    <w:lvl w:ilvl="1">
       <w:start w:val="1"/>
       <w:numFmt w:val="lowerLetter"/>
       <w:lvlText w:val="%2."/>
       <w:lvlJc w:val="left"/>
       <w:pPr>
+        <w:tabs>
+          <w:tab w:val="num" w:pos="0"/>
+        </w:tabs>
         <w:ind w:left="1440" w:hanging="360"/>
       </w:pPr>
+      <w:rPr/>
     </w:lvl>
-    <w:lvl w:ilvl="2" w:tplc="1009001B" w:tentative="1">
+    <w:lvl w:ilvl="2">
       <w:start w:val="1"/>
       <w:numFmt w:val="lowerRoman"/>
       <w:lvlText w:val="%3."/>
       <w:lvlJc w:val="right"/>
       <w:pPr>
+        <w:tabs>
+          <w:tab w:val="num" w:pos="0"/>
+        </w:tabs>
         <w:ind w:left="2160" w:hanging="180"/>
       </w:pPr>
+      <w:rPr/>
     </w:lvl>
-    <w:lvl w:ilvl="3" w:tplc="1009000F" w:tentative="1">
+    <w:lvl w:ilvl="3">
       <w:start w:val="1"/>
       <w:numFmt w:val="decimal"/>
       <w:lvlText w:val="%4."/>
       <w:lvlJc w:val="left"/>
       <w:pPr>
+        <w:tabs>
+          <w:tab w:val="num" w:pos="0"/>
+        </w:tabs>
         <w:ind w:left="2880" w:hanging="360"/>
       </w:pPr>
+      <w:rPr/>
     </w:lvl>
-    <w:lvl w:ilvl="4" w:tplc="10090019" w:tentative="1">
+    <w:lvl w:ilvl="4">
       <w:start w:val="1"/>
       <w:numFmt w:val="lowerLetter"/>
       <w:lvlText w:val="%5."/>
       <w:lvlJc w:val="left"/>
       <w:pPr>
+        <w:tabs>
+          <w:tab w:val="num" w:pos="0"/>
+        </w:tabs>
         <w:ind w:left="3600" w:hanging="360"/>
       </w:pPr>
+      <w:rPr/>
     </w:lvl>
-    <w:lvl w:ilvl="5" w:tplc="1009001B" w:tentative="1">
+    <w:lvl w:ilvl="5">
       <w:start w:val="1"/>
       <w:numFmt w:val="lowerRoman"/>
       <w:lvlText w:val="%6."/>
       <w:lvlJc w:val="right"/>
       <w:pPr>
+        <w:tabs>
+          <w:tab w:val="num" w:pos="0"/>
+        </w:tabs>
         <w:ind w:left="4320" w:hanging="180"/>
       </w:pPr>
+      <w:rPr/>
     </w:lvl>
-    <w:lvl w:ilvl="6" w:tplc="1009000F" w:tentative="1">
+    <w:lvl w:ilvl="6">
       <w:start w:val="1"/>
       <w:numFmt w:val="decimal"/>
       <w:lvlText w:val="%7."/>
       <w:lvlJc w:val="left"/>
       <w:pPr>
+        <w:tabs>
+          <w:tab w:val="num" w:pos="0"/>
+        </w:tabs>
         <w:ind w:left="5040" w:hanging="360"/>
       </w:pPr>
+      <w:rPr/>
     </w:lvl>
-    <w:lvl w:ilvl="7" w:tplc="10090019" w:tentative="1">
+    <w:lvl w:ilvl="7">
       <w:start w:val="1"/>
       <w:numFmt w:val="lowerLetter"/>
       <w:lvlText w:val="%8."/>
       <w:lvlJc w:val="left"/>
       <w:pPr>
+        <w:tabs>
+          <w:tab w:val="num" w:pos="0"/>
+        </w:tabs>
         <w:ind w:left="5760" w:hanging="360"/>
       </w:pPr>
+      <w:rPr/>
     </w:lvl>
-    <w:lvl w:ilvl="8" w:tplc="1009001B" w:tentative="1">
+    <w:lvl w:ilvl="8">
       <w:start w:val="1"/>
       <w:numFmt w:val="lowerRoman"/>
       <w:lvlText w:val="%9."/>
       <w:lvlJc w:val="right"/>
       <w:pPr>
+        <w:tabs>
+          <w:tab w:val="num" w:pos="0"/>
+        </w:tabs>
         <w:ind w:left="6480" w:hanging="180"/>
       </w:pPr>
+      <w:rPr/>
     </w:lvl>
   </w:abstractNum>
-  <w:abstractNum w:abstractNumId="1" w15:restartNumberingAfterBreak="0">
-    <w:nsid w:val="33713856"/>
-    <w:multiLevelType w:val="hybridMultilevel"/>
-    <w:tmpl w:val="74787D58"/>
-    <w:lvl w:ilvl="0" w:tplc="8774E660">
-      <w:numFmt w:val="bullet"/>
-      <w:lvlText w:val="-"/>
+  <w:abstractNum w:abstractNumId="3">
+    <w:lvl w:ilvl="0">
+      <w:start w:val="1"/>
+      <w:numFmt w:val="none"/>
+      <w:suff w:val="nothing"/>
+      <w:lvlText w:val=""/>
       <w:lvlJc w:val="left"/>
       <w:pPr>
-        <w:ind w:left="720" w:hanging="360"/>
-      </w:pPr>
-      <w:rPr>
-        <w:rFonts w:ascii="Times New Roman" w:eastAsiaTheme="minorHAnsi" w:hAnsi="Times New Roman" w:cs="Times New Roman" w:hint="default"/>
-      </w:rPr>
+        <w:tabs>
+          <w:tab w:val="num" w:pos="0"/>
+        </w:tabs>
+        <w:ind w:left="0" w:hanging="0"/>
+      </w:pPr>
     </w:lvl>
-    <w:lvl w:ilvl="1" w:tplc="10090003" w:tentative="1">
+    <w:lvl w:ilvl="1">
       <w:start w:val="1"/>
-      <w:numFmt w:val="bullet"/>
-      <w:lvlText w:val="o"/>
+      <w:numFmt w:val="none"/>
+      <w:suff w:val="nothing"/>
+      <w:lvlText w:val=""/>
       <w:lvlJc w:val="left"/>
       <w:pPr>
-        <w:ind w:left="1440" w:hanging="360"/>
-      </w:pPr>
-      <w:rPr>
-        <w:rFonts w:ascii="Courier New" w:hAnsi="Courier New" w:cs="Courier New" w:hint="default"/>
-      </w:rPr>
+        <w:tabs>
+          <w:tab w:val="num" w:pos="0"/>
+        </w:tabs>
+        <w:ind w:left="0" w:hanging="0"/>
+      </w:pPr>
     </w:lvl>
-    <w:lvl w:ilvl="2" w:tplc="10090005" w:tentative="1">
+    <w:lvl w:ilvl="2">
       <w:start w:val="1"/>
-      <w:numFmt w:val="bullet"/>
-      <w:lvlText w:val=""/>
+      <w:numFmt w:val="none"/>
+      <w:suff w:val="nothing"/>
+      <w:lvlText w:val=""/>
       <w:lvlJc w:val="left"/>
       <w:pPr>
-        <w:ind w:left="2160" w:hanging="360"/>
-      </w:pPr>
-      <w:rPr>
-        <w:rFonts w:ascii="Wingdings" w:hAnsi="Wingdings" w:hint="default"/>
-      </w:rPr>
+        <w:tabs>
+          <w:tab w:val="num" w:pos="0"/>
+        </w:tabs>
+        <w:ind w:left="0" w:hanging="0"/>
+      </w:pPr>
     </w:lvl>
-    <w:lvl w:ilvl="3" w:tplc="10090001" w:tentative="1">
+    <w:lvl w:ilvl="3">
       <w:start w:val="1"/>
-      <w:numFmt w:val="bullet"/>
-      <w:lvlText w:val=""/>
+      <w:numFmt w:val="none"/>
+      <w:suff w:val="nothing"/>
+      <w:lvlText w:val=""/>
       <w:lvlJc w:val="left"/>
       <w:pPr>
-        <w:ind w:left="2880" w:hanging="360"/>
-      </w:pPr>
-      <w:rPr>
-        <w:rFonts w:ascii="Symbol" w:hAnsi="Symbol" w:hint="default"/>
-      </w:rPr>
+        <w:tabs>
+          <w:tab w:val="num" w:pos="0"/>
+        </w:tabs>
+        <w:ind w:left="0" w:hanging="0"/>
+      </w:pPr>
     </w:lvl>
-    <w:lvl w:ilvl="4" w:tplc="10090003" w:tentative="1">
+    <w:lvl w:ilvl="4">
       <w:start w:val="1"/>
-      <w:numFmt w:val="bullet"/>
-      <w:lvlText w:val="o"/>
+      <w:numFmt w:val="none"/>
+      <w:suff w:val="nothing"/>
+      <w:lvlText w:val=""/>
       <w:lvlJc w:val="left"/>
       <w:pPr>
-        <w:ind w:left="3600" w:hanging="360"/>
-      </w:pPr>
-      <w:rPr>
-        <w:rFonts w:ascii="Courier New" w:hAnsi="Courier New" w:cs="Courier New" w:hint="default"/>
-      </w:rPr>
+        <w:tabs>
+          <w:tab w:val="num" w:pos="0"/>
+        </w:tabs>
+        <w:ind w:left="0" w:hanging="0"/>
+      </w:pPr>
     </w:lvl>
-    <w:lvl w:ilvl="5" w:tplc="10090005" w:tentative="1">
+    <w:lvl w:ilvl="5">
       <w:start w:val="1"/>
-      <w:numFmt w:val="bullet"/>
-      <w:lvlText w:val=""/>
+      <w:numFmt w:val="none"/>
+      <w:suff w:val="nothing"/>
+      <w:lvlText w:val=""/>
       <w:lvlJc w:val="left"/>
       <w:pPr>
-        <w:ind w:left="4320" w:hanging="360"/>
-      </w:pPr>
-      <w:rPr>
-        <w:rFonts w:ascii="Wingdings" w:hAnsi="Wingdings" w:hint="default"/>
-      </w:rPr>
+        <w:tabs>
+          <w:tab w:val="num" w:pos="0"/>
+        </w:tabs>
+        <w:ind w:left="0" w:hanging="0"/>
+      </w:pPr>
     </w:lvl>
-    <w:lvl w:ilvl="6" w:tplc="10090001" w:tentative="1">
+    <w:lvl w:ilvl="6">
       <w:start w:val="1"/>
-      <w:numFmt w:val="bullet"/>
-      <w:lvlText w:val=""/>
+      <w:numFmt w:val="none"/>
+      <w:suff w:val="nothing"/>
+      <w:lvlText w:val=""/>
       <w:lvlJc w:val="left"/>
       <w:pPr>
-        <w:ind w:left="5040" w:hanging="360"/>
-      </w:pPr>
-      <w:rPr>
-        <w:rFonts w:ascii="Symbol" w:hAnsi="Symbol" w:hint="default"/>
-      </w:rPr>
+        <w:tabs>
+          <w:tab w:val="num" w:pos="0"/>
+        </w:tabs>
+        <w:ind w:left="0" w:hanging="0"/>
+      </w:pPr>
     </w:lvl>
-    <w:lvl w:ilvl="7" w:tplc="10090003" w:tentative="1">
+    <w:lvl w:ilvl="7">
       <w:start w:val="1"/>
-      <w:numFmt w:val="bullet"/>
-      <w:lvlText w:val="o"/>
+      <w:numFmt w:val="none"/>
+      <w:suff w:val="nothing"/>
+      <w:lvlText w:val=""/>
       <w:lvlJc w:val="left"/>
       <w:pPr>
-        <w:ind w:left="5760" w:hanging="360"/>
-      </w:pPr>
-      <w:rPr>
-        <w:rFonts w:ascii="Courier New" w:hAnsi="Courier New" w:cs="Courier New" w:hint="default"/>
-      </w:rPr>
+        <w:tabs>
+          <w:tab w:val="num" w:pos="0"/>
+        </w:tabs>
+        <w:ind w:left="0" w:hanging="0"/>
+      </w:pPr>
     </w:lvl>
-    <w:lvl w:ilvl="8" w:tplc="10090005" w:tentative="1">
+    <w:lvl w:ilvl="8">
       <w:start w:val="1"/>
-      <w:numFmt w:val="bullet"/>
-      <w:lvlText w:val=""/>
+      <w:numFmt w:val="none"/>
+      <w:suff w:val="nothing"/>
+      <w:lvlText w:val=""/>
       <w:lvlJc w:val="left"/>
       <w:pPr>
-        <w:ind w:left="6480" w:hanging="360"/>
-      </w:pPr>
-      <w:rPr>
-        <w:rFonts w:ascii="Wingdings" w:hAnsi="Wingdings" w:hint="default"/>
-      </w:rPr>
+        <w:tabs>
+          <w:tab w:val="num" w:pos="0"/>
+        </w:tabs>
+        <w:ind w:left="0" w:hanging="0"/>
+      </w:pPr>
     </w:lvl>
   </w:abstractNum>
-  <w:num w:numId="1" w16cid:durableId="366105513">
+  <w:num w:numId="1">
     <w:abstractNumId w:val="1"/>
   </w:num>
-  <w:num w:numId="2" w16cid:durableId="2121606279">
-    <w:abstractNumId w:val="0"/>
+  <w:num w:numId="2">
+    <w:abstractNumId w:val="2"/>
+  </w:num>
+  <w:num w:numId="3">
+    <w:abstractNumId w:val="3"/>
   </w:num>
 </w:numbering>
 </file>
 
 <file path=word/styles.xml><?xml version="1.0" encoding="utf-8"?>
-<w:styles xmlns:mc="http://schemas.openxmlformats.org/markup-compatibility/2006" xmlns:r="http://schemas.openxmlformats.org/officeDocument/2006/relationships" xmlns:w="http://schemas.openxmlformats.org/wordprocessingml/2006/main" xmlns:w14="http://schemas.microsoft.com/office/word/2010/wordml" xmlns:w15="http://schemas.microsoft.com/office/word/2012/wordml" xmlns:w16cex="http://schemas.microsoft.com/office/word/2018/wordml/cex" xmlns:w16cid="http://schemas.microsoft.com/office/word/2016/wordml/cid" xmlns:w16="http://schemas.microsoft.com/office/word/2018/wordml" xmlns:w16du="http://schemas.microsoft.com/office/word/2023/wordml/word16du" xmlns:w16sdtdh="http://schemas.microsoft.com/office/word/2020/wordml/sdtdatahash" xmlns:w16sdtfl="http://schemas.microsoft.com/office/word/2024/wordml/sdtformatlock" xmlns:w16se="http://schemas.microsoft.com/office/word/2015/wordml/symex" mc:Ignorable="w14 w15 w16se w16cid w16 w16cex w16sdtdh w16sdtfl w16du">
+<w:styles xmlns:w="http://schemas.openxmlformats.org/wordprocessingml/2006/main" xmlns:w14="http://schemas.microsoft.com/office/word/2010/wordml" xmlns:mc="http://schemas.openxmlformats.org/markup-compatibility/2006" mc:Ignorable="w14">
   <w:docDefaults>
     <w:rPrDefault>
       <w:rPr>
-        <w:rFonts w:asciiTheme="minorHAnsi" w:eastAsiaTheme="minorHAnsi" w:hAnsiTheme="minorHAnsi" w:cstheme="minorBidi"/>
+        <w:rFonts w:ascii="Times New Roman" w:hAnsi="Times New Roman" w:eastAsia="Times New Roman" w:cs="" w:asciiTheme="minorHAnsi" w:cstheme="minorBidi" w:eastAsiaTheme="minorHAnsi" w:hAnsiTheme="minorHAnsi"/>
         <w:kern w:val="2"/>
         <w:sz w:val="22"/>
         <w:szCs w:val="22"/>
@@ -3386,21 +3809,21 @@
     </w:rPrDefault>
     <w:pPrDefault>
       <w:pPr>
-        <w:spacing w:after="160" w:line="259" w:lineRule="auto"/>
+        <w:suppressAutoHyphens w:val="true"/>
       </w:pPr>
     </w:pPrDefault>
   </w:docDefaults>
   <w:latentStyles w:defLockedState="0" w:defUIPriority="99" w:defSemiHidden="0" w:defUnhideWhenUsed="0" w:defQFormat="0" w:count="376">
     <w:lsdException w:name="Normal" w:uiPriority="0" w:qFormat="1"/>
     <w:lsdException w:name="heading 1" w:uiPriority="9" w:qFormat="1"/>
-    <w:lsdException w:name="heading 2" w:semiHidden="1" w:uiPriority="9" w:unhideWhenUsed="1" w:qFormat="1"/>
-    <w:lsdException w:name="heading 3" w:semiHidden="1" w:uiPriority="9" w:unhideWhenUsed="1" w:qFormat="1"/>
-    <w:lsdException w:name="heading 4" w:semiHidden="1" w:uiPriority="9" w:unhideWhenUsed="1" w:qFormat="1"/>
-    <w:lsdException w:name="heading 5" w:semiHidden="1" w:uiPriority="9" w:unhideWhenUsed="1" w:qFormat="1"/>
-    <w:lsdException w:name="heading 6" w:semiHidden="1" w:uiPriority="9" w:unhideWhenUsed="1" w:qFormat="1"/>
-    <w:lsdException w:name="heading 7" w:semiHidden="1" w:uiPriority="9" w:unhideWhenUsed="1" w:qFormat="1"/>
-    <w:lsdException w:name="heading 8" w:semiHidden="1" w:uiPriority="9" w:unhideWhenUsed="1" w:qFormat="1"/>
-    <w:lsdException w:name="heading 9" w:semiHidden="1" w:uiPriority="9" w:unhideWhenUsed="1" w:qFormat="1"/>
+    <w:lsdException w:name="heading 2" w:uiPriority="9" w:semiHidden="1" w:unhideWhenUsed="1" w:qFormat="1"/>
+    <w:lsdException w:name="heading 3" w:uiPriority="9" w:semiHidden="1" w:unhideWhenUsed="1" w:qFormat="1"/>
+    <w:lsdException w:name="heading 4" w:uiPriority="9" w:semiHidden="1" w:unhideWhenUsed="1" w:qFormat="1"/>
+    <w:lsdException w:name="heading 5" w:uiPriority="9" w:semiHidden="1" w:unhideWhenUsed="1" w:qFormat="1"/>
+    <w:lsdException w:name="heading 6" w:uiPriority="9" w:semiHidden="1" w:unhideWhenUsed="1" w:qFormat="1"/>
+    <w:lsdException w:name="heading 7" w:uiPriority="9" w:semiHidden="1" w:unhideWhenUsed="1" w:qFormat="1"/>
+    <w:lsdException w:name="heading 8" w:uiPriority="9" w:semiHidden="1" w:unhideWhenUsed="1" w:qFormat="1"/>
+    <w:lsdException w:name="heading 9" w:uiPriority="9" w:semiHidden="1" w:unhideWhenUsed="1" w:qFormat="1"/>
     <w:lsdException w:name="index 1" w:semiHidden="1" w:unhideWhenUsed="1"/>
     <w:lsdException w:name="index 2" w:semiHidden="1" w:unhideWhenUsed="1"/>
     <w:lsdException w:name="index 3" w:semiHidden="1" w:unhideWhenUsed="1"/>
@@ -3410,22 +3833,22 @@
     <w:lsdException w:name="index 7" w:semiHidden="1" w:unhideWhenUsed="1"/>
     <w:lsdException w:name="index 8" w:semiHidden="1" w:unhideWhenUsed="1"/>
     <w:lsdException w:name="index 9" w:semiHidden="1" w:unhideWhenUsed="1"/>
-    <w:lsdException w:name="toc 1" w:semiHidden="1" w:uiPriority="39" w:unhideWhenUsed="1"/>
-    <w:lsdException w:name="toc 2" w:semiHidden="1" w:uiPriority="39" w:unhideWhenUsed="1"/>
-    <w:lsdException w:name="toc 3" w:semiHidden="1" w:uiPriority="39" w:unhideWhenUsed="1"/>
-    <w:lsdException w:name="toc 4" w:semiHidden="1" w:uiPriority="39" w:unhideWhenUsed="1"/>
-    <w:lsdException w:name="toc 5" w:semiHidden="1" w:uiPriority="39" w:unhideWhenUsed="1"/>
-    <w:lsdException w:name="toc 6" w:semiHidden="1" w:uiPriority="39" w:unhideWhenUsed="1"/>
-    <w:lsdException w:name="toc 7" w:semiHidden="1" w:uiPriority="39" w:unhideWhenUsed="1"/>
-    <w:lsdException w:name="toc 8" w:semiHidden="1" w:uiPriority="39" w:unhideWhenUsed="1"/>
-    <w:lsdException w:name="toc 9" w:semiHidden="1" w:uiPriority="39" w:unhideWhenUsed="1"/>
+    <w:lsdException w:name="toc 1" w:uiPriority="39" w:semiHidden="1" w:unhideWhenUsed="1"/>
+    <w:lsdException w:name="toc 2" w:uiPriority="39" w:semiHidden="1" w:unhideWhenUsed="1"/>
+    <w:lsdException w:name="toc 3" w:uiPriority="39" w:semiHidden="1" w:unhideWhenUsed="1"/>
+    <w:lsdException w:name="toc 4" w:uiPriority="39" w:semiHidden="1" w:unhideWhenUsed="1"/>
+    <w:lsdException w:name="toc 5" w:uiPriority="39" w:semiHidden="1" w:unhideWhenUsed="1"/>
+    <w:lsdException w:name="toc 6" w:uiPriority="39" w:semiHidden="1" w:unhideWhenUsed="1"/>
+    <w:lsdException w:name="toc 7" w:uiPriority="39" w:semiHidden="1" w:unhideWhenUsed="1"/>
+    <w:lsdException w:name="toc 8" w:uiPriority="39" w:semiHidden="1" w:unhideWhenUsed="1"/>
+    <w:lsdException w:name="toc 9" w:uiPriority="39" w:semiHidden="1" w:unhideWhenUsed="1"/>
     <w:lsdException w:name="Normal Indent" w:semiHidden="1" w:unhideWhenUsed="1"/>
     <w:lsdException w:name="footnote text" w:semiHidden="1" w:unhideWhenUsed="1"/>
     <w:lsdException w:name="annotation text" w:semiHidden="1" w:unhideWhenUsed="1"/>
     <w:lsdException w:name="header" w:semiHidden="1" w:unhideWhenUsed="1"/>
     <w:lsdException w:name="footer" w:semiHidden="1" w:unhideWhenUsed="1"/>
     <w:lsdException w:name="index heading" w:semiHidden="1" w:unhideWhenUsed="1"/>
-    <w:lsdException w:name="caption" w:semiHidden="1" w:uiPriority="35" w:unhideWhenUsed="1" w:qFormat="1"/>
+    <w:lsdException w:name="caption" w:uiPriority="35" w:semiHidden="1" w:unhideWhenUsed="1" w:qFormat="1"/>
     <w:lsdException w:name="table of figures" w:semiHidden="1" w:unhideWhenUsed="1"/>
     <w:lsdException w:name="envelope address" w:semiHidden="1" w:unhideWhenUsed="1"/>
     <w:lsdException w:name="envelope return" w:semiHidden="1" w:unhideWhenUsed="1"/>
@@ -3456,7 +3879,7 @@
     <w:lsdException w:name="Title" w:uiPriority="10" w:qFormat="1"/>
     <w:lsdException w:name="Closing" w:semiHidden="1" w:unhideWhenUsed="1"/>
     <w:lsdException w:name="Signature" w:semiHidden="1" w:unhideWhenUsed="1"/>
-    <w:lsdException w:name="Default Paragraph Font" w:semiHidden="1" w:uiPriority="1" w:unhideWhenUsed="1"/>
+    <w:lsdException w:name="Default Paragraph Font" w:uiPriority="1" w:semiHidden="1" w:unhideWhenUsed="1"/>
     <w:lsdException w:name="Body Text" w:semiHidden="1" w:unhideWhenUsed="1"/>
     <w:lsdException w:name="Body Text Indent" w:semiHidden="1" w:unhideWhenUsed="1"/>
     <w:lsdException w:name="List Continue" w:semiHidden="1" w:unhideWhenUsed="1"/>
@@ -3656,8 +4079,8 @@
     <w:lsdException w:name="Subtle Reference" w:uiPriority="31" w:qFormat="1"/>
     <w:lsdException w:name="Intense Reference" w:uiPriority="32" w:qFormat="1"/>
     <w:lsdException w:name="Book Title" w:uiPriority="33" w:qFormat="1"/>
-    <w:lsdException w:name="Bibliography" w:semiHidden="1" w:uiPriority="37" w:unhideWhenUsed="1"/>
-    <w:lsdException w:name="TOC Heading" w:semiHidden="1" w:uiPriority="39" w:unhideWhenUsed="1" w:qFormat="1"/>
+    <w:lsdException w:name="Bibliography" w:uiPriority="37" w:semiHidden="1" w:unhideWhenUsed="1"/>
+    <w:lsdException w:name="TOC Heading" w:uiPriority="39" w:semiHidden="1" w:unhideWhenUsed="1" w:qFormat="1"/>
     <w:lsdException w:name="Plain Table 1" w:uiPriority="41"/>
     <w:lsdException w:name="Plain Table 2" w:uiPriority="42"/>
     <w:lsdException w:name="Plain Table 3" w:uiPriority="43"/>
@@ -3768,77 +4191,92 @@
     <w:lsdException w:name="Unresolved Mention" w:semiHidden="1" w:unhideWhenUsed="1"/>
     <w:lsdException w:name="Smart Link" w:semiHidden="1" w:unhideWhenUsed="1"/>
   </w:latentStyles>
-  <w:style w:type="paragraph" w:default="1" w:styleId="Normal">
+  <w:style w:type="paragraph" w:styleId="Normal" w:default="1">
     <w:name w:val="Normal"/>
     <w:qFormat/>
+    <w:pPr>
+      <w:widowControl/>
+      <w:bidi w:val="0"/>
+      <w:spacing w:lineRule="auto" w:line="259" w:before="0" w:after="160"/>
+      <w:jc w:val="left"/>
+    </w:pPr>
+    <w:rPr>
+      <w:rFonts w:ascii="Times New Roman" w:hAnsi="Times New Roman" w:eastAsia="Times New Roman" w:cs="" w:asciiTheme="minorHAnsi" w:cstheme="minorBidi" w:eastAsiaTheme="minorHAnsi" w:hAnsiTheme="minorHAnsi"/>
+      <w:color w:val="auto"/>
+      <w:kern w:val="2"/>
+      <w:sz w:val="22"/>
+      <w:szCs w:val="22"/>
+      <w:lang w:val="en-CA" w:eastAsia="en-US" w:bidi="ar-SA"/>
+      <w14:ligatures w14:val="standardContextual"/>
+    </w:rPr>
   </w:style>
   <w:style w:type="paragraph" w:styleId="Heading1">
-    <w:name w:val="heading 1"/>
+    <w:name w:val="Heading 1"/>
     <w:basedOn w:val="Normal"/>
     <w:next w:val="Normal"/>
     <w:link w:val="Heading1Char"/>
     <w:uiPriority w:val="9"/>
     <w:qFormat/>
-    <w:rsid w:val="008F368F"/>
+    <w:rsid w:val="008f368f"/>
     <w:pPr>
-      <w:keepNext/>
+      <w:keepNext w:val="true"/>
       <w:keepLines/>
       <w:spacing w:before="360" w:after="80"/>
       <w:outlineLvl w:val="0"/>
     </w:pPr>
     <w:rPr>
-      <w:rFonts w:asciiTheme="majorHAnsi" w:eastAsiaTheme="majorEastAsia" w:hAnsiTheme="majorHAnsi" w:cstheme="majorBidi"/>
-      <w:color w:val="0169A6" w:themeColor="accent1" w:themeShade="BF"/>
+      <w:rFonts w:ascii="Times New Roman" w:hAnsi="Times New Roman" w:eastAsia="" w:cs="" w:asciiTheme="majorHAnsi" w:cstheme="majorBidi" w:eastAsiaTheme="majorEastAsia" w:hAnsiTheme="majorHAnsi"/>
+      <w:color w:themeColor="accent1" w:themeShade="bf" w:val="0169A6"/>
       <w:sz w:val="40"/>
       <w:szCs w:val="40"/>
     </w:rPr>
   </w:style>
   <w:style w:type="paragraph" w:styleId="Heading2">
-    <w:name w:val="heading 2"/>
+    <w:name w:val="Heading 2"/>
     <w:basedOn w:val="Normal"/>
     <w:next w:val="Normal"/>
     <w:link w:val="Heading2Char"/>
     <w:uiPriority w:val="9"/>
     <w:unhideWhenUsed/>
     <w:qFormat/>
-    <w:rsid w:val="008F368F"/>
+    <w:rsid w:val="008f368f"/>
     <w:pPr>
-      <w:keepNext/>
+      <w:keepNext w:val="true"/>
       <w:keepLines/>
       <w:spacing w:before="160" w:after="80"/>
       <w:outlineLvl w:val="1"/>
     </w:pPr>
     <w:rPr>
-      <w:rFonts w:asciiTheme="majorHAnsi" w:eastAsiaTheme="majorEastAsia" w:hAnsiTheme="majorHAnsi" w:cstheme="majorBidi"/>
-      <w:color w:val="0169A6" w:themeColor="accent1" w:themeShade="BF"/>
+      <w:rFonts w:ascii="Times New Roman" w:hAnsi="Times New Roman" w:eastAsia="" w:cs="" w:asciiTheme="majorHAnsi" w:cstheme="majorBidi" w:eastAsiaTheme="majorEastAsia" w:hAnsiTheme="majorHAnsi"/>
+      <w:color w:themeColor="accent1" w:themeShade="bf" w:val="0169A6"/>
       <w:sz w:val="32"/>
       <w:szCs w:val="32"/>
     </w:rPr>
   </w:style>
   <w:style w:type="paragraph" w:styleId="Heading3">
-    <w:name w:val="heading 3"/>
+    <w:name w:val="Heading 3"/>
     <w:basedOn w:val="Normal"/>
     <w:next w:val="Normal"/>
     <w:link w:val="Heading3Char"/>
     <w:uiPriority w:val="9"/>
     <w:unhideWhenUsed/>
     <w:qFormat/>
-    <w:rsid w:val="008F368F"/>
+    <w:rsid w:val="008f368f"/>
     <w:pPr>
-      <w:keepNext/>
+      <w:keepNext w:val="true"/>
       <w:keepLines/>
       <w:spacing w:before="160" w:after="80"/>
       <w:outlineLvl w:val="2"/>
     </w:pPr>
     <w:rPr>
-      <w:rFonts w:eastAsiaTheme="majorEastAsia" w:cstheme="majorBidi"/>
-      <w:color w:val="0169A6" w:themeColor="accent1" w:themeShade="BF"/>
+      <w:rFonts w:eastAsia="" w:cs="" w:cstheme="majorBidi" w:eastAsiaTheme="majorEastAsia"/>
+      <w:color w:themeColor="accent1" w:themeShade="bf" w:val="0169A6"/>
       <w:sz w:val="28"/>
       <w:szCs w:val="28"/>
     </w:rPr>
   </w:style>
   <w:style w:type="paragraph" w:styleId="Heading4">
-    <w:name w:val="heading 4"/>
+    <w:name w:val="Heading 4"/>
     <w:basedOn w:val="Normal"/>
     <w:next w:val="Normal"/>
     <w:link w:val="Heading4Char"/>
@@ -3846,22 +4284,22 @@
     <w:semiHidden/>
     <w:unhideWhenUsed/>
     <w:qFormat/>
-    <w:rsid w:val="008F368F"/>
+    <w:rsid w:val="008f368f"/>
     <w:pPr>
-      <w:keepNext/>
+      <w:keepNext w:val="true"/>
       <w:keepLines/>
       <w:spacing w:before="80" w:after="40"/>
       <w:outlineLvl w:val="3"/>
     </w:pPr>
     <w:rPr>
-      <w:rFonts w:eastAsiaTheme="majorEastAsia" w:cstheme="majorBidi"/>
+      <w:rFonts w:eastAsia="" w:cs="" w:cstheme="majorBidi" w:eastAsiaTheme="majorEastAsia"/>
       <w:i/>
       <w:iCs/>
-      <w:color w:val="0169A6" w:themeColor="accent1" w:themeShade="BF"/>
+      <w:color w:themeColor="accent1" w:themeShade="bf" w:val="0169A6"/>
     </w:rPr>
   </w:style>
   <w:style w:type="paragraph" w:styleId="Heading5">
-    <w:name w:val="heading 5"/>
+    <w:name w:val="Heading 5"/>
     <w:basedOn w:val="Normal"/>
     <w:next w:val="Normal"/>
     <w:link w:val="Heading5Char"/>
@@ -3869,20 +4307,20 @@
     <w:semiHidden/>
     <w:unhideWhenUsed/>
     <w:qFormat/>
-    <w:rsid w:val="008F368F"/>
+    <w:rsid w:val="008f368f"/>
     <w:pPr>
-      <w:keepNext/>
+      <w:keepNext w:val="true"/>
       <w:keepLines/>
       <w:spacing w:before="80" w:after="40"/>
       <w:outlineLvl w:val="4"/>
     </w:pPr>
     <w:rPr>
-      <w:rFonts w:eastAsiaTheme="majorEastAsia" w:cstheme="majorBidi"/>
-      <w:color w:val="0169A6" w:themeColor="accent1" w:themeShade="BF"/>
+      <w:rFonts w:eastAsia="" w:cs="" w:cstheme="majorBidi" w:eastAsiaTheme="majorEastAsia"/>
+      <w:color w:themeColor="accent1" w:themeShade="bf" w:val="0169A6"/>
     </w:rPr>
   </w:style>
   <w:style w:type="paragraph" w:styleId="Heading6">
-    <w:name w:val="heading 6"/>
+    <w:name w:val="Heading 6"/>
     <w:basedOn w:val="Normal"/>
     <w:next w:val="Normal"/>
     <w:link w:val="Heading6Char"/>
@@ -3890,22 +4328,22 @@
     <w:semiHidden/>
     <w:unhideWhenUsed/>
     <w:qFormat/>
-    <w:rsid w:val="008F368F"/>
+    <w:rsid w:val="008f368f"/>
     <w:pPr>
-      <w:keepNext/>
+      <w:keepNext w:val="true"/>
       <w:keepLines/>
       <w:spacing w:before="40" w:after="0"/>
       <w:outlineLvl w:val="5"/>
     </w:pPr>
     <w:rPr>
-      <w:rFonts w:eastAsiaTheme="majorEastAsia" w:cstheme="majorBidi"/>
+      <w:rFonts w:eastAsia="" w:cs="" w:cstheme="majorBidi" w:eastAsiaTheme="majorEastAsia"/>
       <w:i/>
       <w:iCs/>
-      <w:color w:val="595959" w:themeColor="text1" w:themeTint="A6"/>
+      <w:color w:themeColor="text1" w:themeTint="a6" w:val="595959"/>
     </w:rPr>
   </w:style>
   <w:style w:type="paragraph" w:styleId="Heading7">
-    <w:name w:val="heading 7"/>
+    <w:name w:val="Heading 7"/>
     <w:basedOn w:val="Normal"/>
     <w:next w:val="Normal"/>
     <w:link w:val="Heading7Char"/>
@@ -3913,20 +4351,20 @@
     <w:semiHidden/>
     <w:unhideWhenUsed/>
     <w:qFormat/>
-    <w:rsid w:val="008F368F"/>
+    <w:rsid w:val="008f368f"/>
     <w:pPr>
-      <w:keepNext/>
+      <w:keepNext w:val="true"/>
       <w:keepLines/>
       <w:spacing w:before="40" w:after="0"/>
       <w:outlineLvl w:val="6"/>
     </w:pPr>
     <w:rPr>
-      <w:rFonts w:eastAsiaTheme="majorEastAsia" w:cstheme="majorBidi"/>
-      <w:color w:val="595959" w:themeColor="text1" w:themeTint="A6"/>
+      <w:rFonts w:eastAsia="" w:cs="" w:cstheme="majorBidi" w:eastAsiaTheme="majorEastAsia"/>
+      <w:color w:themeColor="text1" w:themeTint="a6" w:val="595959"/>
     </w:rPr>
   </w:style>
   <w:style w:type="paragraph" w:styleId="Heading8">
-    <w:name w:val="heading 8"/>
+    <w:name w:val="Heading 8"/>
     <w:basedOn w:val="Normal"/>
     <w:next w:val="Normal"/>
     <w:link w:val="Heading8Char"/>
@@ -3934,22 +4372,22 @@
     <w:semiHidden/>
     <w:unhideWhenUsed/>
     <w:qFormat/>
-    <w:rsid w:val="008F368F"/>
+    <w:rsid w:val="008f368f"/>
     <w:pPr>
-      <w:keepNext/>
+      <w:keepNext w:val="true"/>
       <w:keepLines/>
-      <w:spacing w:after="0"/>
+      <w:spacing w:before="0" w:after="0"/>
       <w:outlineLvl w:val="7"/>
     </w:pPr>
     <w:rPr>
-      <w:rFonts w:eastAsiaTheme="majorEastAsia" w:cstheme="majorBidi"/>
+      <w:rFonts w:eastAsia="" w:cs="" w:cstheme="majorBidi" w:eastAsiaTheme="majorEastAsia"/>
       <w:i/>
       <w:iCs/>
-      <w:color w:val="272727" w:themeColor="text1" w:themeTint="D8"/>
+      <w:color w:themeColor="text1" w:themeTint="d8" w:val="272727"/>
     </w:rPr>
   </w:style>
   <w:style w:type="paragraph" w:styleId="Heading9">
-    <w:name w:val="heading 9"/>
+    <w:name w:val="Heading 9"/>
     <w:basedOn w:val="Normal"/>
     <w:next w:val="Normal"/>
     <w:link w:val="Heading9Char"/>
@@ -3957,159 +4395,305 @@
     <w:semiHidden/>
     <w:unhideWhenUsed/>
     <w:qFormat/>
-    <w:rsid w:val="008F368F"/>
+    <w:rsid w:val="008f368f"/>
     <w:pPr>
-      <w:keepNext/>
+      <w:keepNext w:val="true"/>
       <w:keepLines/>
-      <w:spacing w:after="0"/>
+      <w:spacing w:before="0" w:after="0"/>
       <w:outlineLvl w:val="8"/>
     </w:pPr>
     <w:rPr>
-      <w:rFonts w:eastAsiaTheme="majorEastAsia" w:cstheme="majorBidi"/>
-      <w:color w:val="272727" w:themeColor="text1" w:themeTint="D8"/>
+      <w:rFonts w:eastAsia="" w:cs="" w:cstheme="majorBidi" w:eastAsiaTheme="majorEastAsia"/>
+      <w:color w:themeColor="text1" w:themeTint="d8" w:val="272727"/>
     </w:rPr>
   </w:style>
-  <w:style w:type="character" w:default="1" w:styleId="DefaultParagraphFont">
+  <w:style w:type="character" w:styleId="DefaultParagraphFont" w:default="1">
     <w:name w:val="Default Paragraph Font"/>
     <w:uiPriority w:val="1"/>
     <w:unhideWhenUsed/>
+    <w:qFormat/>
+    <w:rPr/>
   </w:style>
-  <w:style w:type="table" w:default="1" w:styleId="TableNormal">
-    <w:name w:val="Normal Table"/>
-    <w:uiPriority w:val="99"/>
-    <w:semiHidden/>
-    <w:unhideWhenUsed/>
-    <w:tblPr>
-      <w:tblInd w:w="0" w:type="dxa"/>
-      <w:tblCellMar>
-        <w:top w:w="0" w:type="dxa"/>
-        <w:left w:w="108" w:type="dxa"/>
-        <w:bottom w:w="0" w:type="dxa"/>
-        <w:right w:w="108" w:type="dxa"/>
-      </w:tblCellMar>
-    </w:tblPr>
-  </w:style>
-  <w:style w:type="numbering" w:default="1" w:styleId="NoList">
-    <w:name w:val="No List"/>
-    <w:uiPriority w:val="99"/>
-    <w:semiHidden/>
-    <w:unhideWhenUsed/>
-  </w:style>
-  <w:style w:type="character" w:customStyle="1" w:styleId="Heading1Char">
+  <w:style w:type="character" w:styleId="Heading1Char" w:customStyle="1">
     <w:name w:val="Heading 1 Char"/>
     <w:basedOn w:val="DefaultParagraphFont"/>
     <w:link w:val="Heading1"/>
     <w:uiPriority w:val="9"/>
-    <w:rsid w:val="008F368F"/>
+    <w:qFormat/>
+    <w:rsid w:val="008f368f"/>
     <w:rPr>
-      <w:rFonts w:asciiTheme="majorHAnsi" w:eastAsiaTheme="majorEastAsia" w:hAnsiTheme="majorHAnsi" w:cstheme="majorBidi"/>
-      <w:color w:val="0169A6" w:themeColor="accent1" w:themeShade="BF"/>
+      <w:rFonts w:ascii="Times New Roman" w:hAnsi="Times New Roman" w:eastAsia="" w:cs="" w:asciiTheme="majorHAnsi" w:cstheme="majorBidi" w:eastAsiaTheme="majorEastAsia" w:hAnsiTheme="majorHAnsi"/>
+      <w:color w:themeColor="accent1" w:themeShade="bf" w:val="0169A6"/>
       <w:sz w:val="40"/>
       <w:szCs w:val="40"/>
     </w:rPr>
   </w:style>
-  <w:style w:type="character" w:customStyle="1" w:styleId="Heading2Char">
+  <w:style w:type="character" w:styleId="Heading2Char" w:customStyle="1">
     <w:name w:val="Heading 2 Char"/>
     <w:basedOn w:val="DefaultParagraphFont"/>
     <w:link w:val="Heading2"/>
     <w:uiPriority w:val="9"/>
-    <w:rsid w:val="008F368F"/>
+    <w:qFormat/>
+    <w:rsid w:val="008f368f"/>
     <w:rPr>
-      <w:rFonts w:asciiTheme="majorHAnsi" w:eastAsiaTheme="majorEastAsia" w:hAnsiTheme="majorHAnsi" w:cstheme="majorBidi"/>
-      <w:color w:val="0169A6" w:themeColor="accent1" w:themeShade="BF"/>
+      <w:rFonts w:ascii="Times New Roman" w:hAnsi="Times New Roman" w:eastAsia="" w:cs="" w:asciiTheme="majorHAnsi" w:cstheme="majorBidi" w:eastAsiaTheme="majorEastAsia" w:hAnsiTheme="majorHAnsi"/>
+      <w:color w:themeColor="accent1" w:themeShade="bf" w:val="0169A6"/>
       <w:sz w:val="32"/>
       <w:szCs w:val="32"/>
     </w:rPr>
   </w:style>
-  <w:style w:type="character" w:customStyle="1" w:styleId="Heading3Char">
+  <w:style w:type="character" w:styleId="Heading3Char" w:customStyle="1">
     <w:name w:val="Heading 3 Char"/>
     <w:basedOn w:val="DefaultParagraphFont"/>
     <w:link w:val="Heading3"/>
     <w:uiPriority w:val="9"/>
-    <w:rsid w:val="008F368F"/>
+    <w:qFormat/>
+    <w:rsid w:val="008f368f"/>
     <w:rPr>
-      <w:rFonts w:eastAsiaTheme="majorEastAsia" w:cstheme="majorBidi"/>
-      <w:color w:val="0169A6" w:themeColor="accent1" w:themeShade="BF"/>
+      <w:rFonts w:eastAsia="" w:cs="" w:cstheme="majorBidi" w:eastAsiaTheme="majorEastAsia"/>
+      <w:color w:themeColor="accent1" w:themeShade="bf" w:val="0169A6"/>
       <w:sz w:val="28"/>
       <w:szCs w:val="28"/>
     </w:rPr>
   </w:style>
-  <w:style w:type="character" w:customStyle="1" w:styleId="Heading4Char">
+  <w:style w:type="character" w:styleId="Heading4Char" w:customStyle="1">
     <w:name w:val="Heading 4 Char"/>
     <w:basedOn w:val="DefaultParagraphFont"/>
     <w:link w:val="Heading4"/>
     <w:uiPriority w:val="9"/>
     <w:semiHidden/>
-    <w:rsid w:val="008F368F"/>
+    <w:qFormat/>
+    <w:rsid w:val="008f368f"/>
     <w:rPr>
-      <w:rFonts w:eastAsiaTheme="majorEastAsia" w:cstheme="majorBidi"/>
+      <w:rFonts w:eastAsia="" w:cs="" w:cstheme="majorBidi" w:eastAsiaTheme="majorEastAsia"/>
       <w:i/>
       <w:iCs/>
-      <w:color w:val="0169A6" w:themeColor="accent1" w:themeShade="BF"/>
+      <w:color w:themeColor="accent1" w:themeShade="bf" w:val="0169A6"/>
     </w:rPr>
   </w:style>
-  <w:style w:type="character" w:customStyle="1" w:styleId="Heading5Char">
+  <w:style w:type="character" w:styleId="Heading5Char" w:customStyle="1">
     <w:name w:val="Heading 5 Char"/>
     <w:basedOn w:val="DefaultParagraphFont"/>
     <w:link w:val="Heading5"/>
     <w:uiPriority w:val="9"/>
     <w:semiHidden/>
-    <w:rsid w:val="008F368F"/>
+    <w:qFormat/>
+    <w:rsid w:val="008f368f"/>
     <w:rPr>
-      <w:rFonts w:eastAsiaTheme="majorEastAsia" w:cstheme="majorBidi"/>
-      <w:color w:val="0169A6" w:themeColor="accent1" w:themeShade="BF"/>
+      <w:rFonts w:eastAsia="" w:cs="" w:cstheme="majorBidi" w:eastAsiaTheme="majorEastAsia"/>
+      <w:color w:themeColor="accent1" w:themeShade="bf" w:val="0169A6"/>
     </w:rPr>
   </w:style>
-  <w:style w:type="character" w:customStyle="1" w:styleId="Heading6Char">
+  <w:style w:type="character" w:styleId="Heading6Char" w:customStyle="1">
     <w:name w:val="Heading 6 Char"/>
     <w:basedOn w:val="DefaultParagraphFont"/>
     <w:link w:val="Heading6"/>
     <w:uiPriority w:val="9"/>
     <w:semiHidden/>
-    <w:rsid w:val="008F368F"/>
+    <w:qFormat/>
+    <w:rsid w:val="008f368f"/>
     <w:rPr>
-      <w:rFonts w:eastAsiaTheme="majorEastAsia" w:cstheme="majorBidi"/>
+      <w:rFonts w:eastAsia="" w:cs="" w:cstheme="majorBidi" w:eastAsiaTheme="majorEastAsia"/>
       <w:i/>
       <w:iCs/>
-      <w:color w:val="595959" w:themeColor="text1" w:themeTint="A6"/>
+      <w:color w:themeColor="text1" w:themeTint="a6" w:val="595959"/>
     </w:rPr>
   </w:style>
-  <w:style w:type="character" w:customStyle="1" w:styleId="Heading7Char">
+  <w:style w:type="character" w:styleId="Heading7Char" w:customStyle="1">
     <w:name w:val="Heading 7 Char"/>
     <w:basedOn w:val="DefaultParagraphFont"/>
     <w:link w:val="Heading7"/>
     <w:uiPriority w:val="9"/>
     <w:semiHidden/>
-    <w:rsid w:val="008F368F"/>
+    <w:qFormat/>
+    <w:rsid w:val="008f368f"/>
     <w:rPr>
-      <w:rFonts w:eastAsiaTheme="majorEastAsia" w:cstheme="majorBidi"/>
-      <w:color w:val="595959" w:themeColor="text1" w:themeTint="A6"/>
+      <w:rFonts w:eastAsia="" w:cs="" w:cstheme="majorBidi" w:eastAsiaTheme="majorEastAsia"/>
+      <w:color w:themeColor="text1" w:themeTint="a6" w:val="595959"/>
     </w:rPr>
   </w:style>
-  <w:style w:type="character" w:customStyle="1" w:styleId="Heading8Char">
+  <w:style w:type="character" w:styleId="Heading8Char" w:customStyle="1">
     <w:name w:val="Heading 8 Char"/>
     <w:basedOn w:val="DefaultParagraphFont"/>
     <w:link w:val="Heading8"/>
     <w:uiPriority w:val="9"/>
     <w:semiHidden/>
-    <w:rsid w:val="008F368F"/>
+    <w:qFormat/>
+    <w:rsid w:val="008f368f"/>
     <w:rPr>
-      <w:rFonts w:eastAsiaTheme="majorEastAsia" w:cstheme="majorBidi"/>
+      <w:rFonts w:eastAsia="" w:cs="" w:cstheme="majorBidi" w:eastAsiaTheme="majorEastAsia"/>
       <w:i/>
       <w:iCs/>
-      <w:color w:val="272727" w:themeColor="text1" w:themeTint="D8"/>
+      <w:color w:themeColor="text1" w:themeTint="d8" w:val="272727"/>
     </w:rPr>
   </w:style>
-  <w:style w:type="character" w:customStyle="1" w:styleId="Heading9Char">
+  <w:style w:type="character" w:styleId="Heading9Char" w:customStyle="1">
     <w:name w:val="Heading 9 Char"/>
     <w:basedOn w:val="DefaultParagraphFont"/>
     <w:link w:val="Heading9"/>
     <w:uiPriority w:val="9"/>
     <w:semiHidden/>
-    <w:rsid w:val="008F368F"/>
+    <w:qFormat/>
+    <w:rsid w:val="008f368f"/>
     <w:rPr>
-      <w:rFonts w:eastAsiaTheme="majorEastAsia" w:cstheme="majorBidi"/>
-      <w:color w:val="272727" w:themeColor="text1" w:themeTint="D8"/>
+      <w:rFonts w:eastAsia="" w:cs="" w:cstheme="majorBidi" w:eastAsiaTheme="majorEastAsia"/>
+      <w:color w:themeColor="text1" w:themeTint="d8" w:val="272727"/>
+    </w:rPr>
+  </w:style>
+  <w:style w:type="character" w:styleId="TitleChar" w:customStyle="1">
+    <w:name w:val="Title Char"/>
+    <w:basedOn w:val="DefaultParagraphFont"/>
+    <w:link w:val="Title"/>
+    <w:uiPriority w:val="10"/>
+    <w:qFormat/>
+    <w:rsid w:val="008f368f"/>
+    <w:rPr>
+      <w:rFonts w:ascii="Times New Roman" w:hAnsi="Times New Roman" w:eastAsia="" w:cs="" w:asciiTheme="majorHAnsi" w:cstheme="majorBidi" w:eastAsiaTheme="majorEastAsia" w:hAnsiTheme="majorHAnsi"/>
+      <w:spacing w:val="-10"/>
+      <w:kern w:val="2"/>
+      <w:sz w:val="56"/>
+      <w:szCs w:val="56"/>
+    </w:rPr>
+  </w:style>
+  <w:style w:type="character" w:styleId="SubtitleChar" w:customStyle="1">
+    <w:name w:val="Subtitle Char"/>
+    <w:basedOn w:val="DefaultParagraphFont"/>
+    <w:link w:val="Subtitle"/>
+    <w:uiPriority w:val="11"/>
+    <w:qFormat/>
+    <w:rsid w:val="008f368f"/>
+    <w:rPr>
+      <w:rFonts w:eastAsia="" w:cs="" w:cstheme="majorBidi" w:eastAsiaTheme="majorEastAsia"/>
+      <w:color w:themeColor="text1" w:themeTint="a6" w:val="595959"/>
+      <w:spacing w:val="15"/>
+      <w:sz w:val="28"/>
+      <w:szCs w:val="28"/>
+    </w:rPr>
+  </w:style>
+  <w:style w:type="character" w:styleId="QuoteChar" w:customStyle="1">
+    <w:name w:val="Quote Char"/>
+    <w:basedOn w:val="DefaultParagraphFont"/>
+    <w:link w:val="Quote"/>
+    <w:uiPriority w:val="29"/>
+    <w:qFormat/>
+    <w:rsid w:val="008f368f"/>
+    <w:rPr>
+      <w:i/>
+      <w:iCs/>
+      <w:color w:themeColor="text1" w:themeTint="bf" w:val="404040"/>
+    </w:rPr>
+  </w:style>
+  <w:style w:type="character" w:styleId="IntenseEmphasis">
+    <w:name w:val="Intense Emphasis"/>
+    <w:basedOn w:val="DefaultParagraphFont"/>
+    <w:uiPriority w:val="21"/>
+    <w:qFormat/>
+    <w:rsid w:val="008f368f"/>
+    <w:rPr>
+      <w:i/>
+      <w:iCs/>
+      <w:color w:themeColor="accent1" w:themeShade="bf" w:val="0169A6"/>
+    </w:rPr>
+  </w:style>
+  <w:style w:type="character" w:styleId="IntenseQuoteChar" w:customStyle="1">
+    <w:name w:val="Intense Quote Char"/>
+    <w:basedOn w:val="DefaultParagraphFont"/>
+    <w:link w:val="IntenseQuote"/>
+    <w:uiPriority w:val="30"/>
+    <w:qFormat/>
+    <w:rsid w:val="008f368f"/>
+    <w:rPr>
+      <w:i/>
+      <w:iCs/>
+      <w:color w:themeColor="accent1" w:themeShade="bf" w:val="0169A6"/>
+    </w:rPr>
+  </w:style>
+  <w:style w:type="character" w:styleId="IntenseReference">
+    <w:name w:val="Intense Reference"/>
+    <w:basedOn w:val="DefaultParagraphFont"/>
+    <w:uiPriority w:val="32"/>
+    <w:qFormat/>
+    <w:rsid w:val="008f368f"/>
+    <w:rPr>
+      <w:b/>
+      <w:bCs/>
+      <w:smallCaps/>
+      <w:color w:themeColor="accent1" w:themeShade="bf" w:val="0169A6"/>
+      <w:spacing w:val="5"/>
+    </w:rPr>
+  </w:style>
+  <w:style w:type="character" w:styleId="Hyperlink">
+    <w:name w:val="Hyperlink"/>
+    <w:basedOn w:val="DefaultParagraphFont"/>
+    <w:uiPriority w:val="99"/>
+    <w:unhideWhenUsed/>
+    <w:rsid w:val="00017d81"/>
+    <w:rPr>
+      <w:color w:themeColor="hyperlink" w:val="467886"/>
+      <w:u w:val="single"/>
+    </w:rPr>
+  </w:style>
+  <w:style w:type="character" w:styleId="IndexLink">
+    <w:name w:val="Index Link"/>
+    <w:qFormat/>
+    <w:rPr/>
+  </w:style>
+  <w:style w:type="paragraph" w:styleId="Heading">
+    <w:name w:val="Heading"/>
+    <w:basedOn w:val="Normal"/>
+    <w:next w:val="BodyText"/>
+    <w:qFormat/>
+    <w:pPr>
+      <w:keepNext w:val="true"/>
+      <w:spacing w:before="240" w:after="120"/>
+    </w:pPr>
+    <w:rPr>
+      <w:rFonts w:ascii="Liberation Sans" w:hAnsi="Liberation Sans" w:eastAsia="Noto Sans CJK SC" w:cs="FreeSans"/>
+      <w:sz w:val="28"/>
+      <w:szCs w:val="28"/>
+    </w:rPr>
+  </w:style>
+  <w:style w:type="paragraph" w:styleId="BodyText">
+    <w:name w:val="Body Text"/>
+    <w:basedOn w:val="Normal"/>
+    <w:pPr>
+      <w:spacing w:lineRule="auto" w:line="276" w:before="0" w:after="140"/>
+    </w:pPr>
+    <w:rPr/>
+  </w:style>
+  <w:style w:type="paragraph" w:styleId="List">
+    <w:name w:val="List"/>
+    <w:basedOn w:val="BodyText"/>
+    <w:pPr/>
+    <w:rPr>
+      <w:rFonts w:cs="FreeSans"/>
+    </w:rPr>
+  </w:style>
+  <w:style w:type="paragraph" w:styleId="Caption">
+    <w:name w:val="Caption"/>
+    <w:basedOn w:val="Normal"/>
+    <w:qFormat/>
+    <w:pPr>
+      <w:suppressLineNumbers/>
+      <w:spacing w:before="120" w:after="120"/>
+    </w:pPr>
+    <w:rPr>
+      <w:rFonts w:cs="FreeSans"/>
+      <w:i/>
+      <w:iCs/>
+      <w:sz w:val="24"/>
+      <w:szCs w:val="24"/>
+    </w:rPr>
+  </w:style>
+  <w:style w:type="paragraph" w:styleId="Index">
+    <w:name w:val="Index"/>
+    <w:basedOn w:val="Normal"/>
+    <w:qFormat/>
+    <w:pPr>
+      <w:suppressLineNumbers/>
+    </w:pPr>
+    <w:rPr>
+      <w:rFonts w:cs="FreeSans"/>
     </w:rPr>
   </w:style>
   <w:style w:type="paragraph" w:styleId="Title">
@@ -4119,29 +4703,15 @@
     <w:link w:val="TitleChar"/>
     <w:uiPriority w:val="10"/>
     <w:qFormat/>
-    <w:rsid w:val="008F368F"/>
+    <w:rsid w:val="008f368f"/>
     <w:pPr>
-      <w:spacing w:after="80" w:line="240" w:lineRule="auto"/>
+      <w:spacing w:lineRule="auto" w:line="240" w:before="0" w:after="80"/>
       <w:contextualSpacing/>
     </w:pPr>
     <w:rPr>
-      <w:rFonts w:asciiTheme="majorHAnsi" w:eastAsiaTheme="majorEastAsia" w:hAnsiTheme="majorHAnsi" w:cstheme="majorBidi"/>
+      <w:rFonts w:ascii="Times New Roman" w:hAnsi="Times New Roman" w:eastAsia="" w:cs="" w:asciiTheme="majorHAnsi" w:cstheme="majorBidi" w:eastAsiaTheme="majorEastAsia" w:hAnsiTheme="majorHAnsi"/>
       <w:spacing w:val="-10"/>
-      <w:kern w:val="28"/>
-      <w:sz w:val="56"/>
-      <w:szCs w:val="56"/>
-    </w:rPr>
-  </w:style>
-  <w:style w:type="character" w:customStyle="1" w:styleId="TitleChar">
-    <w:name w:val="Title Char"/>
-    <w:basedOn w:val="DefaultParagraphFont"/>
-    <w:link w:val="Title"/>
-    <w:uiPriority w:val="10"/>
-    <w:rsid w:val="008F368F"/>
-    <w:rPr>
-      <w:rFonts w:asciiTheme="majorHAnsi" w:eastAsiaTheme="majorEastAsia" w:hAnsiTheme="majorHAnsi" w:cstheme="majorBidi"/>
-      <w:spacing w:val="-10"/>
-      <w:kern w:val="28"/>
+      <w:kern w:val="2"/>
       <w:sz w:val="56"/>
       <w:szCs w:val="56"/>
     </w:rPr>
@@ -4153,29 +4723,11 @@
     <w:link w:val="SubtitleChar"/>
     <w:uiPriority w:val="11"/>
     <w:qFormat/>
-    <w:rsid w:val="008F368F"/>
-    <w:pPr>
-      <w:numPr>
-        <w:ilvl w:val="1"/>
-      </w:numPr>
-    </w:pPr>
+    <w:rsid w:val="008f368f"/>
+    <w:pPr/>
     <w:rPr>
-      <w:rFonts w:eastAsiaTheme="majorEastAsia" w:cstheme="majorBidi"/>
-      <w:color w:val="595959" w:themeColor="text1" w:themeTint="A6"/>
-      <w:spacing w:val="15"/>
-      <w:sz w:val="28"/>
-      <w:szCs w:val="28"/>
-    </w:rPr>
-  </w:style>
-  <w:style w:type="character" w:customStyle="1" w:styleId="SubtitleChar">
-    <w:name w:val="Subtitle Char"/>
-    <w:basedOn w:val="DefaultParagraphFont"/>
-    <w:link w:val="Subtitle"/>
-    <w:uiPriority w:val="11"/>
-    <w:rsid w:val="008F368F"/>
-    <w:rPr>
-      <w:rFonts w:eastAsiaTheme="majorEastAsia" w:cstheme="majorBidi"/>
-      <w:color w:val="595959" w:themeColor="text1" w:themeTint="A6"/>
+      <w:rFonts w:eastAsia="" w:cs="" w:cstheme="majorBidi" w:eastAsiaTheme="majorEastAsia"/>
+      <w:color w:themeColor="text1" w:themeTint="a6" w:val="595959"/>
       <w:spacing w:val="15"/>
       <w:sz w:val="28"/>
       <w:szCs w:val="28"/>
@@ -4188,27 +4740,15 @@
     <w:link w:val="QuoteChar"/>
     <w:uiPriority w:val="29"/>
     <w:qFormat/>
-    <w:rsid w:val="008F368F"/>
+    <w:rsid w:val="008f368f"/>
     <w:pPr>
-      <w:spacing w:before="160"/>
+      <w:spacing w:before="160" w:after="160"/>
       <w:jc w:val="center"/>
     </w:pPr>
     <w:rPr>
       <w:i/>
       <w:iCs/>
-      <w:color w:val="404040" w:themeColor="text1" w:themeTint="BF"/>
-    </w:rPr>
-  </w:style>
-  <w:style w:type="character" w:customStyle="1" w:styleId="QuoteChar">
-    <w:name w:val="Quote Char"/>
-    <w:basedOn w:val="DefaultParagraphFont"/>
-    <w:link w:val="Quote"/>
-    <w:uiPriority w:val="29"/>
-    <w:rsid w:val="008F368F"/>
-    <w:rPr>
-      <w:i/>
-      <w:iCs/>
-      <w:color w:val="404040" w:themeColor="text1" w:themeTint="BF"/>
+      <w:color w:themeColor="text1" w:themeTint="bf" w:val="404040"/>
     </w:rPr>
   </w:style>
   <w:style w:type="paragraph" w:styleId="ListParagraph">
@@ -4216,23 +4756,13 @@
     <w:basedOn w:val="Normal"/>
     <w:uiPriority w:val="34"/>
     <w:qFormat/>
-    <w:rsid w:val="008F368F"/>
+    <w:rsid w:val="008f368f"/>
     <w:pPr>
+      <w:spacing w:before="0" w:after="160"/>
       <w:ind w:left="720"/>
       <w:contextualSpacing/>
     </w:pPr>
-  </w:style>
-  <w:style w:type="character" w:styleId="IntenseEmphasis">
-    <w:name w:val="Intense Emphasis"/>
-    <w:basedOn w:val="DefaultParagraphFont"/>
-    <w:uiPriority w:val="21"/>
-    <w:qFormat/>
-    <w:rsid w:val="008F368F"/>
-    <w:rPr>
-      <w:i/>
-      <w:iCs/>
-      <w:color w:val="0169A6" w:themeColor="accent1" w:themeShade="BF"/>
-    </w:rPr>
+    <w:rPr/>
   </w:style>
   <w:style w:type="paragraph" w:styleId="IntenseQuote">
     <w:name w:val="Intense Quote"/>
@@ -4241,11 +4771,11 @@
     <w:link w:val="IntenseQuoteChar"/>
     <w:uiPriority w:val="30"/>
     <w:qFormat/>
-    <w:rsid w:val="008F368F"/>
+    <w:rsid w:val="008f368f"/>
     <w:pPr>
       <w:pBdr>
-        <w:top w:val="single" w:sz="4" w:space="10" w:color="0169A6" w:themeColor="accent1" w:themeShade="BF"/>
-        <w:bottom w:val="single" w:sz="4" w:space="10" w:color="0169A6" w:themeColor="accent1" w:themeShade="BF"/>
+        <w:top w:val="single" w:sz="4" w:space="10" w:color="0169A6" w:themeColor="accent1" w:themeShade="bf"/>
+        <w:bottom w:val="single" w:sz="4" w:space="10" w:color="0169A6" w:themeColor="accent1" w:themeShade="bf"/>
       </w:pBdr>
       <w:spacing w:before="360" w:after="360"/>
       <w:ind w:left="864" w:right="864"/>
@@ -4254,34 +4784,14 @@
     <w:rPr>
       <w:i/>
       <w:iCs/>
-      <w:color w:val="0169A6" w:themeColor="accent1" w:themeShade="BF"/>
+      <w:color w:themeColor="accent1" w:themeShade="bf" w:val="0169A6"/>
     </w:rPr>
   </w:style>
-  <w:style w:type="character" w:customStyle="1" w:styleId="IntenseQuoteChar">
-    <w:name w:val="Intense Quote Char"/>
-    <w:basedOn w:val="DefaultParagraphFont"/>
-    <w:link w:val="IntenseQuote"/>
-    <w:uiPriority w:val="30"/>
-    <w:rsid w:val="008F368F"/>
-    <w:rPr>
-      <w:i/>
-      <w:iCs/>
-      <w:color w:val="0169A6" w:themeColor="accent1" w:themeShade="BF"/>
-    </w:rPr>
-  </w:style>
-  <w:style w:type="character" w:styleId="IntenseReference">
-    <w:name w:val="Intense Reference"/>
-    <w:basedOn w:val="DefaultParagraphFont"/>
-    <w:uiPriority w:val="32"/>
-    <w:qFormat/>
-    <w:rsid w:val="008F368F"/>
-    <w:rPr>
-      <w:b/>
-      <w:bCs/>
-      <w:smallCaps/>
-      <w:color w:val="0169A6" w:themeColor="accent1" w:themeShade="BF"/>
-      <w:spacing w:val="5"/>
-    </w:rPr>
+  <w:style w:type="paragraph" w:styleId="IndexHeading">
+    <w:name w:val="Index Heading"/>
+    <w:basedOn w:val="Heading"/>
+    <w:pPr/>
+    <w:rPr/>
   </w:style>
   <w:style w:type="paragraph" w:styleId="TOCHeading">
     <w:name w:val="TOC Heading"/>
@@ -4290,7 +4800,7 @@
     <w:uiPriority w:val="39"/>
     <w:unhideWhenUsed/>
     <w:qFormat/>
-    <w:rsid w:val="00017D81"/>
+    <w:rsid w:val="00017d81"/>
     <w:pPr>
       <w:spacing w:before="240" w:after="0"/>
       <w:outlineLvl w:val="9"/>
@@ -4304,159 +4814,167 @@
     </w:rPr>
   </w:style>
   <w:style w:type="paragraph" w:styleId="TOC1">
-    <w:name w:val="toc 1"/>
+    <w:name w:val="TOC 1"/>
     <w:basedOn w:val="Normal"/>
     <w:next w:val="Normal"/>
     <w:autoRedefine/>
     <w:uiPriority w:val="39"/>
     <w:unhideWhenUsed/>
-    <w:rsid w:val="00017D81"/>
+    <w:rsid w:val="00017d81"/>
     <w:pPr>
-      <w:spacing w:after="100"/>
+      <w:spacing w:before="0" w:after="100"/>
     </w:pPr>
+    <w:rPr/>
   </w:style>
-  <w:style w:type="character" w:styleId="Hyperlink">
-    <w:name w:val="Hyperlink"/>
-    <w:basedOn w:val="DefaultParagraphFont"/>
+  <w:style w:type="paragraph" w:styleId="TOC2">
+    <w:name w:val="TOC 2"/>
+    <w:basedOn w:val="Normal"/>
+    <w:next w:val="Normal"/>
+    <w:autoRedefine/>
+    <w:uiPriority w:val="39"/>
+    <w:unhideWhenUsed/>
+    <w:rsid w:val="005b7824"/>
+    <w:pPr>
+      <w:spacing w:before="0" w:after="100"/>
+      <w:ind w:left="220"/>
+    </w:pPr>
+    <w:rPr/>
+  </w:style>
+  <w:style w:type="numbering" w:styleId="NoList" w:default="1">
+    <w:name w:val="No List"/>
     <w:uiPriority w:val="99"/>
+    <w:semiHidden/>
     <w:unhideWhenUsed/>
-    <w:rsid w:val="00017D81"/>
-    <w:rPr>
-      <w:color w:val="467886" w:themeColor="hyperlink"/>
-      <w:u w:val="single"/>
-    </w:rPr>
+    <w:qFormat/>
+  </w:style>
+  <w:style w:type="table" w:default="1" w:styleId="TableNormal">
+    <w:name w:val="Normal Table"/>
+    <w:uiPriority w:val="99"/>
+    <w:semiHidden/>
+    <w:unhideWhenUsed/>
+    <w:tblPr>
+      <w:tblCellMar>
+        <w:top w:w="0" w:type="dxa"/>
+        <w:left w:w="108" w:type="dxa"/>
+        <w:bottom w:w="0" w:type="dxa"/>
+        <w:right w:w="108" w:type="dxa"/>
+      </w:tblCellMar>
+    </w:tblPr>
   </w:style>
   <w:style w:type="table" w:styleId="TableGrid">
     <w:name w:val="Table Grid"/>
     <w:basedOn w:val="TableNormal"/>
     <w:uiPriority w:val="39"/>
-    <w:rsid w:val="0095091D"/>
+    <w:rsid w:val="0095091d"/>
     <w:pPr>
       <w:spacing w:after="0" w:line="240" w:lineRule="auto"/>
     </w:pPr>
     <w:tblPr>
       <w:tblBorders>
-        <w:top w:val="single" w:sz="4" w:space="0" w:color="auto"/>
-        <w:left w:val="single" w:sz="4" w:space="0" w:color="auto"/>
-        <w:bottom w:val="single" w:sz="4" w:space="0" w:color="auto"/>
-        <w:right w:val="single" w:sz="4" w:space="0" w:color="auto"/>
-        <w:insideH w:val="single" w:sz="4" w:space="0" w:color="auto"/>
-        <w:insideV w:val="single" w:sz="4" w:space="0" w:color="auto"/>
+        <w:top w:val="single" w:color="auto" w:sz="4" w:space="0"/>
+        <w:left w:val="single" w:color="auto" w:sz="4" w:space="0"/>
+        <w:bottom w:val="single" w:color="auto" w:sz="4" w:space="0"/>
+        <w:right w:val="single" w:color="auto" w:sz="4" w:space="0"/>
+        <w:insideH w:val="single" w:color="auto" w:sz="4" w:space="0"/>
+        <w:insideV w:val="single" w:color="auto" w:sz="4" w:space="0"/>
       </w:tblBorders>
     </w:tblPr>
-  </w:style>
-  <w:style w:type="paragraph" w:styleId="TOC2">
-    <w:name w:val="toc 2"/>
-    <w:basedOn w:val="Normal"/>
-    <w:next w:val="Normal"/>
-    <w:autoRedefine/>
-    <w:uiPriority w:val="39"/>
-    <w:unhideWhenUsed/>
-    <w:rsid w:val="005B7824"/>
-    <w:pPr>
-      <w:spacing w:after="100"/>
-      <w:ind w:left="220"/>
-    </w:pPr>
   </w:style>
 </w:styles>
 </file>
 
 <file path=word/theme/theme1.xml><?xml version="1.0" encoding="utf-8"?>
-<a:theme xmlns:a="http://schemas.openxmlformats.org/drawingml/2006/main" name="Office Theme">
+<a:theme xmlns:a="http://schemas.openxmlformats.org/drawingml/2006/main" xmlns:r="http://schemas.openxmlformats.org/officeDocument/2006/relationships" name="Office Theme">
   <a:themeElements>
     <a:clrScheme name="Custom 3">
       <a:dk1>
-        <a:sysClr val="windowText" lastClr="000000"/>
+        <a:srgbClr val="000000"/>
       </a:dk1>
       <a:lt1>
-        <a:sysClr val="window" lastClr="FFFFFF"/>
+        <a:srgbClr val="ffffff"/>
       </a:lt1>
       <a:dk2>
-        <a:srgbClr val="0E2841"/>
+        <a:srgbClr val="0e2841"/>
       </a:dk2>
       <a:lt2>
-        <a:srgbClr val="E8E8E8"/>
+        <a:srgbClr val="e8e8e8"/>
       </a:lt2>
       <a:accent1>
-        <a:srgbClr val="028DDE"/>
+        <a:srgbClr val="028dde"/>
       </a:accent1>
       <a:accent2>
-        <a:srgbClr val="0070C0"/>
+        <a:srgbClr val="0070c0"/>
       </a:accent2>
       <a:accent3>
-        <a:srgbClr val="196B24"/>
+        <a:srgbClr val="196b24"/>
       </a:accent3>
       <a:accent4>
-        <a:srgbClr val="0F9ED5"/>
+        <a:srgbClr val="0f9ed5"/>
       </a:accent4>
       <a:accent5>
-        <a:srgbClr val="A02B93"/>
+        <a:srgbClr val="a02b93"/>
       </a:accent5>
       <a:accent6>
-        <a:srgbClr val="4EA72E"/>
+        <a:srgbClr val="4ea72e"/>
       </a:accent6>
       <a:hlink>
         <a:srgbClr val="467886"/>
       </a:hlink>
       <a:folHlink>
-        <a:srgbClr val="96607D"/>
+        <a:srgbClr val="96607d"/>
       </a:folHlink>
     </a:clrScheme>
     <a:fontScheme name="Custom 1">
       <a:majorFont>
-        <a:latin typeface="Times New Roman"/>
+        <a:latin typeface="Times New Roman" pitchFamily="0" charset="1"/>
         <a:ea typeface=""/>
         <a:cs typeface=""/>
       </a:majorFont>
       <a:minorFont>
-        <a:latin typeface="Times New Roman"/>
+        <a:latin typeface="Times New Roman" pitchFamily="0" charset="1"/>
         <a:ea typeface=""/>
         <a:cs typeface=""/>
       </a:minorFont>
     </a:fontScheme>
-    <a:fmtScheme name="Office">
+    <a:fmtScheme>
       <a:fillStyleLst>
         <a:solidFill>
           <a:schemeClr val="phClr"/>
         </a:solidFill>
-        <a:gradFill rotWithShape="1">
+        <a:gradFill>
           <a:gsLst>
             <a:gs pos="0">
               <a:schemeClr val="phClr">
                 <a:lumMod val="110000"/>
-                <a:satMod val="105000"/>
                 <a:tint val="67000"/>
               </a:schemeClr>
             </a:gs>
             <a:gs pos="50000">
               <a:schemeClr val="phClr">
                 <a:lumMod val="105000"/>
-                <a:satMod val="103000"/>
                 <a:tint val="73000"/>
               </a:schemeClr>
             </a:gs>
             <a:gs pos="100000">
               <a:schemeClr val="phClr">
                 <a:lumMod val="105000"/>
-                <a:satMod val="109000"/>
                 <a:tint val="81000"/>
               </a:schemeClr>
             </a:gs>
           </a:gsLst>
           <a:lin ang="5400000" scaled="0"/>
+          <a:tileRect l="0" t="0" r="0" b="0"/>
         </a:gradFill>
-        <a:gradFill rotWithShape="1">
+        <a:gradFill>
           <a:gsLst>
             <a:gs pos="0">
               <a:schemeClr val="phClr">
-                <a:satMod val="103000"/>
                 <a:lumMod val="102000"/>
                 <a:tint val="94000"/>
               </a:schemeClr>
             </a:gs>
             <a:gs pos="50000">
               <a:schemeClr val="phClr">
-                <a:satMod val="110000"/>
                 <a:lumMod val="100000"/>
                 <a:shade val="100000"/>
               </a:schemeClr>
@@ -4464,33 +4982,24 @@
             <a:gs pos="100000">
               <a:schemeClr val="phClr">
                 <a:lumMod val="99000"/>
-                <a:satMod val="120000"/>
                 <a:shade val="78000"/>
               </a:schemeClr>
             </a:gs>
           </a:gsLst>
           <a:lin ang="5400000" scaled="0"/>
+          <a:tileRect l="0" t="0" r="0" b="0"/>
         </a:gradFill>
       </a:fillStyleLst>
       <a:lnStyleLst>
         <a:ln w="6350" cap="flat" cmpd="sng" algn="ctr">
-          <a:solidFill>
-            <a:schemeClr val="phClr"/>
-          </a:solidFill>
           <a:prstDash val="solid"/>
           <a:miter lim="800000"/>
         </a:ln>
         <a:ln w="12700" cap="flat" cmpd="sng" algn="ctr">
-          <a:solidFill>
-            <a:schemeClr val="phClr"/>
-          </a:solidFill>
           <a:prstDash val="solid"/>
           <a:miter lim="800000"/>
         </a:ln>
         <a:ln w="19050" cap="flat" cmpd="sng" algn="ctr">
-          <a:solidFill>
-            <a:schemeClr val="phClr"/>
-          </a:solidFill>
           <a:prstDash val="solid"/>
           <a:miter lim="800000"/>
         </a:ln>
@@ -4503,13 +5012,7 @@
           <a:effectLst/>
         </a:effectStyle>
         <a:effectStyle>
-          <a:effectLst>
-            <a:outerShdw blurRad="57150" dist="19050" dir="5400000" algn="ctr" rotWithShape="0">
-              <a:srgbClr val="000000">
-                <a:alpha val="63000"/>
-              </a:srgbClr>
-            </a:outerShdw>
-          </a:effectLst>
+          <a:effectLst/>
         </a:effectStyle>
       </a:effectStyleLst>
       <a:bgFillStyleLst>
@@ -4519,15 +5022,13 @@
         <a:solidFill>
           <a:schemeClr val="phClr">
             <a:tint val="95000"/>
-            <a:satMod val="170000"/>
           </a:schemeClr>
         </a:solidFill>
-        <a:gradFill rotWithShape="1">
+        <a:gradFill>
           <a:gsLst>
             <a:gs pos="0">
               <a:schemeClr val="phClr">
                 <a:tint val="93000"/>
-                <a:satMod val="150000"/>
                 <a:shade val="98000"/>
                 <a:lumMod val="102000"/>
               </a:schemeClr>
@@ -4535,7 +5036,6 @@
             <a:gs pos="50000">
               <a:schemeClr val="phClr">
                 <a:tint val="98000"/>
-                <a:satMod val="130000"/>
                 <a:shade val="90000"/>
                 <a:lumMod val="103000"/>
               </a:schemeClr>
@@ -4543,22 +5043,15 @@
             <a:gs pos="100000">
               <a:schemeClr val="phClr">
                 <a:shade val="63000"/>
-                <a:satMod val="120000"/>
               </a:schemeClr>
             </a:gs>
           </a:gsLst>
           <a:lin ang="5400000" scaled="0"/>
+          <a:tileRect l="0" t="0" r="0" b="0"/>
         </a:gradFill>
       </a:bgFillStyleLst>
     </a:fmtScheme>
   </a:themeElements>
-  <a:objectDefaults/>
-  <a:extraClrSchemeLst/>
-  <a:extLst>
-    <a:ext uri="{05A4C25C-085E-4340-85A3-A5531E510DB2}">
-      <thm15:themeFamily xmlns:thm15="http://schemas.microsoft.com/office/thememl/2012/main" name="Office Theme" id="{62F939B6-93AF-4DB8-9C6B-D6C7DFDC589F}" vid="{4A3C46E8-61CC-4603-A589-7422A47A8E4A}"/>
-    </a:ext>
-  </a:extLst>
 </a:theme>
 </file>
 
